--- a/Лабораторная_работа_3.docx
+++ b/Лабораторная_работа_3.docx
@@ -517,9 +517,41 @@
     <w:p>
       <w:pPr>
         <w:pStyle w:val="a8"/>
-      </w:pPr>
-      <w:r>
-        <w:t>[Вставьте скриншот окна CLI Router1/Router2: схема из двух маршрутизаторов, соединённых по FastEthernet0/0]</w:t>
+        <w:jc w:val="center"/>
+      </w:pPr>
+      <w:r>
+        <w:drawing>
+          <wp:inline xmlns:a="http://schemas.openxmlformats.org/drawingml/2006/main" xmlns:pic="http://schemas.openxmlformats.org/drawingml/2006/picture">
+            <wp:extent cx="5580000" cy="1364000"/>
+            <wp:docPr id="1" name="Picture 1"/>
+            <wp:cNvGraphicFramePr>
+              <a:graphicFrameLocks noChangeAspect="1"/>
+            </wp:cNvGraphicFramePr>
+            <a:graphic>
+              <a:graphicData uri="http://schemas.openxmlformats.org/drawingml/2006/picture">
+                <pic:pic>
+                  <pic:nvPicPr>
+                    <pic:cNvPr id="0" name="fig1.png"/>
+                    <pic:cNvPicPr/>
+                  </pic:nvPicPr>
+                  <pic:blipFill>
+                    <a:blip r:embed="rId4"/>
+                    <a:stretch>
+                      <a:fillRect/>
+                    </a:stretch>
+                  </pic:blipFill>
+                  <pic:spPr>
+                    <a:xfrm>
+                      <a:off x="0" y="0"/>
+                      <a:ext cx="5580000" cy="1364000"/>
+                    </a:xfrm>
+                    <a:prstGeom prst="rect"/>
+                  </pic:spPr>
+                </pic:pic>
+              </a:graphicData>
+            </a:graphic>
+          </wp:inline>
+        </w:drawing>
       </w:r>
     </w:p>
     <w:p>
@@ -786,17 +818,49 @@
     <w:p>
       <w:pPr>
         <w:pStyle w:val="a8"/>
-      </w:pPr>
-      <w:r>
-        <w:t>[Вставьте скриншот окна CLI Router1/Router2: команды ? , enable, config terminal, hostname Router1, enable password parol]</w:t>
-      </w:r>
-    </w:p>
-    <w:p>
-      <w:pPr>
-        <w:pStyle w:val="a8"/>
-      </w:pPr>
-      <w:r>
-        <w:t>Рисунок 2. Вход в режимы и настройка имени хоста и пароля на Router1</w:t>
+        <w:jc w:val="center"/>
+      </w:pPr>
+      <w:r>
+        <w:drawing>
+          <wp:inline xmlns:a="http://schemas.openxmlformats.org/drawingml/2006/main" xmlns:pic="http://schemas.openxmlformats.org/drawingml/2006/picture">
+            <wp:extent cx="5580000" cy="2690800"/>
+            <wp:docPr id="2" name="Picture 2"/>
+            <wp:cNvGraphicFramePr>
+              <a:graphicFrameLocks noChangeAspect="1"/>
+            </wp:cNvGraphicFramePr>
+            <a:graphic>
+              <a:graphicData uri="http://schemas.openxmlformats.org/drawingml/2006/picture">
+                <pic:pic>
+                  <pic:nvPicPr>
+                    <pic:cNvPr id="0" name="fig2.png"/>
+                    <pic:cNvPicPr/>
+                  </pic:nvPicPr>
+                  <pic:blipFill>
+                    <a:blip r:embed="rId5"/>
+                    <a:stretch>
+                      <a:fillRect/>
+                    </a:stretch>
+                  </pic:blipFill>
+                  <pic:spPr>
+                    <a:xfrm>
+                      <a:off x="0" y="0"/>
+                      <a:ext cx="5580000" cy="2690800"/>
+                    </a:xfrm>
+                    <a:prstGeom prst="rect"/>
+                  </pic:spPr>
+                </pic:pic>
+              </a:graphicData>
+            </a:graphic>
+          </wp:inline>
+        </w:drawing>
+      </w:r>
+    </w:p>
+    <w:p>
+      <w:pPr>
+        <w:pStyle w:val="a8"/>
+      </w:pPr>
+      <w:r>
+        <w:t>Рисунок 2. Вход в режимы и настройка имени хоста и пароля на Router1 (вывод смоделирован эмулятором CLI Cisco IOS, не Cisco Packet Tracer)</w:t>
       </w:r>
     </w:p>
     <w:p>
@@ -885,17 +949,49 @@
     <w:p>
       <w:pPr>
         <w:pStyle w:val="a8"/>
-      </w:pPr>
-      <w:r>
-        <w:t>[Вставьте скриншот окна CLI Router1/Router2: запрос Password: при входе командой en и переход в Router1#]</w:t>
-      </w:r>
-    </w:p>
-    <w:p>
-      <w:pPr>
-        <w:pStyle w:val="a8"/>
-      </w:pPr>
-      <w:r>
-        <w:t>Рисунок 3. Проверка пароля привилегированного режима</w:t>
+        <w:jc w:val="center"/>
+      </w:pPr>
+      <w:r>
+        <w:drawing>
+          <wp:inline xmlns:a="http://schemas.openxmlformats.org/drawingml/2006/main" xmlns:pic="http://schemas.openxmlformats.org/drawingml/2006/picture">
+            <wp:extent cx="5580000" cy="923800"/>
+            <wp:docPr id="3" name="Picture 3"/>
+            <wp:cNvGraphicFramePr>
+              <a:graphicFrameLocks noChangeAspect="1"/>
+            </wp:cNvGraphicFramePr>
+            <a:graphic>
+              <a:graphicData uri="http://schemas.openxmlformats.org/drawingml/2006/picture">
+                <pic:pic>
+                  <pic:nvPicPr>
+                    <pic:cNvPr id="0" name="fig3.png"/>
+                    <pic:cNvPicPr/>
+                  </pic:nvPicPr>
+                  <pic:blipFill>
+                    <a:blip r:embed="rId6"/>
+                    <a:stretch>
+                      <a:fillRect/>
+                    </a:stretch>
+                  </pic:blipFill>
+                  <pic:spPr>
+                    <a:xfrm>
+                      <a:off x="0" y="0"/>
+                      <a:ext cx="5580000" cy="923800"/>
+                    </a:xfrm>
+                    <a:prstGeom prst="rect"/>
+                  </pic:spPr>
+                </pic:pic>
+              </a:graphicData>
+            </a:graphic>
+          </wp:inline>
+        </w:drawing>
+      </w:r>
+    </w:p>
+    <w:p>
+      <w:pPr>
+        <w:pStyle w:val="a8"/>
+      </w:pPr>
+      <w:r>
+        <w:t>Рисунок 3. Проверка пароля привилегированного режима (вывод смоделирован эмулятором CLI Cisco IOS, не Cisco Packet Tracer)</w:t>
       </w:r>
     </w:p>
     <w:p>
@@ -1077,17 +1173,49 @@
     <w:p>
       <w:pPr>
         <w:pStyle w:val="a8"/>
-      </w:pPr>
-      <w:r>
-        <w:t>[Вставьте скриншот окна CLI Router1/Router2: результаты show version, show clock, show flash, show history]</w:t>
-      </w:r>
-    </w:p>
-    <w:p>
-      <w:pPr>
-        <w:pStyle w:val="a8"/>
-      </w:pPr>
-      <w:r>
-        <w:t>Рисунок 4. Результаты команд show version, clock, flash, history</w:t>
+        <w:jc w:val="center"/>
+      </w:pPr>
+      <w:r>
+        <w:drawing>
+          <wp:inline xmlns:a="http://schemas.openxmlformats.org/drawingml/2006/main" xmlns:pic="http://schemas.openxmlformats.org/drawingml/2006/picture">
+            <wp:extent cx="5580000" cy="5518000"/>
+            <wp:docPr id="4" name="Picture 4"/>
+            <wp:cNvGraphicFramePr>
+              <a:graphicFrameLocks noChangeAspect="1"/>
+            </wp:cNvGraphicFramePr>
+            <a:graphic>
+              <a:graphicData uri="http://schemas.openxmlformats.org/drawingml/2006/picture">
+                <pic:pic>
+                  <pic:nvPicPr>
+                    <pic:cNvPr id="0" name="fig4.png"/>
+                    <pic:cNvPicPr/>
+                  </pic:nvPicPr>
+                  <pic:blipFill>
+                    <a:blip r:embed="rId9"/>
+                    <a:stretch>
+                      <a:fillRect/>
+                    </a:stretch>
+                  </pic:blipFill>
+                  <pic:spPr>
+                    <a:xfrm>
+                      <a:off x="0" y="0"/>
+                      <a:ext cx="5580000" cy="5518000"/>
+                    </a:xfrm>
+                    <a:prstGeom prst="rect"/>
+                  </pic:spPr>
+                </pic:pic>
+              </a:graphicData>
+            </a:graphic>
+          </wp:inline>
+        </w:drawing>
+      </w:r>
+    </w:p>
+    <w:p>
+      <w:pPr>
+        <w:pStyle w:val="a8"/>
+      </w:pPr>
+      <w:r>
+        <w:t>Рисунок 4. Результаты команд show version, clock, flash, history (вывод смоделирован эмулятором CLI Cisco IOS, не Cisco Packet Tracer)</w:t>
       </w:r>
     </w:p>
     <w:p>
@@ -1255,17 +1383,89 @@
     <w:p>
       <w:pPr>
         <w:pStyle w:val="a8"/>
-      </w:pPr>
-      <w:r>
-        <w:t>[Вставьте скриншот окна CLI Router1/Router2: результаты show hosts, show interfaces, show sessions, show terminal, show users, show controllers]</w:t>
-      </w:r>
-    </w:p>
-    <w:p>
-      <w:pPr>
-        <w:pStyle w:val="a8"/>
-      </w:pPr>
-      <w:r>
-        <w:t>Рисунок 5. Результаты команд show hosts, interfaces, sessions, terminal, users, controllers</w:t>
+        <w:jc w:val="center"/>
+      </w:pPr>
+      <w:r>
+        <w:drawing>
+          <wp:inline xmlns:a="http://schemas.openxmlformats.org/drawingml/2006/main" xmlns:pic="http://schemas.openxmlformats.org/drawingml/2006/picture">
+            <wp:extent cx="5580000" cy="3044200"/>
+            <wp:docPr id="5" name="Picture 5"/>
+            <wp:cNvGraphicFramePr>
+              <a:graphicFrameLocks noChangeAspect="1"/>
+            </wp:cNvGraphicFramePr>
+            <a:graphic>
+              <a:graphicData uri="http://schemas.openxmlformats.org/drawingml/2006/picture">
+                <pic:pic>
+                  <pic:nvPicPr>
+                    <pic:cNvPr id="0" name="fig5.png"/>
+                    <pic:cNvPicPr/>
+                  </pic:nvPicPr>
+                  <pic:blipFill>
+                    <a:blip r:embed="rId10"/>
+                    <a:stretch>
+                      <a:fillRect/>
+                    </a:stretch>
+                  </pic:blipFill>
+                  <pic:spPr>
+                    <a:xfrm>
+                      <a:off x="0" y="0"/>
+                      <a:ext cx="5580000" cy="3044200"/>
+                    </a:xfrm>
+                    <a:prstGeom prst="rect"/>
+                  </pic:spPr>
+                </pic:pic>
+              </a:graphicData>
+            </a:graphic>
+          </wp:inline>
+        </w:drawing>
+      </w:r>
+    </w:p>
+    <w:p>
+      <w:pPr>
+        <w:pStyle w:val="a8"/>
+        <w:jc w:val="center"/>
+      </w:pPr>
+      <w:r>
+        <w:drawing>
+          <wp:inline xmlns:a="http://schemas.openxmlformats.org/drawingml/2006/main" xmlns:pic="http://schemas.openxmlformats.org/drawingml/2006/picture">
+            <wp:extent cx="5580000" cy="3044200"/>
+            <wp:docPr id="6" name="Picture 6"/>
+            <wp:cNvGraphicFramePr>
+              <a:graphicFrameLocks noChangeAspect="1"/>
+            </wp:cNvGraphicFramePr>
+            <a:graphic>
+              <a:graphicData uri="http://schemas.openxmlformats.org/drawingml/2006/picture">
+                <pic:pic>
+                  <pic:nvPicPr>
+                    <pic:cNvPr id="0" name="fig55.png"/>
+                    <pic:cNvPicPr/>
+                  </pic:nvPicPr>
+                  <pic:blipFill>
+                    <a:blip r:embed="rId11"/>
+                    <a:stretch>
+                      <a:fillRect/>
+                    </a:stretch>
+                  </pic:blipFill>
+                  <pic:spPr>
+                    <a:xfrm>
+                      <a:off x="0" y="0"/>
+                      <a:ext cx="5580000" cy="3044200"/>
+                    </a:xfrm>
+                    <a:prstGeom prst="rect"/>
+                  </pic:spPr>
+                </pic:pic>
+              </a:graphicData>
+            </a:graphic>
+          </wp:inline>
+        </w:drawing>
+      </w:r>
+    </w:p>
+    <w:p>
+      <w:pPr>
+        <w:pStyle w:val="a8"/>
+      </w:pPr>
+      <w:r>
+        <w:t>Рисунок 5. Результаты команд show hosts, interfaces, sessions, terminal, users, controllers (вывод смоделирован эмулятором CLI Cisco IOS, не Cisco Packet Tracer)</w:t>
       </w:r>
     </w:p>
     <w:p>
@@ -1498,17 +1698,89 @@
     <w:p>
       <w:pPr>
         <w:pStyle w:val="a8"/>
-      </w:pPr>
-      <w:r>
-        <w:t>[Вставьте скриншот окна CLI Router1/Router2: write memory / copy run start, show running-config, show protocols]</w:t>
-      </w:r>
-    </w:p>
-    <w:p>
-      <w:pPr>
-        <w:pStyle w:val="a8"/>
-      </w:pPr>
-      <w:r>
-        <w:t>Рисунок 6. Сохранение и просмотр конфигурации, show protocols</w:t>
+        <w:jc w:val="center"/>
+      </w:pPr>
+      <w:r>
+        <w:drawing>
+          <wp:inline xmlns:a="http://schemas.openxmlformats.org/drawingml/2006/main" xmlns:pic="http://schemas.openxmlformats.org/drawingml/2006/picture">
+            <wp:extent cx="5580000" cy="5518000"/>
+            <wp:docPr id="7" name="Picture 7"/>
+            <wp:cNvGraphicFramePr>
+              <a:graphicFrameLocks noChangeAspect="1"/>
+            </wp:cNvGraphicFramePr>
+            <a:graphic>
+              <a:graphicData uri="http://schemas.openxmlformats.org/drawingml/2006/picture">
+                <pic:pic>
+                  <pic:nvPicPr>
+                    <pic:cNvPr id="0" name="fig6.png"/>
+                    <pic:cNvPicPr/>
+                  </pic:nvPicPr>
+                  <pic:blipFill>
+                    <a:blip r:embed="rId12"/>
+                    <a:stretch>
+                      <a:fillRect/>
+                    </a:stretch>
+                  </pic:blipFill>
+                  <pic:spPr>
+                    <a:xfrm>
+                      <a:off x="0" y="0"/>
+                      <a:ext cx="5580000" cy="5518000"/>
+                    </a:xfrm>
+                    <a:prstGeom prst="rect"/>
+                  </pic:spPr>
+                </pic:pic>
+              </a:graphicData>
+            </a:graphic>
+          </wp:inline>
+        </w:drawing>
+      </w:r>
+    </w:p>
+    <w:p>
+      <w:pPr>
+        <w:pStyle w:val="a8"/>
+        <w:jc w:val="center"/>
+      </w:pPr>
+      <w:r>
+        <w:drawing>
+          <wp:inline xmlns:a="http://schemas.openxmlformats.org/drawingml/2006/main" xmlns:pic="http://schemas.openxmlformats.org/drawingml/2006/picture">
+            <wp:extent cx="5580000" cy="1041600"/>
+            <wp:docPr id="8" name="Picture 8"/>
+            <wp:cNvGraphicFramePr>
+              <a:graphicFrameLocks noChangeAspect="1"/>
+            </wp:cNvGraphicFramePr>
+            <a:graphic>
+              <a:graphicData uri="http://schemas.openxmlformats.org/drawingml/2006/picture">
+                <pic:pic>
+                  <pic:nvPicPr>
+                    <pic:cNvPr id="0" name="fig66.png"/>
+                    <pic:cNvPicPr/>
+                  </pic:nvPicPr>
+                  <pic:blipFill>
+                    <a:blip r:embed="rId13"/>
+                    <a:stretch>
+                      <a:fillRect/>
+                    </a:stretch>
+                  </pic:blipFill>
+                  <pic:spPr>
+                    <a:xfrm>
+                      <a:off x="0" y="0"/>
+                      <a:ext cx="5580000" cy="1041600"/>
+                    </a:xfrm>
+                    <a:prstGeom prst="rect"/>
+                  </pic:spPr>
+                </pic:pic>
+              </a:graphicData>
+            </a:graphic>
+          </wp:inline>
+        </w:drawing>
+      </w:r>
+    </w:p>
+    <w:p>
+      <w:pPr>
+        <w:pStyle w:val="a8"/>
+      </w:pPr>
+      <w:r>
+        <w:t>Рисунок 6. Сохранение и просмотр конфигурации, show protocols (вывод смоделирован эмулятором CLI Cisco IOS, не Cisco Packet Tracer)</w:t>
       </w:r>
     </w:p>
     <w:p>
@@ -1770,17 +2042,49 @@
     <w:p>
       <w:pPr>
         <w:pStyle w:val="a8"/>
-      </w:pPr>
-      <w:r>
-        <w:t>[Вставьте скриншот окна CLI Router1/Router2: interface FastEthernet0/0, no shutdown, description, вывод show interface с Description]</w:t>
-      </w:r>
-    </w:p>
-    <w:p>
-      <w:pPr>
-        <w:pStyle w:val="a8"/>
-      </w:pPr>
-      <w:r>
-        <w:t>Рисунок 7. Настройка интерфейса FastEthernet0/0 на Router1</w:t>
+        <w:jc w:val="center"/>
+      </w:pPr>
+      <w:r>
+        <w:drawing>
+          <wp:inline xmlns:a="http://schemas.openxmlformats.org/drawingml/2006/main" xmlns:pic="http://schemas.openxmlformats.org/drawingml/2006/picture">
+            <wp:extent cx="5580000" cy="3279800"/>
+            <wp:docPr id="9" name="Picture 9"/>
+            <wp:cNvGraphicFramePr>
+              <a:graphicFrameLocks noChangeAspect="1"/>
+            </wp:cNvGraphicFramePr>
+            <a:graphic>
+              <a:graphicData uri="http://schemas.openxmlformats.org/drawingml/2006/picture">
+                <pic:pic>
+                  <pic:nvPicPr>
+                    <pic:cNvPr id="0" name="fig7.png"/>
+                    <pic:cNvPicPr/>
+                  </pic:nvPicPr>
+                  <pic:blipFill>
+                    <a:blip r:embed="rId14"/>
+                    <a:stretch>
+                      <a:fillRect/>
+                    </a:stretch>
+                  </pic:blipFill>
+                  <pic:spPr>
+                    <a:xfrm>
+                      <a:off x="0" y="0"/>
+                      <a:ext cx="5580000" cy="3279800"/>
+                    </a:xfrm>
+                    <a:prstGeom prst="rect"/>
+                  </pic:spPr>
+                </pic:pic>
+              </a:graphicData>
+            </a:graphic>
+          </wp:inline>
+        </w:drawing>
+      </w:r>
+    </w:p>
+    <w:p>
+      <w:pPr>
+        <w:pStyle w:val="a8"/>
+      </w:pPr>
+      <w:r>
+        <w:t>Рисунок 7. Настройка интерфейса FastEthernet0/0 на Router1 (вывод смоделирован эмулятором CLI Cisco IOS, не Cisco Packet Tracer)</w:t>
       </w:r>
     </w:p>
     <w:p>
@@ -1890,17 +2194,49 @@
     <w:p>
       <w:pPr>
         <w:pStyle w:val="a8"/>
-      </w:pPr>
-      <w:r>
-        <w:t>[Вставьте скриншот окна CLI Router1/Router2: настройка Router2 и сообщение %LINK-5-CHANGED / %LINEPROTO-5-UPDOWN: changed state to up]</w:t>
-      </w:r>
-    </w:p>
-    <w:p>
-      <w:pPr>
-        <w:pStyle w:val="a8"/>
-      </w:pPr>
-      <w:r>
-        <w:t>Рисунок 8. Настройка Router2 и активация соединения</w:t>
+        <w:jc w:val="center"/>
+      </w:pPr>
+      <w:r>
+        <w:drawing>
+          <wp:inline xmlns:a="http://schemas.openxmlformats.org/drawingml/2006/main" xmlns:pic="http://schemas.openxmlformats.org/drawingml/2006/picture">
+            <wp:extent cx="5580000" cy="1512800"/>
+            <wp:docPr id="10" name="Picture 10"/>
+            <wp:cNvGraphicFramePr>
+              <a:graphicFrameLocks noChangeAspect="1"/>
+            </wp:cNvGraphicFramePr>
+            <a:graphic>
+              <a:graphicData uri="http://schemas.openxmlformats.org/drawingml/2006/picture">
+                <pic:pic>
+                  <pic:nvPicPr>
+                    <pic:cNvPr id="0" name="fig8.png"/>
+                    <pic:cNvPicPr/>
+                  </pic:nvPicPr>
+                  <pic:blipFill>
+                    <a:blip r:embed="rId15"/>
+                    <a:stretch>
+                      <a:fillRect/>
+                    </a:stretch>
+                  </pic:blipFill>
+                  <pic:spPr>
+                    <a:xfrm>
+                      <a:off x="0" y="0"/>
+                      <a:ext cx="5580000" cy="1512800"/>
+                    </a:xfrm>
+                    <a:prstGeom prst="rect"/>
+                  </pic:spPr>
+                </pic:pic>
+              </a:graphicData>
+            </a:graphic>
+          </wp:inline>
+        </w:drawing>
+      </w:r>
+    </w:p>
+    <w:p>
+      <w:pPr>
+        <w:pStyle w:val="a8"/>
+      </w:pPr>
+      <w:r>
+        <w:t>Рисунок 8. Настройка Router2 и активация соединения (вывод смоделирован эмулятором CLI Cisco IOS, не Cisco Packet Tracer)</w:t>
       </w:r>
     </w:p>
     <w:p>
@@ -2029,17 +2365,49 @@
     <w:p>
       <w:pPr>
         <w:pStyle w:val="a8"/>
-      </w:pPr>
-      <w:r>
-        <w:t>[Вставьте скриншот окна CLI Router1/Router2: show controllers fa0/1, clock rate ?, clock rate 64000, no shut]</w:t>
-      </w:r>
-    </w:p>
-    <w:p>
-      <w:pPr>
-        <w:pStyle w:val="a8"/>
-      </w:pPr>
-      <w:r>
-        <w:t>Рисунок 9. Настройка частоты синхронизации (clock rate)</w:t>
+        <w:jc w:val="center"/>
+      </w:pPr>
+      <w:r>
+        <w:drawing>
+          <wp:inline xmlns:a="http://schemas.openxmlformats.org/drawingml/2006/main" xmlns:pic="http://schemas.openxmlformats.org/drawingml/2006/picture">
+            <wp:extent cx="5580000" cy="2101800"/>
+            <wp:docPr id="11" name="Picture 11"/>
+            <wp:cNvGraphicFramePr>
+              <a:graphicFrameLocks noChangeAspect="1"/>
+            </wp:cNvGraphicFramePr>
+            <a:graphic>
+              <a:graphicData uri="http://schemas.openxmlformats.org/drawingml/2006/picture">
+                <pic:pic>
+                  <pic:nvPicPr>
+                    <pic:cNvPr id="0" name="fig9.png"/>
+                    <pic:cNvPicPr/>
+                  </pic:nvPicPr>
+                  <pic:blipFill>
+                    <a:blip r:embed="rId16"/>
+                    <a:stretch>
+                      <a:fillRect/>
+                    </a:stretch>
+                  </pic:blipFill>
+                  <pic:spPr>
+                    <a:xfrm>
+                      <a:off x="0" y="0"/>
+                      <a:ext cx="5580000" cy="2101800"/>
+                    </a:xfrm>
+                    <a:prstGeom prst="rect"/>
+                  </pic:spPr>
+                </pic:pic>
+              </a:graphicData>
+            </a:graphic>
+          </wp:inline>
+        </w:drawing>
+      </w:r>
+    </w:p>
+    <w:p>
+      <w:pPr>
+        <w:pStyle w:val="a8"/>
+      </w:pPr>
+      <w:r>
+        <w:t>Рисунок 9. Настройка частоты синхронизации (clock rate) (вывод смоделирован эмулятором CLI Cisco IOS, не Cisco Packet Tracer)</w:t>
       </w:r>
     </w:p>
     <w:p>

--- a/Лабораторная_работа_3.docx
+++ b/Лабораторная_работа_3.docx
@@ -413,7 +413,7 @@
         <w:rPr>
           <w:lang w:val="ru-RU"/>
         </w:rPr>
-        <w:t xml:space="preserve">Анализ кода выявил следующие ветви: проверка каждой из пяти зависимостей на null в конструкторе; заказ не найден; заказ уже обработан; нехватка товаров на складе; сбой платежа; успешное завершение. Всего ReportGenerator насчитал 18 ветвей. На основе ветвей и взаимодействий с зависимостями составлена матрица из 24 тестовых сценариев (таблица 1), для каждого указаны настраиваемые mock-объекты и верифицируемые вызовы; соответствие сценариев тестовым методам приведено в таблице 2.</w:t>
+        <w:t xml:space="preserve">Анализ кода выявил следующие ветви: проверка каждой из пяти зависимостей на null в конструкторе; заказ не найден; заказ уже обработан; нехватка товаров на складе; сбой платежа; успешное завершение. Всего ReportGenerator насчитал 18 ветвей. На основе ветвей и взаимодействий с зависимостями составлена матрица из 20 тестовых сценариев (таблица 1), для каждого указаны настраиваемые mock-объекты и верифицируемые вызовы; соответствие сценариев тестовым методам приведено в таблице 2.</w:t>
       </w:r>
     </w:p>
     <w:p>
@@ -1143,7 +1143,7 @@
                 <w:szCs w:val="24"/>
                 <w:lang w:val="ru-RU"/>
               </w:rPr>
-              <w:t xml:space="preserve">UtcNow → фиксированная дата</w:t>
+              <w:t xml:space="preserve">Как в TC-01; UtcNow → фиксированная дата</w:t>
             </w:r>
           </w:p>
         </w:tc>
@@ -2800,156 +2800,6 @@
                 <w:szCs w:val="24"/>
                 <w:lang w:val="ru-RU"/>
               </w:rPr>
-              <w:t xml:space="preserve">Happy path со строгими mock-объектами</w:t>
-            </w:r>
-          </w:p>
-        </w:tc>
-        <w:tc>
-          <w:tcPr>
-            <w:tcW w:w="1800" w:type="dxa"/>
-          </w:tcPr>
-          <w:p>
-            <w:pPr>
-              <w:spacing w:line="240" w:lineRule="auto"/>
-              <w:ind w:firstLine="0"/>
-              <w:jc w:val="left"/>
-              <w:rPr>
-                <w:sz w:val="24"/>
-                <w:szCs w:val="24"/>
-              </w:rPr>
-            </w:pPr>
-            <w:r>
-              <w:rPr>
-                <w:sz w:val="24"/>
-                <w:szCs w:val="24"/>
-                <w:lang w:val="ru-RU"/>
-              </w:rPr>
-              <w:t xml:space="preserve">Все зависимости Strict, Setup только ожидаемых вызовов</w:t>
-            </w:r>
-          </w:p>
-        </w:tc>
-        <w:tc>
-          <w:tcPr>
-            <w:tcW w:w="1900" w:type="dxa"/>
-          </w:tcPr>
-          <w:p>
-            <w:pPr>
-              <w:spacing w:line="240" w:lineRule="auto"/>
-              <w:ind w:firstLine="0"/>
-              <w:jc w:val="left"/>
-              <w:rPr>
-                <w:sz w:val="24"/>
-                <w:szCs w:val="24"/>
-              </w:rPr>
-            </w:pPr>
-            <w:r>
-              <w:rPr>
-                <w:sz w:val="24"/>
-                <w:szCs w:val="24"/>
-                <w:lang w:val="ru-RU"/>
-              </w:rPr>
-              <w:t xml:space="preserve">VerifyAll; ReleaseItems – 0 раз</w:t>
-            </w:r>
-          </w:p>
-        </w:tc>
-        <w:tc>
-          <w:tcPr>
-            <w:tcW w:w="1904" w:type="dxa"/>
-          </w:tcPr>
-          <w:p>
-            <w:pPr>
-              <w:spacing w:line="240" w:lineRule="auto"/>
-              <w:ind w:firstLine="0"/>
-              <w:jc w:val="left"/>
-              <w:rPr>
-                <w:sz w:val="24"/>
-                <w:szCs w:val="24"/>
-              </w:rPr>
-            </w:pPr>
-            <w:r>
-              <w:rPr>
-                <w:sz w:val="24"/>
-                <w:szCs w:val="24"/>
-                <w:lang w:val="ru-RU"/>
-              </w:rPr>
-              <w:t xml:space="preserve">Статус Completed, лишних вызовов нет</w:t>
-            </w:r>
-          </w:p>
-        </w:tc>
-      </w:tr>
-      <w:tr>
-        <w:trPr>
-          <w:cantSplit/>
-          <w:jc w:val="center"/>
-        </w:trPr>
-        <w:tc>
-          <w:tcPr>
-            <w:tcW w:w="900" w:type="dxa"/>
-          </w:tcPr>
-          <w:p>
-            <w:pPr>
-              <w:spacing w:line="240" w:lineRule="auto"/>
-              <w:ind w:firstLine="0"/>
-              <w:jc w:val="left"/>
-              <w:rPr>
-                <w:sz w:val="24"/>
-                <w:szCs w:val="24"/>
-              </w:rPr>
-            </w:pPr>
-            <w:r>
-              <w:rPr>
-                <w:sz w:val="24"/>
-                <w:szCs w:val="24"/>
-                <w:lang w:val="ru-RU"/>
-              </w:rPr>
-              <w:t xml:space="preserve">TC-15</w:t>
-            </w:r>
-          </w:p>
-        </w:tc>
-        <w:tc>
-          <w:tcPr>
-            <w:tcW w:w="1100" w:type="dxa"/>
-          </w:tcPr>
-          <w:p>
-            <w:pPr>
-              <w:spacing w:line="240" w:lineRule="auto"/>
-              <w:ind w:firstLine="0"/>
-              <w:jc w:val="left"/>
-              <w:rPr>
-                <w:sz w:val="24"/>
-                <w:szCs w:val="24"/>
-              </w:rPr>
-            </w:pPr>
-            <w:r>
-              <w:rPr>
-                <w:sz w:val="24"/>
-                <w:szCs w:val="24"/>
-                <w:lang w:val="ru-RU"/>
-              </w:rPr>
-              <w:t xml:space="preserve">Strict Mock</w:t>
-            </w:r>
-          </w:p>
-        </w:tc>
-        <w:tc>
-          <w:tcPr>
-            <w:tcW w:w="1750" w:type="dxa"/>
-          </w:tcPr>
-          <w:p>
-            <w:pPr>
-              <w:spacing w:line="240" w:lineRule="auto"/>
-              <w:ind w:firstLine="0"/>
-              <w:jc w:val="left"/>
-              <w:rPr>
-                <w:sz w:val="24"/>
-                <w:szCs w:val="24"/>
-              </w:rPr>
-            </w:pPr>
-            <w:r>
-              <w:rPr>
-                <w:sz w:val="24"/>
-                <w:szCs w:val="24"/>
-                <w:lang w:val="ru-RU"/>
-              </w:rPr>
               <w:t xml:space="preserve">Сбой платежа со строгими mock-объектами</w:t>
             </w:r>
           </w:p>
@@ -2974,7 +2824,7 @@
                 <w:szCs w:val="24"/>
                 <w:lang w:val="ru-RU"/>
               </w:rPr>
-              <w:t xml:space="preserve">Strict; для уведомлений Setup не задан</w:t>
+              <w:t xml:space="preserve">Все зависимости Strict; для уведомлений Setup не задан</w:t>
             </w:r>
           </w:p>
         </w:tc>
@@ -3052,7 +2902,7 @@
                 <w:szCs w:val="24"/>
                 <w:lang w:val="ru-RU"/>
               </w:rPr>
-              <w:t xml:space="preserve">TC-16</w:t>
+              <w:t xml:space="preserve">TC-15</w:t>
             </w:r>
           </w:p>
         </w:tc>
@@ -3202,7 +3052,7 @@
                 <w:szCs w:val="24"/>
                 <w:lang w:val="ru-RU"/>
               </w:rPr>
-              <w:t xml:space="preserve">TC-17</w:t>
+              <w:t xml:space="preserve">TC-16</w:t>
             </w:r>
           </w:p>
         </w:tc>
@@ -3250,7 +3100,7 @@
                 <w:szCs w:val="24"/>
                 <w:lang w:val="ru-RU"/>
               </w:rPr>
-              <w:t xml:space="preserve">Разные наборы товаров</w:t>
+              <w:t xml:space="preserve">Разное количество и цена товара</w:t>
             </w:r>
           </w:p>
         </w:tc>
@@ -3274,7 +3124,7 @@
                 <w:szCs w:val="24"/>
                 <w:lang w:val="ru-RU"/>
               </w:rPr>
-              <w:t xml:space="preserve">Заказы из MemberData</w:t>
+              <w:t xml:space="preserve">Заказ из одного товара</w:t>
             </w:r>
           </w:p>
         </w:tc>
@@ -3322,7 +3172,7 @@
                 <w:szCs w:val="24"/>
                 <w:lang w:val="ru-RU"/>
               </w:rPr>
-              <w:t xml:space="preserve">Суммы 100; 401; 9,9</w:t>
+              <w:t xml:space="preserve">Суммы 100; 150; 990</w:t>
             </w:r>
           </w:p>
         </w:tc>
@@ -3352,157 +3202,7 @@
                 <w:szCs w:val="24"/>
                 <w:lang w:val="ru-RU"/>
               </w:rPr>
-              <w:t xml:space="preserve">TC-18</w:t>
-            </w:r>
-          </w:p>
-        </w:tc>
-        <w:tc>
-          <w:tcPr>
-            <w:tcW w:w="1100" w:type="dxa"/>
-          </w:tcPr>
-          <w:p>
-            <w:pPr>
-              <w:spacing w:line="240" w:lineRule="auto"/>
-              <w:ind w:firstLine="0"/>
-              <w:jc w:val="left"/>
-              <w:rPr>
-                <w:sz w:val="24"/>
-                <w:szCs w:val="24"/>
-              </w:rPr>
-            </w:pPr>
-            <w:r>
-              <w:rPr>
-                <w:sz w:val="24"/>
-                <w:szCs w:val="24"/>
-                <w:lang w:val="ru-RU"/>
-              </w:rPr>
-              <w:t xml:space="preserve">Matchers</w:t>
-            </w:r>
-          </w:p>
-        </w:tc>
-        <w:tc>
-          <w:tcPr>
-            <w:tcW w:w="1750" w:type="dxa"/>
-          </w:tcPr>
-          <w:p>
-            <w:pPr>
-              <w:spacing w:line="240" w:lineRule="auto"/>
-              <w:ind w:firstLine="0"/>
-              <w:jc w:val="left"/>
-              <w:rPr>
-                <w:sz w:val="24"/>
-                <w:szCs w:val="24"/>
-              </w:rPr>
-            </w:pPr>
-            <w:r>
-              <w:rPr>
-                <w:sz w:val="24"/>
-                <w:szCs w:val="24"/>
-                <w:lang w:val="ru-RU"/>
-              </w:rPr>
-              <w:t xml:space="preserve">Заказ запрашивается по переданному id</w:t>
-            </w:r>
-          </w:p>
-        </w:tc>
-        <w:tc>
-          <w:tcPr>
-            <w:tcW w:w="1800" w:type="dxa"/>
-          </w:tcPr>
-          <w:p>
-            <w:pPr>
-              <w:spacing w:line="240" w:lineRule="auto"/>
-              <w:ind w:firstLine="0"/>
-              <w:jc w:val="left"/>
-              <w:rPr>
-                <w:sz w:val="24"/>
-                <w:szCs w:val="24"/>
-              </w:rPr>
-            </w:pPr>
-            <w:r>
-              <w:rPr>
-                <w:sz w:val="24"/>
-                <w:szCs w:val="24"/>
-                <w:lang w:val="ru-RU"/>
-              </w:rPr>
-              <w:t xml:space="preserve">GetById(42) → заказ</w:t>
-            </w:r>
-          </w:p>
-        </w:tc>
-        <w:tc>
-          <w:tcPr>
-            <w:tcW w:w="1900" w:type="dxa"/>
-          </w:tcPr>
-          <w:p>
-            <w:pPr>
-              <w:spacing w:line="240" w:lineRule="auto"/>
-              <w:ind w:firstLine="0"/>
-              <w:jc w:val="left"/>
-              <w:rPr>
-                <w:sz w:val="24"/>
-                <w:szCs w:val="24"/>
-              </w:rPr>
-            </w:pPr>
-            <w:r>
-              <w:rPr>
-                <w:sz w:val="24"/>
-                <w:szCs w:val="24"/>
-                <w:lang w:val="ru-RU"/>
-              </w:rPr>
-              <w:t xml:space="preserve">GetById(It.Is id = 42); ReserveItems(It.Is Id = 42)</w:t>
-            </w:r>
-          </w:p>
-        </w:tc>
-        <w:tc>
-          <w:tcPr>
-            <w:tcW w:w="1904" w:type="dxa"/>
-          </w:tcPr>
-          <w:p>
-            <w:pPr>
-              <w:spacing w:line="240" w:lineRule="auto"/>
-              <w:ind w:firstLine="0"/>
-              <w:jc w:val="left"/>
-              <w:rPr>
-                <w:sz w:val="24"/>
-                <w:szCs w:val="24"/>
-              </w:rPr>
-            </w:pPr>
-            <w:r>
-              <w:rPr>
-                <w:sz w:val="24"/>
-                <w:szCs w:val="24"/>
-                <w:lang w:val="ru-RU"/>
-              </w:rPr>
-              <w:t xml:space="preserve">Вызовы с корректным id</w:t>
-            </w:r>
-          </w:p>
-        </w:tc>
-      </w:tr>
-      <w:tr>
-        <w:trPr>
-          <w:cantSplit/>
-          <w:jc w:val="center"/>
-        </w:trPr>
-        <w:tc>
-          <w:tcPr>
-            <w:tcW w:w="900" w:type="dxa"/>
-          </w:tcPr>
-          <w:p>
-            <w:pPr>
-              <w:spacing w:line="240" w:lineRule="auto"/>
-              <w:ind w:firstLine="0"/>
-              <w:jc w:val="left"/>
-              <w:rPr>
-                <w:sz w:val="24"/>
-                <w:szCs w:val="24"/>
-              </w:rPr>
-            </w:pPr>
-            <w:r>
-              <w:rPr>
-                <w:sz w:val="24"/>
-                <w:szCs w:val="24"/>
-                <w:lang w:val="ru-RU"/>
-              </w:rPr>
-              <w:t xml:space="preserve">TC-19</w:t>
+              <w:t xml:space="preserve">TC-17</w:t>
             </w:r>
           </w:p>
         </w:tc>
@@ -3652,7 +3352,7 @@
                 <w:szCs w:val="24"/>
                 <w:lang w:val="ru-RU"/>
               </w:rPr>
-              <w:t xml:space="preserve">TC-20</w:t>
+              <w:t xml:space="preserve">TC-18</w:t>
             </w:r>
           </w:p>
         </w:tc>
@@ -3802,157 +3502,7 @@
                 <w:szCs w:val="24"/>
                 <w:lang w:val="ru-RU"/>
               </w:rPr>
-              <w:t xml:space="preserve">TC-21</w:t>
-            </w:r>
-          </w:p>
-        </w:tc>
-        <w:tc>
-          <w:tcPr>
-            <w:tcW w:w="1100" w:type="dxa"/>
-          </w:tcPr>
-          <w:p>
-            <w:pPr>
-              <w:spacing w:line="240" w:lineRule="auto"/>
-              <w:ind w:firstLine="0"/>
-              <w:jc w:val="left"/>
-              <w:rPr>
-                <w:sz w:val="24"/>
-                <w:szCs w:val="24"/>
-              </w:rPr>
-            </w:pPr>
-            <w:r>
-              <w:rPr>
-                <w:sz w:val="24"/>
-                <w:szCs w:val="24"/>
-                <w:lang w:val="ru-RU"/>
-              </w:rPr>
-              <w:t xml:space="preserve">Fake</w:t>
-            </w:r>
-          </w:p>
-        </w:tc>
-        <w:tc>
-          <w:tcPr>
-            <w:tcW w:w="1750" w:type="dxa"/>
-          </w:tcPr>
-          <w:p>
-            <w:pPr>
-              <w:spacing w:line="240" w:lineRule="auto"/>
-              <w:ind w:firstLine="0"/>
-              <w:jc w:val="left"/>
-              <w:rPr>
-                <w:sz w:val="24"/>
-                <w:szCs w:val="24"/>
-              </w:rPr>
-            </w:pPr>
-            <w:r>
-              <w:rPr>
-                <w:sz w:val="24"/>
-                <w:szCs w:val="24"/>
-                <w:lang w:val="ru-RU"/>
-              </w:rPr>
-              <w:t xml:space="preserve">Обработка с InMemoryOrderRepository</w:t>
-            </w:r>
-          </w:p>
-        </w:tc>
-        <w:tc>
-          <w:tcPr>
-            <w:tcW w:w="1800" w:type="dxa"/>
-          </w:tcPr>
-          <w:p>
-            <w:pPr>
-              <w:spacing w:line="240" w:lineRule="auto"/>
-              <w:ind w:firstLine="0"/>
-              <w:jc w:val="left"/>
-              <w:rPr>
-                <w:sz w:val="24"/>
-                <w:szCs w:val="24"/>
-              </w:rPr>
-            </w:pPr>
-            <w:r>
-              <w:rPr>
-                <w:sz w:val="24"/>
-                <w:szCs w:val="24"/>
-                <w:lang w:val="ru-RU"/>
-              </w:rPr>
-              <w:t xml:space="preserve">Fake-репозиторий вместо mock</w:t>
-            </w:r>
-          </w:p>
-        </w:tc>
-        <w:tc>
-          <w:tcPr>
-            <w:tcW w:w="1900" w:type="dxa"/>
-          </w:tcPr>
-          <w:p>
-            <w:pPr>
-              <w:spacing w:line="240" w:lineRule="auto"/>
-              <w:ind w:firstLine="0"/>
-              <w:jc w:val="left"/>
-              <w:rPr>
-                <w:sz w:val="24"/>
-                <w:szCs w:val="24"/>
-              </w:rPr>
-            </w:pPr>
-            <w:r>
-              <w:rPr>
-                <w:sz w:val="24"/>
-                <w:szCs w:val="24"/>
-                <w:lang w:val="ru-RU"/>
-              </w:rPr>
-              <w:t xml:space="preserve">–</w:t>
-            </w:r>
-          </w:p>
-        </w:tc>
-        <w:tc>
-          <w:tcPr>
-            <w:tcW w:w="1904" w:type="dxa"/>
-          </w:tcPr>
-          <w:p>
-            <w:pPr>
-              <w:spacing w:line="240" w:lineRule="auto"/>
-              <w:ind w:firstLine="0"/>
-              <w:jc w:val="left"/>
-              <w:rPr>
-                <w:sz w:val="24"/>
-                <w:szCs w:val="24"/>
-              </w:rPr>
-            </w:pPr>
-            <w:r>
-              <w:rPr>
-                <w:sz w:val="24"/>
-                <w:szCs w:val="24"/>
-                <w:lang w:val="ru-RU"/>
-              </w:rPr>
-              <w:t xml:space="preserve">Completed в хранилище, 2 сохранения</w:t>
-            </w:r>
-          </w:p>
-        </w:tc>
-      </w:tr>
-      <w:tr>
-        <w:trPr>
-          <w:cantSplit/>
-          <w:jc w:val="center"/>
-        </w:trPr>
-        <w:tc>
-          <w:tcPr>
-            <w:tcW w:w="900" w:type="dxa"/>
-          </w:tcPr>
-          <w:p>
-            <w:pPr>
-              <w:spacing w:line="240" w:lineRule="auto"/>
-              <w:ind w:firstLine="0"/>
-              <w:jc w:val="left"/>
-              <w:rPr>
-                <w:sz w:val="24"/>
-                <w:szCs w:val="24"/>
-              </w:rPr>
-            </w:pPr>
-            <w:r>
-              <w:rPr>
-                <w:sz w:val="24"/>
-                <w:szCs w:val="24"/>
-                <w:lang w:val="ru-RU"/>
-              </w:rPr>
-              <w:t xml:space="preserve">TC-22</w:t>
+              <w:t xml:space="preserve">TC-19</w:t>
             </w:r>
           </w:p>
         </w:tc>
@@ -4024,7 +3574,7 @@
                 <w:szCs w:val="24"/>
                 <w:lang w:val="ru-RU"/>
               </w:rPr>
-              <w:t xml:space="preserve">GetById → заказ</w:t>
+              <w:t xml:space="preserve">Как в TC-01</w:t>
             </w:r>
           </w:p>
         </w:tc>
@@ -4102,7 +3652,7 @@
                 <w:szCs w:val="24"/>
                 <w:lang w:val="ru-RU"/>
               </w:rPr>
-              <w:t xml:space="preserve">TC-23</w:t>
+              <w:t xml:space="preserve">TC-20</w:t>
             </w:r>
           </w:p>
         </w:tc>
@@ -4126,7 +3676,7 @@
                 <w:szCs w:val="24"/>
                 <w:lang w:val="ru-RU"/>
               </w:rPr>
-              <w:t xml:space="preserve">Конструктор, Theory</w:t>
+              <w:t xml:space="preserve">Конструктор</w:t>
             </w:r>
           </w:p>
         </w:tc>
@@ -4223,156 +3773,6 @@
                 <w:lang w:val="ru-RU"/>
               </w:rPr>
               <w:t xml:space="preserve">ArgumentNullException с именем параметра</w:t>
-            </w:r>
-          </w:p>
-        </w:tc>
-      </w:tr>
-      <w:tr>
-        <w:trPr>
-          <w:cantSplit/>
-          <w:jc w:val="center"/>
-        </w:trPr>
-        <w:tc>
-          <w:tcPr>
-            <w:tcW w:w="900" w:type="dxa"/>
-          </w:tcPr>
-          <w:p>
-            <w:pPr>
-              <w:spacing w:line="240" w:lineRule="auto"/>
-              <w:ind w:firstLine="0"/>
-              <w:jc w:val="left"/>
-              <w:rPr>
-                <w:sz w:val="24"/>
-                <w:szCs w:val="24"/>
-              </w:rPr>
-            </w:pPr>
-            <w:r>
-              <w:rPr>
-                <w:sz w:val="24"/>
-                <w:szCs w:val="24"/>
-                <w:lang w:val="ru-RU"/>
-              </w:rPr>
-              <w:t xml:space="preserve">TC-24</w:t>
-            </w:r>
-          </w:p>
-        </w:tc>
-        <w:tc>
-          <w:tcPr>
-            <w:tcW w:w="1100" w:type="dxa"/>
-          </w:tcPr>
-          <w:p>
-            <w:pPr>
-              <w:spacing w:line="240" w:lineRule="auto"/>
-              <w:ind w:firstLine="0"/>
-              <w:jc w:val="left"/>
-              <w:rPr>
-                <w:sz w:val="24"/>
-                <w:szCs w:val="24"/>
-              </w:rPr>
-            </w:pPr>
-            <w:r>
-              <w:rPr>
-                <w:sz w:val="24"/>
-                <w:szCs w:val="24"/>
-                <w:lang w:val="ru-RU"/>
-              </w:rPr>
-              <w:t xml:space="preserve">Модель</w:t>
-            </w:r>
-          </w:p>
-        </w:tc>
-        <w:tc>
-          <w:tcPr>
-            <w:tcW w:w="1750" w:type="dxa"/>
-          </w:tcPr>
-          <w:p>
-            <w:pPr>
-              <w:spacing w:line="240" w:lineRule="auto"/>
-              <w:ind w:firstLine="0"/>
-              <w:jc w:val="left"/>
-              <w:rPr>
-                <w:sz w:val="24"/>
-                <w:szCs w:val="24"/>
-              </w:rPr>
-            </w:pPr>
-            <w:r>
-              <w:rPr>
-                <w:sz w:val="24"/>
-                <w:szCs w:val="24"/>
-                <w:lang w:val="ru-RU"/>
-              </w:rPr>
-              <w:t xml:space="preserve">TotalAmount и PaymentResult</w:t>
-            </w:r>
-          </w:p>
-        </w:tc>
-        <w:tc>
-          <w:tcPr>
-            <w:tcW w:w="1800" w:type="dxa"/>
-          </w:tcPr>
-          <w:p>
-            <w:pPr>
-              <w:spacing w:line="240" w:lineRule="auto"/>
-              <w:ind w:firstLine="0"/>
-              <w:jc w:val="left"/>
-              <w:rPr>
-                <w:sz w:val="24"/>
-                <w:szCs w:val="24"/>
-              </w:rPr>
-            </w:pPr>
-            <w:r>
-              <w:rPr>
-                <w:sz w:val="24"/>
-                <w:szCs w:val="24"/>
-                <w:lang w:val="ru-RU"/>
-              </w:rPr>
-              <w:t xml:space="preserve">–</w:t>
-            </w:r>
-          </w:p>
-        </w:tc>
-        <w:tc>
-          <w:tcPr>
-            <w:tcW w:w="1900" w:type="dxa"/>
-          </w:tcPr>
-          <w:p>
-            <w:pPr>
-              <w:spacing w:line="240" w:lineRule="auto"/>
-              <w:ind w:firstLine="0"/>
-              <w:jc w:val="left"/>
-              <w:rPr>
-                <w:sz w:val="24"/>
-                <w:szCs w:val="24"/>
-              </w:rPr>
-            </w:pPr>
-            <w:r>
-              <w:rPr>
-                <w:sz w:val="24"/>
-                <w:szCs w:val="24"/>
-                <w:lang w:val="ru-RU"/>
-              </w:rPr>
-              <w:t xml:space="preserve">–</w:t>
-            </w:r>
-          </w:p>
-        </w:tc>
-        <w:tc>
-          <w:tcPr>
-            <w:tcW w:w="1904" w:type="dxa"/>
-          </w:tcPr>
-          <w:p>
-            <w:pPr>
-              <w:spacing w:line="240" w:lineRule="auto"/>
-              <w:ind w:firstLine="0"/>
-              <w:jc w:val="left"/>
-              <w:rPr>
-                <w:sz w:val="24"/>
-                <w:szCs w:val="24"/>
-              </w:rPr>
-            </w:pPr>
-            <w:r>
-              <w:rPr>
-                <w:sz w:val="24"/>
-                <w:szCs w:val="24"/>
-                <w:lang w:val="ru-RU"/>
-              </w:rPr>
-              <w:t xml:space="preserve">Сумма 0 / 1250, равенство записей</w:t>
             </w:r>
           </w:p>
         </w:tc>
@@ -5209,60 +4609,6 @@
                 <w:szCs w:val="24"/>
                 <w:lang w:val="ru-RU"/>
               </w:rPr>
-              <w:t xml:space="preserve">ProcessOrder_HappyPathWithStrictMocks_MakesOnlyExpectedCalls</w:t>
-            </w:r>
-          </w:p>
-        </w:tc>
-      </w:tr>
-      <w:tr>
-        <w:trPr>
-          <w:cantSplit/>
-          <w:jc w:val="center"/>
-        </w:trPr>
-        <w:tc>
-          <w:tcPr>
-            <w:tcW w:w="850" w:type="dxa"/>
-          </w:tcPr>
-          <w:p>
-            <w:pPr>
-              <w:spacing w:line="240" w:lineRule="auto"/>
-              <w:ind w:firstLine="0"/>
-              <w:jc w:val="left"/>
-              <w:rPr>
-                <w:sz w:val="24"/>
-                <w:szCs w:val="24"/>
-              </w:rPr>
-            </w:pPr>
-            <w:r>
-              <w:rPr>
-                <w:sz w:val="24"/>
-                <w:szCs w:val="24"/>
-                <w:lang w:val="ru-RU"/>
-              </w:rPr>
-              <w:t xml:space="preserve">TC-15</w:t>
-            </w:r>
-          </w:p>
-        </w:tc>
-        <w:tc>
-          <w:tcPr>
-            <w:tcW w:w="8504" w:type="dxa"/>
-          </w:tcPr>
-          <w:p>
-            <w:pPr>
-              <w:spacing w:line="240" w:lineRule="auto"/>
-              <w:ind w:firstLine="0"/>
-              <w:jc w:val="left"/>
-              <w:rPr>
-                <w:sz w:val="24"/>
-                <w:szCs w:val="24"/>
-              </w:rPr>
-            </w:pPr>
-            <w:r>
-              <w:rPr>
-                <w:sz w:val="24"/>
-                <w:szCs w:val="24"/>
-                <w:lang w:val="ru-RU"/>
-              </w:rPr>
               <w:t xml:space="preserve">ProcessOrder_PaymentFailureWithStrictMocks_NeverNotifiesCustomer</w:t>
             </w:r>
           </w:p>
@@ -5293,7 +4639,7 @@
                 <w:szCs w:val="24"/>
                 <w:lang w:val="ru-RU"/>
               </w:rPr>
-              <w:t xml:space="preserve">TC-16</w:t>
+              <w:t xml:space="preserve">TC-15</w:t>
             </w:r>
           </w:p>
         </w:tc>
@@ -5347,7 +4693,7 @@
                 <w:szCs w:val="24"/>
                 <w:lang w:val="ru-RU"/>
               </w:rPr>
-              <w:t xml:space="preserve">TC-17</w:t>
+              <w:t xml:space="preserve">TC-16</w:t>
             </w:r>
           </w:p>
         </w:tc>
@@ -5371,7 +4717,7 @@
                 <w:szCs w:val="24"/>
                 <w:lang w:val="ru-RU"/>
               </w:rPr>
-              <w:t xml:space="preserve">ProcessOrder_WithDifferentItemSets_ChargesSumOfPriceTimesQuantity</w:t>
+              <w:t xml:space="preserve">ProcessOrder_WithDifferentQuantities_ChargesPriceTimesQuantity</w:t>
             </w:r>
           </w:p>
         </w:tc>
@@ -5401,61 +4747,7 @@
                 <w:szCs w:val="24"/>
                 <w:lang w:val="ru-RU"/>
               </w:rPr>
-              <w:t xml:space="preserve">TC-18</w:t>
-            </w:r>
-          </w:p>
-        </w:tc>
-        <w:tc>
-          <w:tcPr>
-            <w:tcW w:w="8504" w:type="dxa"/>
-          </w:tcPr>
-          <w:p>
-            <w:pPr>
-              <w:spacing w:line="240" w:lineRule="auto"/>
-              <w:ind w:firstLine="0"/>
-              <w:jc w:val="left"/>
-              <w:rPr>
-                <w:sz w:val="24"/>
-                <w:szCs w:val="24"/>
-              </w:rPr>
-            </w:pPr>
-            <w:r>
-              <w:rPr>
-                <w:sz w:val="24"/>
-                <w:szCs w:val="24"/>
-                <w:lang w:val="ru-RU"/>
-              </w:rPr>
-              <w:t xml:space="preserve">ProcessOrder_Always_RequestsOrderFromRepositoryByGivenId</w:t>
-            </w:r>
-          </w:p>
-        </w:tc>
-      </w:tr>
-      <w:tr>
-        <w:trPr>
-          <w:cantSplit/>
-          <w:jc w:val="center"/>
-        </w:trPr>
-        <w:tc>
-          <w:tcPr>
-            <w:tcW w:w="850" w:type="dxa"/>
-          </w:tcPr>
-          <w:p>
-            <w:pPr>
-              <w:spacing w:line="240" w:lineRule="auto"/>
-              <w:ind w:firstLine="0"/>
-              <w:jc w:val="left"/>
-              <w:rPr>
-                <w:sz w:val="24"/>
-                <w:szCs w:val="24"/>
-              </w:rPr>
-            </w:pPr>
-            <w:r>
-              <w:rPr>
-                <w:sz w:val="24"/>
-                <w:szCs w:val="24"/>
-                <w:lang w:val="ru-RU"/>
-              </w:rPr>
-              <w:t xml:space="preserve">TC-19</w:t>
+              <w:t xml:space="preserve">TC-17</w:t>
             </w:r>
           </w:p>
         </w:tc>
@@ -5509,7 +4801,7 @@
                 <w:szCs w:val="24"/>
                 <w:lang w:val="ru-RU"/>
               </w:rPr>
-              <w:t xml:space="preserve">TC-20</w:t>
+              <w:t xml:space="preserve">TC-18</w:t>
             </w:r>
           </w:p>
         </w:tc>
@@ -5563,61 +4855,7 @@
                 <w:szCs w:val="24"/>
                 <w:lang w:val="ru-RU"/>
               </w:rPr>
-              <w:t xml:space="preserve">TC-21</w:t>
-            </w:r>
-          </w:p>
-        </w:tc>
-        <w:tc>
-          <w:tcPr>
-            <w:tcW w:w="8504" w:type="dxa"/>
-          </w:tcPr>
-          <w:p>
-            <w:pPr>
-              <w:spacing w:line="240" w:lineRule="auto"/>
-              <w:ind w:firstLine="0"/>
-              <w:jc w:val="left"/>
-              <w:rPr>
-                <w:sz w:val="24"/>
-                <w:szCs w:val="24"/>
-              </w:rPr>
-            </w:pPr>
-            <w:r>
-              <w:rPr>
-                <w:sz w:val="24"/>
-                <w:szCs w:val="24"/>
-                <w:lang w:val="ru-RU"/>
-              </w:rPr>
-              <w:t xml:space="preserve">ProcessOrder_WithInMemoryRepository_PersistsFinalStatus</w:t>
-            </w:r>
-          </w:p>
-        </w:tc>
-      </w:tr>
-      <w:tr>
-        <w:trPr>
-          <w:cantSplit/>
-          <w:jc w:val="center"/>
-        </w:trPr>
-        <w:tc>
-          <w:tcPr>
-            <w:tcW w:w="850" w:type="dxa"/>
-          </w:tcPr>
-          <w:p>
-            <w:pPr>
-              <w:spacing w:line="240" w:lineRule="auto"/>
-              <w:ind w:firstLine="0"/>
-              <w:jc w:val="left"/>
-              <w:rPr>
-                <w:sz w:val="24"/>
-                <w:szCs w:val="24"/>
-              </w:rPr>
-            </w:pPr>
-            <w:r>
-              <w:rPr>
-                <w:sz w:val="24"/>
-                <w:szCs w:val="24"/>
-                <w:lang w:val="ru-RU"/>
-              </w:rPr>
-              <w:t xml:space="preserve">TC-22</w:t>
+              <w:t xml:space="preserve">TC-19</w:t>
             </w:r>
           </w:p>
         </w:tc>
@@ -5671,7 +4909,7 @@
                 <w:szCs w:val="24"/>
                 <w:lang w:val="ru-RU"/>
               </w:rPr>
-              <w:t xml:space="preserve">TC-23</w:t>
+              <w:t xml:space="preserve">TC-20</w:t>
             </w:r>
           </w:p>
         </w:tc>
@@ -5700,60 +4938,6 @@
           </w:p>
         </w:tc>
       </w:tr>
-      <w:tr>
-        <w:trPr>
-          <w:cantSplit/>
-          <w:jc w:val="center"/>
-        </w:trPr>
-        <w:tc>
-          <w:tcPr>
-            <w:tcW w:w="850" w:type="dxa"/>
-          </w:tcPr>
-          <w:p>
-            <w:pPr>
-              <w:spacing w:line="240" w:lineRule="auto"/>
-              <w:ind w:firstLine="0"/>
-              <w:jc w:val="left"/>
-              <w:rPr>
-                <w:sz w:val="24"/>
-                <w:szCs w:val="24"/>
-              </w:rPr>
-            </w:pPr>
-            <w:r>
-              <w:rPr>
-                <w:sz w:val="24"/>
-                <w:szCs w:val="24"/>
-                <w:lang w:val="ru-RU"/>
-              </w:rPr>
-              <w:t xml:space="preserve">TC-24</w:t>
-            </w:r>
-          </w:p>
-        </w:tc>
-        <w:tc>
-          <w:tcPr>
-            <w:tcW w:w="8504" w:type="dxa"/>
-          </w:tcPr>
-          <w:p>
-            <w:pPr>
-              <w:spacing w:line="240" w:lineRule="auto"/>
-              <w:ind w:firstLine="0"/>
-              <w:jc w:val="left"/>
-              <w:rPr>
-                <w:sz w:val="24"/>
-                <w:szCs w:val="24"/>
-              </w:rPr>
-            </w:pPr>
-            <w:r>
-              <w:rPr>
-                <w:sz w:val="24"/>
-                <w:szCs w:val="24"/>
-                <w:lang w:val="ru-RU"/>
-              </w:rPr>
-              <w:t xml:space="preserve">Order_TotalAmount_SumsPriceTimesQuantityAndIsZeroWithoutItems</w:t>
-            </w:r>
-          </w:p>
-        </w:tc>
-      </w:tr>
     </w:tbl>
     <w:p>
       <w:pPr>
@@ -5956,7 +5140,7 @@
         <w:rPr>
           <w:lang w:val="ru-RU"/>
         </w:rPr>
-        <w:t xml:space="preserve">Все 24 тестовых метода (33 запуска с учётом параметризованных) написаны по паттерну Arrange-Act-Assert и названы по шаблону MethodName_Condition_ExpectedBehavior. Конструктор тестового класса создаёт mock-объекты и задаёт «заглушечное» поведение по умолчанию (листинг 2): xUnit создаёт новый экземпляр класса для каждого теста, поэтому mock-объекты не разделяются между тестами и изоляция сохраняется. Для создания заказов применён паттерн Object Mother (класс OrderMother), а в одном тесте вместо mock-объекта использована Fake-реализация InMemoryOrderRepository.</w:t>
+        <w:t xml:space="preserve">Все 20 тестовых методов (25 запусков с учётом параметризованных) написаны по паттерну Arrange-Act-Assert и названы по шаблону MethodName_Condition_ExpectedBehavior. Конструктор тестового класса инициализирует mock-объекты и тестируемый сервис (листинг 2): xUnit создаёт новый экземпляр класса для каждого теста, поэтому mock-объекты не разделяются между тестами и изоляция сохраняется. Поведение mock-объектов (Setup) задаётся в секции Arrange каждого теста, причём только для тех вызовов, которые происходят в данном сценарии. Для создания заказов применён паттерн Object Mother (класс OrderMother).</w:t>
       </w:r>
     </w:p>
     <w:p>
@@ -5969,7 +5153,7 @@
         <w:rPr>
           <w:lang w:val="ru-RU"/>
         </w:rPr>
-        <w:t xml:space="preserve">Листинг 2 – Конструктор тестового класса: stub-поведение (Setup + Returns)</w:t>
+        <w:t xml:space="preserve">Листинг 2 – Конструктор тестового класса: mock-объекты и тестируемый сервис</w:t>
       </w:r>
     </w:p>
     <w:p>
@@ -6020,7 +5204,7 @@
           <w:sz w:val="24"/>
           <w:szCs w:val="24"/>
         </w:rPr>
-        <w:t xml:space="preserve">    _inventory.Setup(i =&gt; i.ReserveItems(It.IsAny&lt;Order&gt;())).Returns(true);</w:t>
+        <w:t xml:space="preserve">    _sut = new OrderProcessor(</w:t>
       </w:r>
     </w:p>
     <w:p>
@@ -6037,7 +5221,7 @@
           <w:sz w:val="24"/>
           <w:szCs w:val="24"/>
         </w:rPr>
-        <w:t xml:space="preserve">    _payments.Setup(p =&gt; p.Charge(It.IsAny&lt;int&gt;(), It.IsAny&lt;decimal&gt;())).Returns(new PaymentResult(true));</w:t>
+        <w:t xml:space="preserve">        _repository.Object, _inventory.Object, _payments.Object, _notifications.Object, _clock.Object);</w:t>
       </w:r>
     </w:p>
     <w:p>
@@ -6054,7 +5238,35 @@
           <w:sz w:val="24"/>
           <w:szCs w:val="24"/>
         </w:rPr>
-        <w:t xml:space="preserve">    _clock.Setup(c =&gt; c.UtcNow).Returns(FixedNow);</w:t>
+        <w:t xml:space="preserve">}</w:t>
+      </w:r>
+    </w:p>
+    <w:p>
+      <w:pPr>
+        <w:spacing w:after="0" w:line="240" w:lineRule="auto"/>
+        <w:ind w:firstLine="0"/>
+      </w:pPr>
+    </w:p>
+    <w:p>
+      <w:pPr/>
+      <w:r>
+        <w:rPr>
+          <w:lang w:val="ru-RU"/>
+        </w:rPr>
+        <w:t xml:space="preserve">Ниже приведены наиболее показательные тесты.</w:t>
+      </w:r>
+    </w:p>
+    <w:p>
+      <w:pPr>
+        <w:keepNext/>
+        <w:ind w:firstLine="0"/>
+        <w:jc w:val="left"/>
+      </w:pPr>
+      <w:r>
+        <w:rPr>
+          <w:lang w:val="ru-RU"/>
+        </w:rPr>
+        <w:t xml:space="preserve">Листинг 3 – Stub-поведение: Setup + Returns</w:t>
       </w:r>
     </w:p>
     <w:p>
@@ -6071,35 +5283,7 @@
           <w:sz w:val="24"/>
           <w:szCs w:val="24"/>
         </w:rPr>
-        <w:t xml:space="preserve">}</w:t>
-      </w:r>
-    </w:p>
-    <w:p>
-      <w:pPr>
-        <w:spacing w:after="0" w:line="240" w:lineRule="auto"/>
-        <w:ind w:firstLine="0"/>
-      </w:pPr>
-    </w:p>
-    <w:p>
-      <w:pPr/>
-      <w:r>
-        <w:rPr>
-          <w:lang w:val="ru-RU"/>
-        </w:rPr>
-        <w:t xml:space="preserve">Ниже приведены наиболее показательные тесты.</w:t>
-      </w:r>
-    </w:p>
-    <w:p>
-      <w:pPr>
-        <w:keepNext/>
-        <w:ind w:firstLine="0"/>
-        <w:jc w:val="left"/>
-      </w:pPr>
-      <w:r>
-        <w:rPr>
-          <w:lang w:val="ru-RU"/>
-        </w:rPr>
-        <w:t xml:space="preserve">Листинг 3 – Behavior verification: списание суммы заказа ровно один раз (Verify)</w:t>
+        <w:t xml:space="preserve">[Fact]</w:t>
       </w:r>
     </w:p>
     <w:p>
@@ -6116,7 +5300,7 @@
           <w:sz w:val="24"/>
           <w:szCs w:val="24"/>
         </w:rPr>
-        <w:t xml:space="preserve">[Fact]</w:t>
+        <w:t xml:space="preserve">public void ProcessOrder_WithValidOrder_CompletesOrderAndReturnsIt()</w:t>
       </w:r>
     </w:p>
     <w:p>
@@ -6133,7 +5317,7 @@
           <w:sz w:val="24"/>
           <w:szCs w:val="24"/>
         </w:rPr>
-        <w:t xml:space="preserve">public void ProcessOrder_WithValidOrder_ChargesTotalAmountExactlyOnce()</w:t>
+        <w:t xml:space="preserve">{</w:t>
       </w:r>
     </w:p>
     <w:p>
@@ -6150,7 +5334,7 @@
           <w:sz w:val="24"/>
           <w:szCs w:val="24"/>
         </w:rPr>
-        <w:t xml:space="preserve">{</w:t>
+        <w:t xml:space="preserve">    // ===== ARRANGE =====</w:t>
       </w:r>
     </w:p>
     <w:p>
@@ -6167,7 +5351,7 @@
           <w:sz w:val="24"/>
           <w:szCs w:val="24"/>
         </w:rPr>
-        <w:t xml:space="preserve">    // ===== ARRANGE =====</w:t>
+        <w:t xml:space="preserve">    var order = OrderMother.NewOrder();</w:t>
       </w:r>
     </w:p>
     <w:p>
@@ -6184,7 +5368,7 @@
           <w:sz w:val="24"/>
           <w:szCs w:val="24"/>
         </w:rPr>
-        <w:t xml:space="preserve">    var order = GivenOrderInRepository(OrderMother.NewOrder());</w:t>
+        <w:t xml:space="preserve">    _repository.Setup(r =&gt; r.GetById(order.Id)).Returns(order);</w:t>
       </w:r>
     </w:p>
     <w:p>
@@ -6201,7 +5385,7 @@
           <w:sz w:val="24"/>
           <w:szCs w:val="24"/>
         </w:rPr>
-        <w:t xml:space="preserve">    var sut = CreateSut();</w:t>
+        <w:t xml:space="preserve">    _inventory.Setup(i =&gt; i.ReserveItems(order)).Returns(true);</w:t>
       </w:r>
     </w:p>
     <w:p>
@@ -6218,7 +5402,7 @@
           <w:sz w:val="24"/>
           <w:szCs w:val="24"/>
         </w:rPr>
-        <w:t xml:space="preserve"> </w:t>
+        <w:t xml:space="preserve">    _payments.Setup(p =&gt; p.Charge(order.Id, order.TotalAmount)).Returns(new PaymentResult(true));</w:t>
       </w:r>
     </w:p>
     <w:p>
@@ -6235,7 +5419,7 @@
           <w:sz w:val="24"/>
           <w:szCs w:val="24"/>
         </w:rPr>
-        <w:t xml:space="preserve">    // ===== ACT =====</w:t>
+        <w:t xml:space="preserve"> </w:t>
       </w:r>
     </w:p>
     <w:p>
@@ -6252,7 +5436,7 @@
           <w:sz w:val="24"/>
           <w:szCs w:val="24"/>
         </w:rPr>
-        <w:t xml:space="preserve">    sut.ProcessOrder(order.Id);</w:t>
+        <w:t xml:space="preserve">    // ===== ACT =====</w:t>
       </w:r>
     </w:p>
     <w:p>
@@ -6269,7 +5453,7 @@
           <w:sz w:val="24"/>
           <w:szCs w:val="24"/>
         </w:rPr>
-        <w:t xml:space="preserve"> </w:t>
+        <w:t xml:space="preserve">    var result = _sut.ProcessOrder(order.Id);</w:t>
       </w:r>
     </w:p>
     <w:p>
@@ -6286,7 +5470,7 @@
           <w:sz w:val="24"/>
           <w:szCs w:val="24"/>
         </w:rPr>
-        <w:t xml:space="preserve">    // ===== ASSERT =====</w:t>
+        <w:t xml:space="preserve"> </w:t>
       </w:r>
     </w:p>
     <w:p>
@@ -6303,7 +5487,7 @@
           <w:sz w:val="24"/>
           <w:szCs w:val="24"/>
         </w:rPr>
-        <w:t xml:space="preserve">    _payments.Verify(p =&gt; p.Charge(order.Id, 1250m), Times.Once(), "2 * 500 + 1 * 250 = 1250 руб.");</w:t>
+        <w:t xml:space="preserve">    // ===== ASSERT =====</w:t>
       </w:r>
     </w:p>
     <w:p>
@@ -6320,26 +5504,7 @@
           <w:sz w:val="24"/>
           <w:szCs w:val="24"/>
         </w:rPr>
-        <w:t xml:space="preserve">}</w:t>
-      </w:r>
-    </w:p>
-    <w:p>
-      <w:pPr>
-        <w:spacing w:after="0" w:line="240" w:lineRule="auto"/>
-        <w:ind w:firstLine="0"/>
-      </w:pPr>
-    </w:p>
-    <w:p>
-      <w:pPr>
-        <w:keepNext/>
-        <w:ind w:firstLine="0"/>
-        <w:jc w:val="left"/>
-      </w:pPr>
-      <w:r>
-        <w:rPr>
-          <w:lang w:val="ru-RU"/>
-        </w:rPr>
-        <w:t xml:space="preserve">Листинг 4 – Behavior verification: откат резерва и сохранение статуса Failed (Verify, матчер It.Is)</w:t>
+        <w:t xml:space="preserve">    result.Should().BeSameAs(order);</w:t>
       </w:r>
     </w:p>
     <w:p>
@@ -6356,7 +5521,7 @@
           <w:sz w:val="24"/>
           <w:szCs w:val="24"/>
         </w:rPr>
-        <w:t xml:space="preserve">[Fact]</w:t>
+        <w:t xml:space="preserve">    result.Status.Should().Be(OrderStatus.Completed, "оплаченный заказ с резервом получает статус Completed");</w:t>
       </w:r>
     </w:p>
     <w:p>
@@ -6373,7 +5538,26 @@
           <w:sz w:val="24"/>
           <w:szCs w:val="24"/>
         </w:rPr>
-        <w:t xml:space="preserve">public void ProcessOrder_WhenStockIsInsufficient_ReleasesReservationAndMarksOrderFailed()</w:t>
+        <w:t xml:space="preserve">}</w:t>
+      </w:r>
+    </w:p>
+    <w:p>
+      <w:pPr>
+        <w:spacing w:after="0" w:line="240" w:lineRule="auto"/>
+        <w:ind w:firstLine="0"/>
+      </w:pPr>
+    </w:p>
+    <w:p>
+      <w:pPr>
+        <w:keepNext/>
+        <w:ind w:firstLine="0"/>
+        <w:jc w:val="left"/>
+      </w:pPr>
+      <w:r>
+        <w:rPr>
+          <w:lang w:val="ru-RU"/>
+        </w:rPr>
+        <w:t xml:space="preserve">Листинг 4 – Behavior verification: списание суммы заказа ровно один раз (Verify)</w:t>
       </w:r>
     </w:p>
     <w:p>
@@ -6390,7 +5574,7 @@
           <w:sz w:val="24"/>
           <w:szCs w:val="24"/>
         </w:rPr>
-        <w:t xml:space="preserve">{</w:t>
+        <w:t xml:space="preserve">[Fact]</w:t>
       </w:r>
     </w:p>
     <w:p>
@@ -6407,7 +5591,7 @@
           <w:sz w:val="24"/>
           <w:szCs w:val="24"/>
         </w:rPr>
-        <w:t xml:space="preserve">    // ===== ARRANGE =====</w:t>
+        <w:t xml:space="preserve">public void ProcessOrder_WithValidOrder_ChargesTotalAmountExactlyOnce()</w:t>
       </w:r>
     </w:p>
     <w:p>
@@ -6424,7 +5608,7 @@
           <w:sz w:val="24"/>
           <w:szCs w:val="24"/>
         </w:rPr>
-        <w:t xml:space="preserve">    var order = GivenOrderInRepository(OrderMother.NewOrder());</w:t>
+        <w:t xml:space="preserve">{</w:t>
       </w:r>
     </w:p>
     <w:p>
@@ -6441,7 +5625,7 @@
           <w:sz w:val="24"/>
           <w:szCs w:val="24"/>
         </w:rPr>
-        <w:t xml:space="preserve">    _inventory.Setup(i =&gt; i.ReserveItems(order)).Returns(false);</w:t>
+        <w:t xml:space="preserve">    // ===== ARRANGE =====</w:t>
       </w:r>
     </w:p>
     <w:p>
@@ -6458,7 +5642,7 @@
           <w:sz w:val="24"/>
           <w:szCs w:val="24"/>
         </w:rPr>
-        <w:t xml:space="preserve">    var sut = CreateSut();</w:t>
+        <w:t xml:space="preserve">    var order = OrderMother.NewOrder();</w:t>
       </w:r>
     </w:p>
     <w:p>
@@ -6475,7 +5659,7 @@
           <w:sz w:val="24"/>
           <w:szCs w:val="24"/>
         </w:rPr>
-        <w:t xml:space="preserve"> </w:t>
+        <w:t xml:space="preserve">    _repository.Setup(r =&gt; r.GetById(order.Id)).Returns(order);</w:t>
       </w:r>
     </w:p>
     <w:p>
@@ -6492,7 +5676,7 @@
           <w:sz w:val="24"/>
           <w:szCs w:val="24"/>
         </w:rPr>
-        <w:t xml:space="preserve">    // ===== ACT =====</w:t>
+        <w:t xml:space="preserve">    _inventory.Setup(i =&gt; i.ReserveItems(order)).Returns(true);</w:t>
       </w:r>
     </w:p>
     <w:p>
@@ -6509,7 +5693,7 @@
           <w:sz w:val="24"/>
           <w:szCs w:val="24"/>
         </w:rPr>
-        <w:t xml:space="preserve">    Action act = () =&gt; sut.ProcessOrder(order.Id);</w:t>
+        <w:t xml:space="preserve">    _payments.Setup(p =&gt; p.Charge(It.IsAny&lt;int&gt;(), It.IsAny&lt;decimal&gt;())).Returns(new PaymentResult(true));</w:t>
       </w:r>
     </w:p>
     <w:p>
@@ -6543,7 +5727,7 @@
           <w:sz w:val="24"/>
           <w:szCs w:val="24"/>
         </w:rPr>
-        <w:t xml:space="preserve">    // ===== ASSERT =====</w:t>
+        <w:t xml:space="preserve">    // ===== ACT =====</w:t>
       </w:r>
     </w:p>
     <w:p>
@@ -6560,7 +5744,7 @@
           <w:sz w:val="24"/>
           <w:szCs w:val="24"/>
         </w:rPr>
-        <w:t xml:space="preserve">    act.Should().Throw&lt;InsufficientStockException&gt;();</w:t>
+        <w:t xml:space="preserve">    _sut.ProcessOrder(order.Id);</w:t>
       </w:r>
     </w:p>
     <w:p>
@@ -6577,7 +5761,7 @@
           <w:sz w:val="24"/>
           <w:szCs w:val="24"/>
         </w:rPr>
-        <w:t xml:space="preserve">    order.Status.Should().Be(OrderStatus.Failed);</w:t>
+        <w:t xml:space="preserve"> </w:t>
       </w:r>
     </w:p>
     <w:p>
@@ -6594,7 +5778,7 @@
           <w:sz w:val="24"/>
           <w:szCs w:val="24"/>
         </w:rPr>
-        <w:t xml:space="preserve">    _inventory.Verify(i =&gt; i.ReleaseItems(order), Times.Once(), "резерв должен быть откачен");</w:t>
+        <w:t xml:space="preserve">    // ===== ASSERT =====</w:t>
       </w:r>
     </w:p>
     <w:p>
@@ -6611,7 +5795,7 @@
           <w:sz w:val="24"/>
           <w:szCs w:val="24"/>
         </w:rPr>
-        <w:t xml:space="preserve">    _repository.Verify(r =&gt; r.Save(It.Is&lt;Order&gt;(o =&gt; o.Status == OrderStatus.Failed)), Times.Once());</w:t>
+        <w:t xml:space="preserve">    _payments.Verify(p =&gt; p.Charge(order.Id, 1250m), Times.Once(), "2 * 500 + 1 * 250 = 1250 руб.");</w:t>
       </w:r>
     </w:p>
     <w:p>
@@ -6647,7 +5831,7 @@
         <w:rPr>
           <w:lang w:val="ru-RU"/>
         </w:rPr>
-        <w:t xml:space="preserve">Листинг 5 – Настройка выброса исключения зависимостью (Throws)</w:t>
+        <w:t xml:space="preserve">Листинг 5 – Behavior verification: откат резерва и сохранение статуса Failed (Verify, матчер It.Is)</w:t>
       </w:r>
     </w:p>
     <w:p>
@@ -6681,7 +5865,7 @@
           <w:sz w:val="24"/>
           <w:szCs w:val="24"/>
         </w:rPr>
-        <w:t xml:space="preserve">public void ProcessOrder_WhenRepositoryThrows_PropagatesExceptionAndStopsProcessing()</w:t>
+        <w:t xml:space="preserve">public void ProcessOrder_WhenStockIsInsufficient_ReleasesReservationAndMarksOrderFailed()</w:t>
       </w:r>
     </w:p>
     <w:p>
@@ -6732,7 +5916,7 @@
           <w:sz w:val="24"/>
           <w:szCs w:val="24"/>
         </w:rPr>
-        <w:t xml:space="preserve">    _repository.Setup(r =&gt; r.GetById(It.IsAny&lt;int&gt;())).Throws(new InvalidOperationException("БД недоступна"));</w:t>
+        <w:t xml:space="preserve">    var order = OrderMother.NewOrder();</w:t>
       </w:r>
     </w:p>
     <w:p>
@@ -6749,7 +5933,7 @@
           <w:sz w:val="24"/>
           <w:szCs w:val="24"/>
         </w:rPr>
-        <w:t xml:space="preserve">    var sut = CreateSut();</w:t>
+        <w:t xml:space="preserve">    _repository.Setup(r =&gt; r.GetById(order.Id)).Returns(order);</w:t>
       </w:r>
     </w:p>
     <w:p>
@@ -6766,7 +5950,7 @@
           <w:sz w:val="24"/>
           <w:szCs w:val="24"/>
         </w:rPr>
-        <w:t xml:space="preserve"> </w:t>
+        <w:t xml:space="preserve">    _inventory.Setup(i =&gt; i.ReserveItems(order)).Returns(false);</w:t>
       </w:r>
     </w:p>
     <w:p>
@@ -6783,7 +5967,7 @@
           <w:sz w:val="24"/>
           <w:szCs w:val="24"/>
         </w:rPr>
-        <w:t xml:space="preserve">    // ===== ACT =====</w:t>
+        <w:t xml:space="preserve"> </w:t>
       </w:r>
     </w:p>
     <w:p>
@@ -6800,7 +5984,7 @@
           <w:sz w:val="24"/>
           <w:szCs w:val="24"/>
         </w:rPr>
-        <w:t xml:space="preserve">    Action act = () =&gt; sut.ProcessOrder(1);</w:t>
+        <w:t xml:space="preserve">    // ===== ACT =====</w:t>
       </w:r>
     </w:p>
     <w:p>
@@ -6817,7 +6001,7 @@
           <w:sz w:val="24"/>
           <w:szCs w:val="24"/>
         </w:rPr>
-        <w:t xml:space="preserve"> </w:t>
+        <w:t xml:space="preserve">    Action act = () =&gt; _sut.ProcessOrder(order.Id);</w:t>
       </w:r>
     </w:p>
     <w:p>
@@ -6834,7 +6018,7 @@
           <w:sz w:val="24"/>
           <w:szCs w:val="24"/>
         </w:rPr>
-        <w:t xml:space="preserve">    // ===== ASSERT =====</w:t>
+        <w:t xml:space="preserve"> </w:t>
       </w:r>
     </w:p>
     <w:p>
@@ -6851,7 +6035,7 @@
           <w:sz w:val="24"/>
           <w:szCs w:val="24"/>
         </w:rPr>
-        <w:t xml:space="preserve">    act.Should().Throw&lt;InvalidOperationException&gt;().WithMessage("БД недоступна");</w:t>
+        <w:t xml:space="preserve">    // ===== ASSERT =====</w:t>
       </w:r>
     </w:p>
     <w:p>
@@ -6868,7 +6052,7 @@
           <w:sz w:val="24"/>
           <w:szCs w:val="24"/>
         </w:rPr>
-        <w:t xml:space="preserve">    _inventory.Verify(i =&gt; i.ReserveItems(It.IsAny&lt;Order&gt;()), Times.Never());</w:t>
+        <w:t xml:space="preserve">    act.Should().Throw&lt;InsufficientStockException&gt;();</w:t>
       </w:r>
     </w:p>
     <w:p>
@@ -6885,26 +6069,7 @@
           <w:sz w:val="24"/>
           <w:szCs w:val="24"/>
         </w:rPr>
-        <w:t xml:space="preserve">}</w:t>
-      </w:r>
-    </w:p>
-    <w:p>
-      <w:pPr>
-        <w:spacing w:after="0" w:line="240" w:lineRule="auto"/>
-        <w:ind w:firstLine="0"/>
-      </w:pPr>
-    </w:p>
-    <w:p>
-      <w:pPr>
-        <w:keepNext/>
-        <w:ind w:firstLine="0"/>
-        <w:jc w:val="left"/>
-      </w:pPr>
-      <w:r>
-        <w:rPr>
-          <w:lang w:val="ru-RU"/>
-        </w:rPr>
-        <w:t xml:space="preserve">Листинг 6 – Strict Mock: для уведомлений Setup не задан, любой вызов приведёт к ошибке</w:t>
+        <w:t xml:space="preserve">    order.Status.Should().Be(OrderStatus.Failed);</w:t>
       </w:r>
     </w:p>
     <w:p>
@@ -6921,7 +6086,7 @@
           <w:sz w:val="24"/>
           <w:szCs w:val="24"/>
         </w:rPr>
-        <w:t xml:space="preserve">[Fact]</w:t>
+        <w:t xml:space="preserve">    _inventory.Verify(i =&gt; i.ReleaseItems(order), Times.Once(), "резерв должен быть откачен");</w:t>
       </w:r>
     </w:p>
     <w:p>
@@ -6938,7 +6103,7 @@
           <w:sz w:val="24"/>
           <w:szCs w:val="24"/>
         </w:rPr>
-        <w:t xml:space="preserve">public void ProcessOrder_PaymentFailureWithStrictMocks_NeverNotifiesCustomer()</w:t>
+        <w:t xml:space="preserve">    _repository.Verify(r =&gt; r.Save(It.Is&lt;Order&gt;(o =&gt; o.Status == OrderStatus.Failed)), Times.Once());</w:t>
       </w:r>
     </w:p>
     <w:p>
@@ -6955,7 +6120,26 @@
           <w:sz w:val="24"/>
           <w:szCs w:val="24"/>
         </w:rPr>
-        <w:t xml:space="preserve">{</w:t>
+        <w:t xml:space="preserve">}</w:t>
+      </w:r>
+    </w:p>
+    <w:p>
+      <w:pPr>
+        <w:spacing w:after="0" w:line="240" w:lineRule="auto"/>
+        <w:ind w:firstLine="0"/>
+      </w:pPr>
+    </w:p>
+    <w:p>
+      <w:pPr>
+        <w:keepNext/>
+        <w:ind w:firstLine="0"/>
+        <w:jc w:val="left"/>
+      </w:pPr>
+      <w:r>
+        <w:rPr>
+          <w:lang w:val="ru-RU"/>
+        </w:rPr>
+        <w:t xml:space="preserve">Листинг 6 – Настройка выброса исключения зависимостью (Throws)</w:t>
       </w:r>
     </w:p>
     <w:p>
@@ -6972,7 +6156,7 @@
           <w:sz w:val="24"/>
           <w:szCs w:val="24"/>
         </w:rPr>
-        <w:t xml:space="preserve">    // ===== ARRANGE =====</w:t>
+        <w:t xml:space="preserve">[Fact]</w:t>
       </w:r>
     </w:p>
     <w:p>
@@ -6989,7 +6173,7 @@
           <w:sz w:val="24"/>
           <w:szCs w:val="24"/>
         </w:rPr>
-        <w:t xml:space="preserve">    var order = OrderMother.NewOrder();</w:t>
+        <w:t xml:space="preserve">public void ProcessOrder_WhenRepositoryThrows_PropagatesExceptionAndStopsProcessing()</w:t>
       </w:r>
     </w:p>
     <w:p>
@@ -7006,7 +6190,7 @@
           <w:sz w:val="24"/>
           <w:szCs w:val="24"/>
         </w:rPr>
-        <w:t xml:space="preserve">    var repository = new Mock&lt;IOrderRepository&gt;(MockBehavior.Strict);</w:t>
+        <w:t xml:space="preserve">{</w:t>
       </w:r>
     </w:p>
     <w:p>
@@ -7023,7 +6207,7 @@
           <w:sz w:val="24"/>
           <w:szCs w:val="24"/>
         </w:rPr>
-        <w:t xml:space="preserve">    var inventory = new Mock&lt;IInventoryService&gt;(MockBehavior.Strict);</w:t>
+        <w:t xml:space="preserve">    // ===== ARRANGE =====</w:t>
       </w:r>
     </w:p>
     <w:p>
@@ -7040,7 +6224,7 @@
           <w:sz w:val="24"/>
           <w:szCs w:val="24"/>
         </w:rPr>
-        <w:t xml:space="preserve">    var payments = new Mock&lt;IPaymentGateway&gt;(MockBehavior.Strict);</w:t>
+        <w:t xml:space="preserve">    _repository.Setup(r =&gt; r.GetById(It.IsAny&lt;int&gt;())).Throws(new InvalidOperationException("БД недоступна"));</w:t>
       </w:r>
     </w:p>
     <w:p>
@@ -7057,7 +6241,7 @@
           <w:sz w:val="24"/>
           <w:szCs w:val="24"/>
         </w:rPr>
-        <w:t xml:space="preserve">    var notifications = new Mock&lt;INotificationService&gt;(MockBehavior.Strict);</w:t>
+        <w:t xml:space="preserve"> </w:t>
       </w:r>
     </w:p>
     <w:p>
@@ -7074,7 +6258,7 @@
           <w:sz w:val="24"/>
           <w:szCs w:val="24"/>
         </w:rPr>
-        <w:t xml:space="preserve">    repository.Setup(r =&gt; r.GetById(order.Id)).Returns(order);</w:t>
+        <w:t xml:space="preserve">    // ===== ACT =====</w:t>
       </w:r>
     </w:p>
     <w:p>
@@ -7091,7 +6275,7 @@
           <w:sz w:val="24"/>
           <w:szCs w:val="24"/>
         </w:rPr>
-        <w:t xml:space="preserve">    repository.Setup(r =&gt; r.Save(order));</w:t>
+        <w:t xml:space="preserve">    Action act = () =&gt; _sut.ProcessOrder(1);</w:t>
       </w:r>
     </w:p>
     <w:p>
@@ -7108,7 +6292,7 @@
           <w:sz w:val="24"/>
           <w:szCs w:val="24"/>
         </w:rPr>
-        <w:t xml:space="preserve">    inventory.Setup(i =&gt; i.ReserveItems(order)).Returns(true);</w:t>
+        <w:t xml:space="preserve"> </w:t>
       </w:r>
     </w:p>
     <w:p>
@@ -7125,7 +6309,7 @@
           <w:sz w:val="24"/>
           <w:szCs w:val="24"/>
         </w:rPr>
-        <w:t xml:space="preserve">    inventory.Setup(i =&gt; i.ReleaseItems(order));</w:t>
+        <w:t xml:space="preserve">    // ===== ASSERT =====</w:t>
       </w:r>
     </w:p>
     <w:p>
@@ -7142,7 +6326,7 @@
           <w:sz w:val="24"/>
           <w:szCs w:val="24"/>
         </w:rPr>
-        <w:t xml:space="preserve">    payments.Setup(p =&gt; p.Charge(order.Id, 1250m)).Returns(new PaymentResult(false, "Отказ банка"));</w:t>
+        <w:t xml:space="preserve">    act.Should().Throw&lt;InvalidOperationException&gt;().WithMessage("БД недоступна");</w:t>
       </w:r>
     </w:p>
     <w:p>
@@ -7159,7 +6343,7 @@
           <w:sz w:val="24"/>
           <w:szCs w:val="24"/>
         </w:rPr>
-        <w:t xml:space="preserve">    var sut = new OrderProcessor(repository.Object, inventory.Object, payments.Object, notifications.Object, _clock.Object);</w:t>
+        <w:t xml:space="preserve">    _inventory.Verify(i =&gt; i.ReserveItems(It.IsAny&lt;Order&gt;()), Times.Never());</w:t>
       </w:r>
     </w:p>
     <w:p>
@@ -7176,7 +6360,26 @@
           <w:sz w:val="24"/>
           <w:szCs w:val="24"/>
         </w:rPr>
-        <w:t xml:space="preserve"> </w:t>
+        <w:t xml:space="preserve">}</w:t>
+      </w:r>
+    </w:p>
+    <w:p>
+      <w:pPr>
+        <w:spacing w:after="0" w:line="240" w:lineRule="auto"/>
+        <w:ind w:firstLine="0"/>
+      </w:pPr>
+    </w:p>
+    <w:p>
+      <w:pPr>
+        <w:keepNext/>
+        <w:ind w:firstLine="0"/>
+        <w:jc w:val="left"/>
+      </w:pPr>
+      <w:r>
+        <w:rPr>
+          <w:lang w:val="ru-RU"/>
+        </w:rPr>
+        <w:t xml:space="preserve">Листинг 7 – Strict Mock: для уведомлений Setup не задан, любой вызов приведёт к ошибке</w:t>
       </w:r>
     </w:p>
     <w:p>
@@ -7193,7 +6396,7 @@
           <w:sz w:val="24"/>
           <w:szCs w:val="24"/>
         </w:rPr>
-        <w:t xml:space="preserve">    // ===== ACT =====</w:t>
+        <w:t xml:space="preserve">[Fact]</w:t>
       </w:r>
     </w:p>
     <w:p>
@@ -7210,7 +6413,7 @@
           <w:sz w:val="24"/>
           <w:szCs w:val="24"/>
         </w:rPr>
-        <w:t xml:space="preserve">    var result = sut.ProcessOrder(order.Id);</w:t>
+        <w:t xml:space="preserve">public void ProcessOrder_PaymentFailureWithStrictMocks_NeverNotifiesCustomer()</w:t>
       </w:r>
     </w:p>
     <w:p>
@@ -7227,7 +6430,7 @@
           <w:sz w:val="24"/>
           <w:szCs w:val="24"/>
         </w:rPr>
-        <w:t xml:space="preserve"> </w:t>
+        <w:t xml:space="preserve">{</w:t>
       </w:r>
     </w:p>
     <w:p>
@@ -7244,7 +6447,7 @@
           <w:sz w:val="24"/>
           <w:szCs w:val="24"/>
         </w:rPr>
-        <w:t xml:space="preserve">    // ===== ASSERT =====</w:t>
+        <w:t xml:space="preserve">    // ===== ARRANGE =====</w:t>
       </w:r>
     </w:p>
     <w:p>
@@ -7261,7 +6464,7 @@
           <w:sz w:val="24"/>
           <w:szCs w:val="24"/>
         </w:rPr>
-        <w:t xml:space="preserve">    result.Status.Should().Be(OrderStatus.PaymentFailed, "для notifications не задан Setup, любой вызов упал бы с исключением");</w:t>
+        <w:t xml:space="preserve">    var order = OrderMother.NewOrder();</w:t>
       </w:r>
     </w:p>
     <w:p>
@@ -7278,7 +6481,7 @@
           <w:sz w:val="24"/>
           <w:szCs w:val="24"/>
         </w:rPr>
-        <w:t xml:space="preserve">    inventory.Verify(i =&gt; i.ReleaseItems(order), Times.Once());</w:t>
+        <w:t xml:space="preserve">    var repository = new Mock&lt;IOrderRepository&gt;(MockBehavior.Strict);</w:t>
       </w:r>
     </w:p>
     <w:p>
@@ -7295,26 +6498,7 @@
           <w:sz w:val="24"/>
           <w:szCs w:val="24"/>
         </w:rPr>
-        <w:t xml:space="preserve">}</w:t>
-      </w:r>
-    </w:p>
-    <w:p>
-      <w:pPr>
-        <w:spacing w:after="0" w:line="240" w:lineRule="auto"/>
-        <w:ind w:firstLine="0"/>
-      </w:pPr>
-    </w:p>
-    <w:p>
-      <w:pPr>
-        <w:keepNext/>
-        <w:ind w:firstLine="0"/>
-        <w:jc w:val="left"/>
-      </w:pPr>
-      <w:r>
-        <w:rPr>
-          <w:lang w:val="ru-RU"/>
-        </w:rPr>
-        <w:t xml:space="preserve">Листинг 7 – Callback: фиксация переданных в зависимость аргументов</w:t>
+        <w:t xml:space="preserve">    var inventory = new Mock&lt;IInventoryService&gt;(MockBehavior.Strict);</w:t>
       </w:r>
     </w:p>
     <w:p>
@@ -7331,7 +6515,7 @@
           <w:sz w:val="24"/>
           <w:szCs w:val="24"/>
         </w:rPr>
-        <w:t xml:space="preserve">[Fact]</w:t>
+        <w:t xml:space="preserve">    var payments = new Mock&lt;IPaymentGateway&gt;(MockBehavior.Strict);</w:t>
       </w:r>
     </w:p>
     <w:p>
@@ -7348,7 +6532,7 @@
           <w:sz w:val="24"/>
           <w:szCs w:val="24"/>
         </w:rPr>
-        <w:t xml:space="preserve">public void ProcessOrder_Charge_PassesOrderIdAndAmountCapturedByCallback()</w:t>
+        <w:t xml:space="preserve">    var notifications = new Mock&lt;INotificationService&gt;(MockBehavior.Strict);</w:t>
       </w:r>
     </w:p>
     <w:p>
@@ -7365,7 +6549,7 @@
           <w:sz w:val="24"/>
           <w:szCs w:val="24"/>
         </w:rPr>
-        <w:t xml:space="preserve">{</w:t>
+        <w:t xml:space="preserve">    repository.Setup(r =&gt; r.GetById(order.Id)).Returns(order);</w:t>
       </w:r>
     </w:p>
     <w:p>
@@ -7382,7 +6566,7 @@
           <w:sz w:val="24"/>
           <w:szCs w:val="24"/>
         </w:rPr>
-        <w:t xml:space="preserve">    // ===== ARRANGE =====</w:t>
+        <w:t xml:space="preserve">    repository.Setup(r =&gt; r.Save(order));</w:t>
       </w:r>
     </w:p>
     <w:p>
@@ -7399,7 +6583,7 @@
           <w:sz w:val="24"/>
           <w:szCs w:val="24"/>
         </w:rPr>
-        <w:t xml:space="preserve">    var order = GivenOrderInRepository(OrderMother.NewOrder(id: 7));</w:t>
+        <w:t xml:space="preserve">    inventory.Setup(i =&gt; i.ReserveItems(order)).Returns(true);</w:t>
       </w:r>
     </w:p>
     <w:p>
@@ -7416,7 +6600,7 @@
           <w:sz w:val="24"/>
           <w:szCs w:val="24"/>
         </w:rPr>
-        <w:t xml:space="preserve">    int? chargedOrderId = null;</w:t>
+        <w:t xml:space="preserve">    inventory.Setup(i =&gt; i.ReleaseItems(order));</w:t>
       </w:r>
     </w:p>
     <w:p>
@@ -7433,7 +6617,7 @@
           <w:sz w:val="24"/>
           <w:szCs w:val="24"/>
         </w:rPr>
-        <w:t xml:space="preserve">    decimal? chargedAmount = null;</w:t>
+        <w:t xml:space="preserve">    payments.Setup(p =&gt; p.Charge(order.Id, 1250m)).Returns(new PaymentResult(false, "Отказ банка"));</w:t>
       </w:r>
     </w:p>
     <w:p>
@@ -7450,7 +6634,7 @@
           <w:sz w:val="24"/>
           <w:szCs w:val="24"/>
         </w:rPr>
-        <w:t xml:space="preserve">    _payments.Setup(p =&gt; p.Charge(It.IsAny&lt;int&gt;(), It.IsAny&lt;decimal&gt;()))</w:t>
+        <w:t xml:space="preserve">    var sut = new OrderProcessor(repository.Object, inventory.Object, payments.Object, notifications.Object, _clock.Object);</w:t>
       </w:r>
     </w:p>
     <w:p>
@@ -7467,7 +6651,7 @@
           <w:sz w:val="24"/>
           <w:szCs w:val="24"/>
         </w:rPr>
-        <w:t xml:space="preserve">        .Callback&lt;int, decimal&gt;((id, amount) =&gt; { chargedOrderId = id; chargedAmount = amount; })</w:t>
+        <w:t xml:space="preserve"> </w:t>
       </w:r>
     </w:p>
     <w:p>
@@ -7484,7 +6668,7 @@
           <w:sz w:val="24"/>
           <w:szCs w:val="24"/>
         </w:rPr>
-        <w:t xml:space="preserve">        .Returns(new PaymentResult(true));</w:t>
+        <w:t xml:space="preserve">    // ===== ACT =====</w:t>
       </w:r>
     </w:p>
     <w:p>
@@ -7501,7 +6685,7 @@
           <w:sz w:val="24"/>
           <w:szCs w:val="24"/>
         </w:rPr>
-        <w:t xml:space="preserve">    var sut = CreateSut();</w:t>
+        <w:t xml:space="preserve">    var result = sut.ProcessOrder(order.Id);</w:t>
       </w:r>
     </w:p>
     <w:p>
@@ -7535,7 +6719,7 @@
           <w:sz w:val="24"/>
           <w:szCs w:val="24"/>
         </w:rPr>
-        <w:t xml:space="preserve">    // ===== ACT =====</w:t>
+        <w:t xml:space="preserve">    // ===== ASSERT =====</w:t>
       </w:r>
     </w:p>
     <w:p>
@@ -7552,7 +6736,7 @@
           <w:sz w:val="24"/>
           <w:szCs w:val="24"/>
         </w:rPr>
-        <w:t xml:space="preserve">    sut.ProcessOrder(order.Id);</w:t>
+        <w:t xml:space="preserve">    result.Status.Should().Be(OrderStatus.PaymentFailed, "для notifications не задан Setup, любой вызов упал бы с исключением");</w:t>
       </w:r>
     </w:p>
     <w:p>
@@ -7569,7 +6753,7 @@
           <w:sz w:val="24"/>
           <w:szCs w:val="24"/>
         </w:rPr>
-        <w:t xml:space="preserve"> </w:t>
+        <w:t xml:space="preserve">    inventory.Verify(i =&gt; i.ReleaseItems(order), Times.Once());</w:t>
       </w:r>
     </w:p>
     <w:p>
@@ -7586,7 +6770,26 @@
           <w:sz w:val="24"/>
           <w:szCs w:val="24"/>
         </w:rPr>
-        <w:t xml:space="preserve">    // ===== ASSERT =====</w:t>
+        <w:t xml:space="preserve">}</w:t>
+      </w:r>
+    </w:p>
+    <w:p>
+      <w:pPr>
+        <w:spacing w:after="0" w:line="240" w:lineRule="auto"/>
+        <w:ind w:firstLine="0"/>
+      </w:pPr>
+    </w:p>
+    <w:p>
+      <w:pPr>
+        <w:keepNext/>
+        <w:ind w:firstLine="0"/>
+        <w:jc w:val="left"/>
+      </w:pPr>
+      <w:r>
+        <w:rPr>
+          <w:lang w:val="ru-RU"/>
+        </w:rPr>
+        <w:t xml:space="preserve">Листинг 8 – Callback: фиксация переданных в зависимость аргументов</w:t>
       </w:r>
     </w:p>
     <w:p>
@@ -7603,7 +6806,7 @@
           <w:sz w:val="24"/>
           <w:szCs w:val="24"/>
         </w:rPr>
-        <w:t xml:space="preserve">    chargedOrderId.Should().Be(7);</w:t>
+        <w:t xml:space="preserve">[Fact]</w:t>
       </w:r>
     </w:p>
     <w:p>
@@ -7620,7 +6823,7 @@
           <w:sz w:val="24"/>
           <w:szCs w:val="24"/>
         </w:rPr>
-        <w:t xml:space="preserve">    chargedAmount.Should().Be(order.TotalAmount);</w:t>
+        <w:t xml:space="preserve">public void ProcessOrder_Charge_PassesOrderIdAndAmountCapturedByCallback()</w:t>
       </w:r>
     </w:p>
     <w:p>
@@ -7637,26 +6840,7 @@
           <w:sz w:val="24"/>
           <w:szCs w:val="24"/>
         </w:rPr>
-        <w:t xml:space="preserve">}</w:t>
-      </w:r>
-    </w:p>
-    <w:p>
-      <w:pPr>
-        <w:spacing w:after="0" w:line="240" w:lineRule="auto"/>
-        <w:ind w:firstLine="0"/>
-      </w:pPr>
-    </w:p>
-    <w:p>
-      <w:pPr>
-        <w:keepNext/>
-        <w:ind w:firstLine="0"/>
-        <w:jc w:val="left"/>
-      </w:pPr>
-      <w:r>
-        <w:rPr>
-          <w:lang w:val="ru-RU"/>
-        </w:rPr>
-        <w:t xml:space="preserve">Листинг 8 – Параметризованный тест [Theory] + [MemberData] и матчер It.Is&lt;decimal&gt;</w:t>
+        <w:t xml:space="preserve">{</w:t>
       </w:r>
     </w:p>
     <w:p>
@@ -7673,7 +6857,7 @@
           <w:sz w:val="24"/>
           <w:szCs w:val="24"/>
         </w:rPr>
-        <w:t xml:space="preserve">public static IEnumerable&lt;object[]&gt; ItemSets =&gt; new List&lt;object[]&gt;</w:t>
+        <w:t xml:space="preserve">    // ===== ARRANGE =====</w:t>
       </w:r>
     </w:p>
     <w:p>
@@ -7690,7 +6874,7 @@
           <w:sz w:val="24"/>
           <w:szCs w:val="24"/>
         </w:rPr>
-        <w:t xml:space="preserve">{</w:t>
+        <w:t xml:space="preserve">    var order = OrderMother.NewOrder(id: 7);</w:t>
       </w:r>
     </w:p>
     <w:p>
@@ -7707,7 +6891,7 @@
           <w:sz w:val="24"/>
           <w:szCs w:val="24"/>
         </w:rPr>
-        <w:t xml:space="preserve">    new object[] { new[] { new OrderItem("A", 1, 100m) }, 100m },</w:t>
+        <w:t xml:space="preserve">    int? chargedOrderId = null;</w:t>
       </w:r>
     </w:p>
     <w:p>
@@ -7724,7 +6908,7 @@
           <w:sz w:val="24"/>
           <w:szCs w:val="24"/>
         </w:rPr>
-        <w:t xml:space="preserve">    new object[] { new[] { new OrderItem("A", 3, 100m), new OrderItem("B", 2, 50.5m) }, 401m },</w:t>
+        <w:t xml:space="preserve">    decimal? chargedAmount = null;</w:t>
       </w:r>
     </w:p>
     <w:p>
@@ -7741,7 +6925,7 @@
           <w:sz w:val="24"/>
           <w:szCs w:val="24"/>
         </w:rPr>
-        <w:t xml:space="preserve">    new object[] { new[] { new OrderItem("A", 10, 0.99m) }, 9.9m }</w:t>
+        <w:t xml:space="preserve">    _repository.Setup(r =&gt; r.GetById(order.Id)).Returns(order);</w:t>
       </w:r>
     </w:p>
     <w:p>
@@ -7758,7 +6942,7 @@
           <w:sz w:val="24"/>
           <w:szCs w:val="24"/>
         </w:rPr>
-        <w:t xml:space="preserve">};</w:t>
+        <w:t xml:space="preserve">    _inventory.Setup(i =&gt; i.ReserveItems(order)).Returns(true);</w:t>
       </w:r>
     </w:p>
     <w:p>
@@ -7775,7 +6959,7 @@
           <w:sz w:val="24"/>
           <w:szCs w:val="24"/>
         </w:rPr>
-        <w:t xml:space="preserve"> </w:t>
+        <w:t xml:space="preserve">    _payments.Setup(p =&gt; p.Charge(It.IsAny&lt;int&gt;(), It.IsAny&lt;decimal&gt;()))</w:t>
       </w:r>
     </w:p>
     <w:p>
@@ -7792,7 +6976,7 @@
           <w:sz w:val="24"/>
           <w:szCs w:val="24"/>
         </w:rPr>
-        <w:t xml:space="preserve">[Theory]</w:t>
+        <w:t xml:space="preserve">        .Callback&lt;int, decimal&gt;((id, amount) =&gt; { chargedOrderId = id; chargedAmount = amount; })</w:t>
       </w:r>
     </w:p>
     <w:p>
@@ -7809,7 +6993,7 @@
           <w:sz w:val="24"/>
           <w:szCs w:val="24"/>
         </w:rPr>
-        <w:t xml:space="preserve">[MemberData(nameof(ItemSets))]</w:t>
+        <w:t xml:space="preserve">        .Returns(new PaymentResult(true));</w:t>
       </w:r>
     </w:p>
     <w:p>
@@ -7826,7 +7010,7 @@
           <w:sz w:val="24"/>
           <w:szCs w:val="24"/>
         </w:rPr>
-        <w:t xml:space="preserve">public void ProcessOrder_WithDifferentItemSets_ChargesSumOfPriceTimesQuantity(OrderItem[] items, decimal expectedAmount)</w:t>
+        <w:t xml:space="preserve"> </w:t>
       </w:r>
     </w:p>
     <w:p>
@@ -7843,7 +7027,7 @@
           <w:sz w:val="24"/>
           <w:szCs w:val="24"/>
         </w:rPr>
-        <w:t xml:space="preserve">{</w:t>
+        <w:t xml:space="preserve">    // ===== ACT =====</w:t>
       </w:r>
     </w:p>
     <w:p>
@@ -7860,7 +7044,7 @@
           <w:sz w:val="24"/>
           <w:szCs w:val="24"/>
         </w:rPr>
-        <w:t xml:space="preserve">    // ===== ARRANGE =====</w:t>
+        <w:t xml:space="preserve">    _sut.ProcessOrder(order.Id);</w:t>
       </w:r>
     </w:p>
     <w:p>
@@ -7877,7 +7061,7 @@
           <w:sz w:val="24"/>
           <w:szCs w:val="24"/>
         </w:rPr>
-        <w:t xml:space="preserve">    var order = GivenOrderInRepository(OrderMother.NewOrder(5, items));</w:t>
+        <w:t xml:space="preserve"> </w:t>
       </w:r>
     </w:p>
     <w:p>
@@ -7894,7 +7078,7 @@
           <w:sz w:val="24"/>
           <w:szCs w:val="24"/>
         </w:rPr>
-        <w:t xml:space="preserve">    var sut = CreateSut();</w:t>
+        <w:t xml:space="preserve">    // ===== ASSERT =====</w:t>
       </w:r>
     </w:p>
     <w:p>
@@ -7911,7 +7095,7 @@
           <w:sz w:val="24"/>
           <w:szCs w:val="24"/>
         </w:rPr>
-        <w:t xml:space="preserve"> </w:t>
+        <w:t xml:space="preserve">    chargedOrderId.Should().Be(7);</w:t>
       </w:r>
     </w:p>
     <w:p>
@@ -7928,7 +7112,7 @@
           <w:sz w:val="24"/>
           <w:szCs w:val="24"/>
         </w:rPr>
-        <w:t xml:space="preserve">    // ===== ACT =====</w:t>
+        <w:t xml:space="preserve">    chargedAmount.Should().Be(order.TotalAmount);</w:t>
       </w:r>
     </w:p>
     <w:p>
@@ -7945,7 +7129,26 @@
           <w:sz w:val="24"/>
           <w:szCs w:val="24"/>
         </w:rPr>
-        <w:t xml:space="preserve">    sut.ProcessOrder(order.Id);</w:t>
+        <w:t xml:space="preserve">}</w:t>
+      </w:r>
+    </w:p>
+    <w:p>
+      <w:pPr>
+        <w:spacing w:after="0" w:line="240" w:lineRule="auto"/>
+        <w:ind w:firstLine="0"/>
+      </w:pPr>
+    </w:p>
+    <w:p>
+      <w:pPr>
+        <w:keepNext/>
+        <w:ind w:firstLine="0"/>
+        <w:jc w:val="left"/>
+      </w:pPr>
+      <w:r>
+        <w:rPr>
+          <w:lang w:val="ru-RU"/>
+        </w:rPr>
+        <w:t xml:space="preserve">Листинг 9 – Параметризованный тест [Theory] + [InlineData] и матчер It.Is&lt;decimal&gt;</w:t>
       </w:r>
     </w:p>
     <w:p>
@@ -7962,7 +7165,7 @@
           <w:sz w:val="24"/>
           <w:szCs w:val="24"/>
         </w:rPr>
-        <w:t xml:space="preserve"> </w:t>
+        <w:t xml:space="preserve">[Theory]</w:t>
       </w:r>
     </w:p>
     <w:p>
@@ -7979,7 +7182,7 @@
           <w:sz w:val="24"/>
           <w:szCs w:val="24"/>
         </w:rPr>
-        <w:t xml:space="preserve">    // ===== ASSERT =====</w:t>
+        <w:t xml:space="preserve">[InlineData(1, 100, 100)]</w:t>
       </w:r>
     </w:p>
     <w:p>
@@ -7996,7 +7199,7 @@
           <w:sz w:val="24"/>
           <w:szCs w:val="24"/>
         </w:rPr>
-        <w:t xml:space="preserve">    _payments.Verify(p =&gt; p.Charge(5, It.Is&lt;decimal&gt;(a =&gt; a == expectedAmount)), Times.Once());</w:t>
+        <w:t xml:space="preserve">[InlineData(3, 50, 150)]</w:t>
       </w:r>
     </w:p>
     <w:p>
@@ -8013,26 +7216,7 @@
           <w:sz w:val="24"/>
           <w:szCs w:val="24"/>
         </w:rPr>
-        <w:t xml:space="preserve">}</w:t>
-      </w:r>
-    </w:p>
-    <w:p>
-      <w:pPr>
-        <w:spacing w:after="0" w:line="240" w:lineRule="auto"/>
-        <w:ind w:firstLine="0"/>
-      </w:pPr>
-    </w:p>
-    <w:p>
-      <w:pPr>
-        <w:keepNext/>
-        <w:ind w:firstLine="0"/>
-        <w:jc w:val="left"/>
-      </w:pPr>
-      <w:r>
-        <w:rPr>
-          <w:lang w:val="ru-RU"/>
-        </w:rPr>
-        <w:t xml:space="preserve">Листинг 9 – Fake-репозиторий вместо mock-объекта</w:t>
+        <w:t xml:space="preserve">[InlineData(10, 99, 990)]</w:t>
       </w:r>
     </w:p>
     <w:p>
@@ -8049,7 +7233,7 @@
           <w:sz w:val="24"/>
           <w:szCs w:val="24"/>
         </w:rPr>
-        <w:t xml:space="preserve">[Fact]</w:t>
+        <w:t xml:space="preserve">public void ProcessOrder_WithDifferentQuantities_ChargesPriceTimesQuantity(int quantity, int price, int expectedAmount)</w:t>
       </w:r>
     </w:p>
     <w:p>
@@ -8066,7 +7250,7 @@
           <w:sz w:val="24"/>
           <w:szCs w:val="24"/>
         </w:rPr>
-        <w:t xml:space="preserve">public void ProcessOrder_WithInMemoryRepository_PersistsFinalStatus()</w:t>
+        <w:t xml:space="preserve">{</w:t>
       </w:r>
     </w:p>
     <w:p>
@@ -8083,7 +7267,7 @@
           <w:sz w:val="24"/>
           <w:szCs w:val="24"/>
         </w:rPr>
-        <w:t xml:space="preserve">{</w:t>
+        <w:t xml:space="preserve">    // ===== ARRANGE =====</w:t>
       </w:r>
     </w:p>
     <w:p>
@@ -8100,7 +7284,7 @@
           <w:sz w:val="24"/>
           <w:szCs w:val="24"/>
         </w:rPr>
-        <w:t xml:space="preserve">    // ===== ARRANGE =====</w:t>
+        <w:t xml:space="preserve">    var order = new Order { Id = 5, Items = new List&lt;OrderItem&gt; { new("SKU-1", quantity, price) } };</w:t>
       </w:r>
     </w:p>
     <w:p>
@@ -8117,7 +7301,7 @@
           <w:sz w:val="24"/>
           <w:szCs w:val="24"/>
         </w:rPr>
-        <w:t xml:space="preserve">    var repository = new InMemoryOrderRepository();</w:t>
+        <w:t xml:space="preserve">    _repository.Setup(r =&gt; r.GetById(order.Id)).Returns(order);</w:t>
       </w:r>
     </w:p>
     <w:p>
@@ -8134,7 +7318,7 @@
           <w:sz w:val="24"/>
           <w:szCs w:val="24"/>
         </w:rPr>
-        <w:t xml:space="preserve">    repository.Save(OrderMother.NewOrder(id: 3));</w:t>
+        <w:t xml:space="preserve">    _inventory.Setup(i =&gt; i.ReserveItems(order)).Returns(true);</w:t>
       </w:r>
     </w:p>
     <w:p>
@@ -8151,7 +7335,7 @@
           <w:sz w:val="24"/>
           <w:szCs w:val="24"/>
         </w:rPr>
-        <w:t xml:space="preserve">    var sut = new OrderProcessor(repository, _inventory.Object, _payments.Object, _notifications.Object, _clock.Object);</w:t>
+        <w:t xml:space="preserve">    _payments.Setup(p =&gt; p.Charge(It.IsAny&lt;int&gt;(), It.IsAny&lt;decimal&gt;())).Returns(new PaymentResult(true));</w:t>
       </w:r>
     </w:p>
     <w:p>
@@ -8202,7 +7386,7 @@
           <w:sz w:val="24"/>
           <w:szCs w:val="24"/>
         </w:rPr>
-        <w:t xml:space="preserve">    sut.ProcessOrder(3);</w:t>
+        <w:t xml:space="preserve">    _sut.ProcessOrder(order.Id);</w:t>
       </w:r>
     </w:p>
     <w:p>
@@ -8253,7 +7437,7 @@
           <w:sz w:val="24"/>
           <w:szCs w:val="24"/>
         </w:rPr>
-        <w:t xml:space="preserve">    repository.GetById(3)!.Status.Should().Be(OrderStatus.Completed);</w:t>
+        <w:t xml:space="preserve">    _payments.Verify(p =&gt; p.Charge(5, It.Is&lt;decimal&gt;(a =&gt; a == expectedAmount)), Times.Once());</w:t>
       </w:r>
     </w:p>
     <w:p>
@@ -8270,23 +7454,6 @@
           <w:sz w:val="24"/>
           <w:szCs w:val="24"/>
         </w:rPr>
-        <w:t xml:space="preserve">    repository.SaveCount.Should().Be(2, "одно сохранение при создании заказа и одно после обработки");</w:t>
-      </w:r>
-    </w:p>
-    <w:p>
-      <w:pPr>
-        <w:keepNext/>
-        <w:keepLines/>
-        <w:spacing w:after="0" w:line="240" w:lineRule="auto"/>
-        <w:ind w:firstLine="0"/>
-        <w:jc w:val="left"/>
-      </w:pPr>
-      <w:r>
-        <w:rPr>
-          <w:rFonts w:ascii="Courier New" w:hAnsi="Courier New" w:cs="Courier New"/>
-          <w:sz w:val="24"/>
-          <w:szCs w:val="24"/>
-        </w:rPr>
         <w:t xml:space="preserve">}</w:t>
       </w:r>
     </w:p>
@@ -8348,7 +7515,7 @@
       <w:r>
         <w:drawing>
           <wp:inline xmlns:a="http://schemas.openxmlformats.org/drawingml/2006/main" xmlns:pic="http://schemas.openxmlformats.org/drawingml/2006/picture">
-            <wp:extent cx="4680000" cy="2425091"/>
+            <wp:extent cx="4680000" cy="3120000"/>
             <wp:docPr id="2" name="Picture 2"/>
             <wp:cNvGraphicFramePr>
               <a:graphicFrameLocks noChangeAspect="1"/>
@@ -8369,7 +7536,7 @@
                   <pic:spPr>
                     <a:xfrm>
                       <a:off x="0" y="0"/>
-                      <a:ext cx="4680000" cy="2425091"/>
+                      <a:ext cx="4680000" cy="3120000"/>
                     </a:xfrm>
                     <a:prstGeom prst="rect"/>
                     <a:ln w="9525">
@@ -8394,7 +7561,7 @@
         <w:rPr>
           <w:lang w:val="ru-RU"/>
         </w:rPr>
-        <w:t xml:space="preserve">Рисунок 2 – Сводка покрытия на промежуточном этапе (Line 74 %, Branch 61 %)</w:t>
+        <w:t xml:space="preserve">Рисунок 2 – Сводка покрытия на промежуточном этапе (Line 74,5 %, Branch 61,1 %)</w:t>
       </w:r>
     </w:p>
     <w:p>
@@ -8472,7 +7639,7 @@
         <w:rPr>
           <w:lang w:val="ru-RU"/>
         </w:rPr>
-        <w:t xml:space="preserve">Анализ непокрытых строк: красным выделены блок нехватки товаров (ReleaseItems, статус Failed, сохранение, InsufficientStockException) и блок сбоя платежа (ReleaseItems, статус PaymentFailed, сохранение, возврат заказа); жёлтым – условия, у которых проверена только одна ветка (ReserveItems, Success), и проверки зависимостей на null в конструкторе (проверена только ветка «не null»). Для их покрытия были дописаны тесты TC-08 – TC-13 (нехватка товаров и сбой платежа с верификацией откатов), TC-14, TC-15 (Strict Mock), TC-19, TC-20 (исключения зависимостей) и TC-23 (null-зависимости), а также остальные сценарии матрицы.</w:t>
+        <w:t xml:space="preserve">Анализ непокрытых строк: красным выделены блок нехватки товаров (ReleaseItems, статус Failed, сохранение, InsufficientStockException) и блок сбоя платежа (ReleaseItems, статус PaymentFailed, сохранение, возврат заказа); жёлтым – условия, у которых проверена только одна ветка (ReserveItems, Success), и проверки зависимостей на null в конструкторе (проверена только ветка «не null»). Для их покрытия были дописаны тесты TC-08 – TC-13 (нехватка товаров и сбой платежа с верификацией откатов), TC-14 (Strict Mock), TC-17, TC-18 (исключения зависимостей) и TC-20 (null-зависимости), а также остальные сценарии матрицы.</w:t>
       </w:r>
     </w:p>
     <w:p>
@@ -8483,7 +7650,7 @@
         <w:rPr>
           <w:lang w:val="ru-RU"/>
         </w:rPr>
-        <w:t xml:space="preserve">На рисунке 4 показано: результат запуска всех тестов командой dotnet test – 33 запуска пройдено, ошибок нет.</w:t>
+        <w:t xml:space="preserve">На рисунке 4 показано: результат запуска всех тестов командой dotnet test – 25 запусков пройдено, ошибок нет.</w:t>
       </w:r>
     </w:p>
     <w:p>
@@ -8541,7 +7708,7 @@
         <w:rPr>
           <w:lang w:val="ru-RU"/>
         </w:rPr>
-        <w:t xml:space="preserve">Рисунок 4 – Результат выполнения тестов (Passed: 33, Failed: 0)</w:t>
+        <w:t xml:space="preserve">Рисунок 4 – Результат выполнения тестов (Passed: 25, Failed: 0)</w:t>
       </w:r>
     </w:p>
     <w:p>
@@ -8893,7 +8060,7 @@
                 <w:szCs w:val="24"/>
                 <w:lang w:val="ru-RU"/>
               </w:rPr>
-              <w:t xml:space="preserve">33</w:t>
+              <w:t xml:space="preserve">25</w:t>
             </w:r>
           </w:p>
         </w:tc>
@@ -8953,7 +8120,7 @@
         <w:rPr>
           <w:lang w:val="ru-RU"/>
         </w:rPr>
-        <w:t xml:space="preserve">После дописывания тестов все 33 запуска проходят успешно. Итоговые значения Line Coverage – 100 % и Branch Coverage – 100 % превышают требуемый порог 90 %.</w:t>
+        <w:t xml:space="preserve">После дописывания тестов все 25 запусков проходят успешно. Итоговые значения Line Coverage – 100 % и Branch Coverage – 100 % превышают требуемый порог 90 %.</w:t>
       </w:r>
     </w:p>
     <w:p>
@@ -9156,7 +8323,7 @@
                 <w:szCs w:val="24"/>
                 <w:lang w:val="ru-RU"/>
               </w:rPr>
-              <w:t xml:space="preserve">Mock (Setup/Verify); Fake InMemoryOrderRepository в TC-21</w:t>
+              <w:t xml:space="preserve">Mock (Setup, Verify, Throws)</w:t>
             </w:r>
           </w:p>
         </w:tc>
@@ -9480,7 +8647,7 @@
         <w:rPr>
           <w:lang w:val="ru-RU"/>
         </w:rPr>
-        <w:t xml:space="preserve">Выбор между state verification и behavior verification: состояние проверялось там, где результат виден в возвращаемом значении или в объекте заказа (TC-01, TC-11, TC-22, TC-21: статусы Completed и PaymentFailed, содержимое хранилища). Behavior verification применена там, где результат – это взаимодействие с зависимостью, которое нельзя увидеть в возвращаемом значении: списание ровно один раз и на верную сумму (TC-03, TC-17), откат резерва (TC-09, TC-12), отсутствие лишних вызовов при ошибках (TC-10, TC-13, TC-19, TC-20), уведомление с датой из провайдера (TC-04), сохранение заказа в нужном статусе (TC-02). В ряде тестов (TC-09, TC-12) использованы обе проверки одновременно.</w:t>
+        <w:t xml:space="preserve">Выбор между state verification и behavior verification: состояние проверялось там, где результат виден в возвращаемом значении или в объекте заказа (TC-01, TC-11, TC-19: статусы Completed и PaymentFailed, исключение при повторной обработке). Behavior verification применена там, где результат – это взаимодействие с зависимостью, которое нельзя увидеть в возвращаемом значении: списание ровно один раз и на верную сумму (TC-03, TC-16), откат резерва (TC-09, TC-12), отсутствие лишних вызовов при ошибках (TC-10, TC-13, TC-17, TC-18), уведомление с датой из провайдера (TC-04), сохранение заказа в нужном статусе (TC-02). В ряде тестов (TC-09, TC-12) использованы обе проверки одновременно.</w:t>
       </w:r>
     </w:p>
     <w:p>
@@ -9489,7 +8656,7 @@
         <w:rPr>
           <w:lang w:val="ru-RU"/>
         </w:rPr>
-        <w:t xml:space="preserve">Полнота покрытия: достигнуто 100 % строк и ветвей. Наиболее сложными для тестирования оказались: ветви отката при нехватке товаров и сбое платежа, поскольку нужно проверить не только статус и исключение, но и порядок побочных эффектов (откат резерва, сохранение, отсутствие списания и уведомления); проверки на null в конструкторе (пять отдельных ветвей, покрытых одним параметризованным тестом TC-23); повторная обработка заказа, для которой потребовалось использовать один и тот же объект заказа в двух вызовах (TC-22).</w:t>
+        <w:t xml:space="preserve">Полнота покрытия: достигнуто 100 % строк и ветвей. Наиболее сложными для тестирования оказались: ветви отката при нехватке товаров и сбое платежа, поскольку нужно проверить не только статус и исключение, но и порядок побочных эффектов (откат резерва, сохранение, отсутствие списания и уведомления); проверки на null в конструкторе (пять отдельных ветвей, покрытых одним тестом TC-20); повторная обработка заказа, для которой потребовалось использовать один и тот же объект заказа в двух вызовах (TC-19).</w:t>
       </w:r>
     </w:p>
     <w:p>
@@ -9498,7 +8665,7 @@
         <w:rPr>
           <w:lang w:val="ru-RU"/>
         </w:rPr>
-        <w:t xml:space="preserve">Для оценки качества тестов вручную вносились ошибки в код сервиса (мутации). Инверсия проверки статуса заказа обнаружена 25 тестами; увеличение списываемой суммы на 1 руб. – 7 тестами; замена даты в уведомлении – 2 тестами; присвоение статуса Failed вместо PaymentFailed – 3 тестами; удаление отката резерва при нехватке товаров – 1 тестом. Все мутации были обнаружены, после проверки исходный код восстановлен.</w:t>
+        <w:t xml:space="preserve">Для оценки качества тестов вручную вносились ошибки в код сервиса (мутации). Инверсия проверки статуса заказа обнаружена 22 тестами; увеличение списываемой суммы на 1 руб. – 14 тестами; замена даты в уведомлении – 1 тестом; присвоение статуса Failed вместо PaymentFailed – 3 тестами; удаление отката резерва при нехватке товаров – 1 тестом; удаление отката резерва при сбое платежа – 2 тестами; отправка уведомления при сбое платежа – 2 тестами. Все семь мутаций были обнаружены, после проверки исходный код восстановлен.</w:t>
       </w:r>
     </w:p>
     <w:p>
@@ -9507,7 +8674,7 @@
         <w:rPr>
           <w:lang w:val="ru-RU"/>
         </w:rPr>
-        <w:t xml:space="preserve">Антипаттерны: не мокаются value-типы и системное время – для времени введён интерфейс IDateTimeProvider; не мокается сама модель Order – используется реальный объект, созданный через OrderMother; проверяются только значимые взаимодействия, а не порядок внутренних шагов алгоритма; Strict Mock применён только в трёх тестах (TC-06, TC-14, TC-15), где нужно гарантировать отсутствие неожиданных вызовов, так как строгие mock-объекты делают тесты хрупкими при рефакторинге; в остальных тестах используются обычные (loose) mock-объекты с минимальной настройкой.</w:t>
+        <w:t xml:space="preserve">Антипаттерны: не мокаются value-типы и системное время – для времени введён интерфейс IDateTimeProvider; не мокается сама модель Order – используется реальный объект, созданный через OrderMother; проверяются только значимые взаимодействия, а не порядок внутренних шагов алгоритма; Strict Mock применён только в двух тестах (TC-06, TC-14), где нужно гарантировать отсутствие неожиданных вызовов, так как строгие mock-объекты делают тесты хрупкими при рефакторинге; в остальных тестах используются обычные (loose) mock-объекты с минимальной настройкой.</w:t>
       </w:r>
     </w:p>
     <w:p>
@@ -9530,7 +8697,7 @@
         <w:rPr>
           <w:lang w:val="ru-RU"/>
         </w:rPr>
-        <w:t xml:space="preserve">В ходе работы изучены паттерны изолированного тестирования и внедрение зависимостей. Для сервиса оформления и оплаты заказов интернет-магазина составлена матрица из 24 тестовых сценариев, реализованы 24 тестовых метода (33 запуска) на xUnit, Moq и FluentAssertions по паттерну Arrange-Act-Assert. Применены stub-поведение (Setup и Returns), выброс исключений (Throws), behavior verification (Verify с Times.Once и Times.Never), Strict Mock, Callback, матчеры It.Is и It.IsAny, а также Fake-репозиторий. На промежуточном этапе Line Coverage составил 74,5 %, Branch Coverage – 61,1 %; после анализа непокрытых строк и дописывания тестов итоговые значения достигли 100 % по обеим метрикам, что выше требуемых 90 %. Ручная проверка мутациями показала, что тесты обнаруживают нарушения логики сервиса. Использование mock-объектов позволило проверить сбои склада и платежа, которые невозможно воспроизвести с реальными зависимостями, и сделало тесты быстрыми и воспроизводимыми.</w:t>
+        <w:t xml:space="preserve">В ходе работы изучены паттерны изолированного тестирования и внедрение зависимостей. Для сервиса оформления и оплаты заказов интернет-магазина составлена матрица из 20 тестовых сценариев, реализованы 20 тестовых методов (25 запусков) на xUnit, Moq и FluentAssertions по паттерну Arrange-Act-Assert. Применены stub-поведение (Setup и Returns), выброс исключений (Throws), behavior verification (Verify с Times.Once и Times.Never), Strict Mock, Callback, матчеры It.Is и It.IsAny. На промежуточном этапе Line Coverage составил 74,5 %, Branch Coverage – 61,1 %; после анализа непокрытых строк и дописывания тестов итоговые значения достигли 100 % по обеим метрикам, что выше требуемых 90 %. Ручная проверка мутациями показала, что тесты обнаруживают нарушения логики сервиса. Использование mock-объектов позволило проверить сбои склада и платежа, которые невозможно воспроизвести с реальными зависимостями, и сделало тесты быстрыми и воспроизводимыми.</w:t>
       </w:r>
     </w:p>
     <w:sectPr>

--- a/Лабораторная_работа_3.docx
+++ b/Лабораторная_работа_3.docx
@@ -4990,6 +4990,240 @@
       </w:r>
     </w:p>
     <w:p>
+      <w:pPr/>
+      <w:r>
+        <w:rPr>
+          <w:lang w:val="ru-RU"/>
+        </w:rPr>
+        <w:t xml:space="preserve">Тесты разрабатывались по циклу TDD Red – Green – Refactor, прогон выполнялся в Обозревателе тестов Visual Studio. Фаза Red: в классе OrderProcessor оставлены только конструктор с пустым телом и метод ProcessOrder, который выбрасывает NotImplementedException (листинг 3, приложение В). Решение собрано, и все 25 запусков тестов завершились ошибкой (рисунок 2): тесты, ожидающие исключений, получили NotImplementedException вместо ожидаемого, а проверка конструктора не обнаружила ArgumentNullException.</w:t>
+      </w:r>
+    </w:p>
+    <w:p>
+      <w:pPr>
+        <w:keepNext/>
+      </w:pPr>
+      <w:r>
+        <w:rPr>
+          <w:lang w:val="ru-RU"/>
+        </w:rPr>
+        <w:t xml:space="preserve">На рисунке 2 показано: Обозреватель тестов Visual Studio, фаза Red – не пройдено 25 из 25 запусков.</w:t>
+      </w:r>
+    </w:p>
+    <w:p>
+      <w:pPr>
+        <w:keepNext/>
+        <w:ind w:firstLine="0"/>
+        <w:jc w:val="center"/>
+      </w:pPr>
+      <w:r>
+        <w:drawing>
+          <wp:inline xmlns:a="http://schemas.openxmlformats.org/drawingml/2006/main" xmlns:pic="http://schemas.openxmlformats.org/drawingml/2006/picture">
+            <wp:extent cx="5040000" cy="3460800"/>
+            <wp:docPr id="2" name="Picture 2"/>
+            <wp:cNvGraphicFramePr>
+              <a:graphicFrameLocks noChangeAspect="1"/>
+            </wp:cNvGraphicFramePr>
+            <a:graphic>
+              <a:graphicData uri="http://schemas.openxmlformats.org/drawingml/2006/picture">
+                <pic:pic>
+                  <pic:nvPicPr>
+                    <pic:cNvPr id="0" name="vs_red.png"/>
+                    <pic:cNvPicPr/>
+                  </pic:nvPicPr>
+                  <pic:blipFill>
+                    <a:blip r:embed="rId23"/>
+                    <a:stretch>
+                      <a:fillRect/>
+                    </a:stretch>
+                  </pic:blipFill>
+                  <pic:spPr>
+                    <a:xfrm>
+                      <a:off x="0" y="0"/>
+                      <a:ext cx="5040000" cy="3460800"/>
+                    </a:xfrm>
+                    <a:prstGeom prst="rect"/>
+                    <a:ln w="9525">
+                      <a:solidFill>
+                        <a:srgbClr val="000000"/>
+                      </a:solidFill>
+                    </a:ln>
+                  </pic:spPr>
+                </pic:pic>
+              </a:graphicData>
+            </a:graphic>
+          </wp:inline>
+        </w:drawing>
+      </w:r>
+    </w:p>
+    <w:p>
+      <w:pPr>
+        <w:ind w:firstLine="0"/>
+        <w:jc w:val="center"/>
+      </w:pPr>
+      <w:r>
+        <w:rPr>
+          <w:lang w:val="ru-RU"/>
+        </w:rPr>
+        <w:t xml:space="preserve">Рисунок 2 – Фаза Red: тесты не проходят (не пройдено: 25)</w:t>
+      </w:r>
+    </w:p>
+    <w:p>
+      <w:pPr/>
+      <w:r>
+        <w:rPr>
+          <w:lang w:val="ru-RU"/>
+        </w:rPr>
+        <w:t xml:space="preserve">Фаза Green: заглушка заменена минимальной реализацией бизнес-правил (листинг 4, приложение Г): проверка зависимостей на null, получение и проверка заказа, резервирование товаров с откатом при нехватке, списание средств, откат при сбое платежа, сохранение заказа и отправка уведомления. После пересборки все 25 запусков пройдены (рисунок 3).</w:t>
+      </w:r>
+    </w:p>
+    <w:p>
+      <w:pPr>
+        <w:keepNext/>
+      </w:pPr>
+      <w:r>
+        <w:rPr>
+          <w:lang w:val="ru-RU"/>
+        </w:rPr>
+        <w:t xml:space="preserve">На рисунке 3 показано: Обозреватель тестов Visual Studio, фаза Green – пройдено 25 из 25 запусков.</w:t>
+      </w:r>
+    </w:p>
+    <w:p>
+      <w:pPr>
+        <w:keepNext/>
+        <w:ind w:firstLine="0"/>
+        <w:jc w:val="center"/>
+      </w:pPr>
+      <w:r>
+        <w:drawing>
+          <wp:inline xmlns:a="http://schemas.openxmlformats.org/drawingml/2006/main" xmlns:pic="http://schemas.openxmlformats.org/drawingml/2006/picture">
+            <wp:extent cx="5040000" cy="3460800"/>
+            <wp:docPr id="3" name="Picture 3"/>
+            <wp:cNvGraphicFramePr>
+              <a:graphicFrameLocks noChangeAspect="1"/>
+            </wp:cNvGraphicFramePr>
+            <a:graphic>
+              <a:graphicData uri="http://schemas.openxmlformats.org/drawingml/2006/picture">
+                <pic:pic>
+                  <pic:nvPicPr>
+                    <pic:cNvPr id="0" name="vs_green.png"/>
+                    <pic:cNvPicPr/>
+                  </pic:nvPicPr>
+                  <pic:blipFill>
+                    <a:blip r:embed="rId24"/>
+                    <a:stretch>
+                      <a:fillRect/>
+                    </a:stretch>
+                  </pic:blipFill>
+                  <pic:spPr>
+                    <a:xfrm>
+                      <a:off x="0" y="0"/>
+                      <a:ext cx="5040000" cy="3460800"/>
+                    </a:xfrm>
+                    <a:prstGeom prst="rect"/>
+                    <a:ln w="9525">
+                      <a:solidFill>
+                        <a:srgbClr val="000000"/>
+                      </a:solidFill>
+                    </a:ln>
+                  </pic:spPr>
+                </pic:pic>
+              </a:graphicData>
+            </a:graphic>
+          </wp:inline>
+        </w:drawing>
+      </w:r>
+    </w:p>
+    <w:p>
+      <w:pPr>
+        <w:ind w:firstLine="0"/>
+        <w:jc w:val="center"/>
+      </w:pPr>
+      <w:r>
+        <w:rPr>
+          <w:lang w:val="ru-RU"/>
+        </w:rPr>
+        <w:t xml:space="preserve">Рисунок 3 – Фаза Green: все тесты проходят (пройдено: 25)</w:t>
+      </w:r>
+    </w:p>
+    <w:p>
+      <w:pPr/>
+      <w:r>
+        <w:rPr>
+          <w:lang w:val="ru-RU"/>
+        </w:rPr>
+        <w:t xml:space="preserve">Фаза Refactor: повторяющиеся фрагменты вынесены в два закрытых метода. GetNewOrder получает заказ и проверяет, что он существует и имеет статус New. Reject откатывает резерв товаров, присваивает заказу статус отказа и сохраняет его; метод используется и при нехватке товаров, и при сбое платежа. Метод ProcessOrder стал короче и читается как последовательность шагов. Поведение при этом не менялось: после рефакторинга те же 25 запусков остались пройденными (рисунок 4). Итоговый код класса приведён в приложении А (листинг 1).</w:t>
+      </w:r>
+    </w:p>
+    <w:p>
+      <w:pPr>
+        <w:keepNext/>
+      </w:pPr>
+      <w:r>
+        <w:rPr>
+          <w:lang w:val="ru-RU"/>
+        </w:rPr>
+        <w:t xml:space="preserve">На рисунке 4 показано: Обозреватель тестов Visual Studio, фаза Refactor – пройдено 25 из 25 запусков.</w:t>
+      </w:r>
+    </w:p>
+    <w:p>
+      <w:pPr>
+        <w:keepNext/>
+        <w:ind w:firstLine="0"/>
+        <w:jc w:val="center"/>
+      </w:pPr>
+      <w:r>
+        <w:drawing>
+          <wp:inline xmlns:a="http://schemas.openxmlformats.org/drawingml/2006/main" xmlns:pic="http://schemas.openxmlformats.org/drawingml/2006/picture">
+            <wp:extent cx="5040000" cy="3460800"/>
+            <wp:docPr id="4" name="Picture 4"/>
+            <wp:cNvGraphicFramePr>
+              <a:graphicFrameLocks noChangeAspect="1"/>
+            </wp:cNvGraphicFramePr>
+            <a:graphic>
+              <a:graphicData uri="http://schemas.openxmlformats.org/drawingml/2006/picture">
+                <pic:pic>
+                  <pic:nvPicPr>
+                    <pic:cNvPr id="0" name="vs_refactor.png"/>
+                    <pic:cNvPicPr/>
+                  </pic:nvPicPr>
+                  <pic:blipFill>
+                    <a:blip r:embed="rId25"/>
+                    <a:stretch>
+                      <a:fillRect/>
+                    </a:stretch>
+                  </pic:blipFill>
+                  <pic:spPr>
+                    <a:xfrm>
+                      <a:off x="0" y="0"/>
+                      <a:ext cx="5040000" cy="3460800"/>
+                    </a:xfrm>
+                    <a:prstGeom prst="rect"/>
+                    <a:ln w="9525">
+                      <a:solidFill>
+                        <a:srgbClr val="000000"/>
+                      </a:solidFill>
+                    </a:ln>
+                  </pic:spPr>
+                </pic:pic>
+              </a:graphicData>
+            </a:graphic>
+          </wp:inline>
+        </w:drawing>
+      </w:r>
+    </w:p>
+    <w:p>
+      <w:pPr>
+        <w:ind w:firstLine="0"/>
+        <w:jc w:val="center"/>
+      </w:pPr>
+      <w:r>
+        <w:rPr>
+          <w:lang w:val="ru-RU"/>
+        </w:rPr>
+        <w:t xml:space="preserve">Рисунок 4 – Фаза Refactor: после рефакторинга все тесты проходят (пройдено: 25)</w:t>
+      </w:r>
+    </w:p>
+    <w:p>
       <w:pPr>
         <w:pageBreakBefore/>
         <w:ind w:firstLine="0"/>
@@ -5009,7 +5243,7 @@
         <w:rPr>
           <w:lang w:val="ru-RU"/>
         </w:rPr>
-        <w:t xml:space="preserve">Покрытие измерялось командой dotnet test --collect:"XPlat Code Coverage"; HTML-отчёт строился командой reportgenerator -reports:"**/coverage.cobertura.xml" -targetdir:"coveragereport" -reporttypes:Html. На промежуточном этапе был запущен только набор из тестов TC-01, TC-06 и TC-07 (6 запусков). Покрытие составило Line Coverage – 74,5 % (38 из 51 строки), Branch Coverage – 61,1 % (11 из 18 ветвей), то есть ниже требуемых 90 %.</w:t>
+        <w:t xml:space="preserve">Покрытие измерялось командой dotnet test --collect:"XPlat Code Coverage"; HTML-отчёт строился командой reportgenerator -reports:"**/coverage.cobertura.xml" -targetdir:"coveragereport" -reporttypes:Html. На промежуточном этапе был запущен только набор из тестов TC-01, TC-06 и TC-07 (6 запусков). Покрытие реализации фазы Green составило Line Coverage – 74,5 % (38 из 51 строки), Branch Coverage – 61,1 % (11 из 18 ветвей), то есть ниже требуемых 90 %.</w:t>
       </w:r>
     </w:p>
     <w:p>
@@ -5020,7 +5254,7 @@
         <w:rPr>
           <w:lang w:val="ru-RU"/>
         </w:rPr>
-        <w:t xml:space="preserve">На рисунке 2 показано: сводка покрытия на промежуточном этапе.</w:t>
+        <w:t xml:space="preserve">На рисунке 5 показано: сводка покрытия на промежуточном этапе.</w:t>
       </w:r>
     </w:p>
     <w:p>
@@ -5033,7 +5267,7 @@
         <w:drawing>
           <wp:inline xmlns:a="http://schemas.openxmlformats.org/drawingml/2006/main" xmlns:pic="http://schemas.openxmlformats.org/drawingml/2006/picture">
             <wp:extent cx="4680000" cy="3120000"/>
-            <wp:docPr id="2" name="Picture 2"/>
+            <wp:docPr id="5" name="Picture 5"/>
             <wp:cNvGraphicFramePr>
               <a:graphicFrameLocks noChangeAspect="1"/>
             </wp:cNvGraphicFramePr>
@@ -5045,7 +5279,7 @@
                     <pic:cNvPicPr/>
                   </pic:nvPicPr>
                   <pic:blipFill>
-                    <a:blip r:embed="rId23"/>
+                    <a:blip r:embed="rId26"/>
                     <a:stretch>
                       <a:fillRect/>
                     </a:stretch>
@@ -5078,7 +5312,7 @@
         <w:rPr>
           <w:lang w:val="ru-RU"/>
         </w:rPr>
-        <w:t xml:space="preserve">Рисунок 2 – Сводка покрытия на промежуточном этапе (Line 74,5 %, Branch 61,1 %)</w:t>
+        <w:t xml:space="preserve">Рисунок 5 – Сводка покрытия на промежуточном этапе (Line 74,5 %, Branch 61,1 %)</w:t>
       </w:r>
     </w:p>
     <w:p>
@@ -5089,7 +5323,7 @@
         <w:rPr>
           <w:lang w:val="ru-RU"/>
         </w:rPr>
-        <w:t xml:space="preserve">На рисунке 3 показано: фрагмент OrderProcessor.cs, красным выделены непокрытые строки, жёлтым – частично покрытые.</w:t>
+        <w:t xml:space="preserve">На рисунке 6 показано: фрагмент OrderProcessor.cs, красным выделены непокрытые строки, жёлтым – частично покрытые.</w:t>
       </w:r>
     </w:p>
     <w:p>
@@ -5102,7 +5336,7 @@
         <w:drawing>
           <wp:inline xmlns:a="http://schemas.openxmlformats.org/drawingml/2006/main" xmlns:pic="http://schemas.openxmlformats.org/drawingml/2006/picture">
             <wp:extent cx="4500000" cy="3845455"/>
-            <wp:docPr id="3" name="Picture 3"/>
+            <wp:docPr id="6" name="Picture 6"/>
             <wp:cNvGraphicFramePr>
               <a:graphicFrameLocks noChangeAspect="1"/>
             </wp:cNvGraphicFramePr>
@@ -5114,7 +5348,7 @@
                     <pic:cNvPicPr/>
                   </pic:nvPicPr>
                   <pic:blipFill>
-                    <a:blip r:embed="rId24"/>
+                    <a:blip r:embed="rId27"/>
                     <a:stretch>
                       <a:fillRect/>
                     </a:stretch>
@@ -5147,7 +5381,7 @@
         <w:rPr>
           <w:lang w:val="ru-RU"/>
         </w:rPr>
-        <w:t xml:space="preserve">Рисунок 3 – Фрагмент OrderProcessor.cs с подсветкой непокрытых строк</w:t>
+        <w:t xml:space="preserve">Рисунок 6 – Фрагмент OrderProcessor.cs с подсветкой непокрытых строк</w:t>
       </w:r>
     </w:p>
     <w:p>
@@ -5167,76 +5401,7 @@
         <w:rPr>
           <w:lang w:val="ru-RU"/>
         </w:rPr>
-        <w:t xml:space="preserve">На рисунке 4 показано: результат запуска всех тестов командой dotnet test – 25 запусков пройдено, ошибок нет.</w:t>
-      </w:r>
-    </w:p>
-    <w:p>
-      <w:pPr>
-        <w:keepNext/>
-        <w:ind w:firstLine="0"/>
-        <w:jc w:val="center"/>
-      </w:pPr>
-      <w:r>
-        <w:drawing>
-          <wp:inline xmlns:a="http://schemas.openxmlformats.org/drawingml/2006/main" xmlns:pic="http://schemas.openxmlformats.org/drawingml/2006/picture">
-            <wp:extent cx="4680000" cy="1638000"/>
-            <wp:docPr id="4" name="Picture 4"/>
-            <wp:cNvGraphicFramePr>
-              <a:graphicFrameLocks noChangeAspect="1"/>
-            </wp:cNvGraphicFramePr>
-            <a:graphic>
-              <a:graphicData uri="http://schemas.openxmlformats.org/drawingml/2006/picture">
-                <pic:pic>
-                  <pic:nvPicPr>
-                    <pic:cNvPr id="0" name="testrun.png"/>
-                    <pic:cNvPicPr/>
-                  </pic:nvPicPr>
-                  <pic:blipFill>
-                    <a:blip r:embed="rId25"/>
-                    <a:stretch>
-                      <a:fillRect/>
-                    </a:stretch>
-                  </pic:blipFill>
-                  <pic:spPr>
-                    <a:xfrm>
-                      <a:off x="0" y="0"/>
-                      <a:ext cx="4680000" cy="1638000"/>
-                    </a:xfrm>
-                    <a:prstGeom prst="rect"/>
-                    <a:ln w="9525">
-                      <a:solidFill>
-                        <a:srgbClr val="000000"/>
-                      </a:solidFill>
-                    </a:ln>
-                  </pic:spPr>
-                </pic:pic>
-              </a:graphicData>
-            </a:graphic>
-          </wp:inline>
-        </w:drawing>
-      </w:r>
-    </w:p>
-    <w:p>
-      <w:pPr>
-        <w:ind w:firstLine="0"/>
-        <w:jc w:val="center"/>
-      </w:pPr>
-      <w:r>
-        <w:rPr>
-          <w:lang w:val="ru-RU"/>
-        </w:rPr>
-        <w:t xml:space="preserve">Рисунок 4 – Результат выполнения тестов (Passed: 25, Failed: 0)</w:t>
-      </w:r>
-    </w:p>
-    <w:p>
-      <w:pPr>
-        <w:keepNext/>
-      </w:pPr>
-      <w:r>
-        <w:rPr>
-          <w:lang w:val="ru-RU"/>
-        </w:rPr>
-        <w:t xml:space="preserve">На рисунке 5 показано: итоговый отчёт ReportGenerator после запуска всех тестов.</w:t>
+        <w:t xml:space="preserve">На рисунке 7 показано: итоговый отчёт ReportGenerator после запуска всех тестов на отрефакторенном коде.</w:t>
       </w:r>
     </w:p>
     <w:p>
@@ -5249,7 +5414,7 @@
         <w:drawing>
           <wp:inline xmlns:a="http://schemas.openxmlformats.org/drawingml/2006/main" xmlns:pic="http://schemas.openxmlformats.org/drawingml/2006/picture">
             <wp:extent cx="5040000" cy="3360000"/>
-            <wp:docPr id="5" name="Picture 5"/>
+            <wp:docPr id="7" name="Picture 7"/>
             <wp:cNvGraphicFramePr>
               <a:graphicFrameLocks noChangeAspect="1"/>
             </wp:cNvGraphicFramePr>
@@ -5261,7 +5426,7 @@
                     <pic:cNvPicPr/>
                   </pic:nvPicPr>
                   <pic:blipFill>
-                    <a:blip r:embed="rId26"/>
+                    <a:blip r:embed="rId28"/>
                     <a:stretch>
                       <a:fillRect/>
                     </a:stretch>
@@ -5294,7 +5459,7 @@
         <w:rPr>
           <w:lang w:val="ru-RU"/>
         </w:rPr>
-        <w:t xml:space="preserve">Рисунок 5 – Итоговый отчёт ReportGenerator: Line Coverage 100 %, Branch Coverage 100 %</w:t>
+        <w:t xml:space="preserve">Рисунок 7 – Итоговый отчёт ReportGenerator: Line Coverage 100 %, Branch Coverage 100 %</w:t>
       </w:r>
     </w:p>
     <w:p>
@@ -5553,7 +5718,7 @@
                 <w:szCs w:val="24"/>
                 <w:lang w:val="ru-RU"/>
               </w:rPr>
-              <w:t xml:space="preserve">Итоговый</w:t>
+              <w:t xml:space="preserve">Итоговый (после Refactor)</w:t>
             </w:r>
           </w:p>
         </w:tc>
@@ -5601,7 +5766,7 @@
                 <w:szCs w:val="24"/>
                 <w:lang w:val="ru-RU"/>
               </w:rPr>
-              <w:t xml:space="preserve">100 % (51 из 51)</w:t>
+              <w:t xml:space="preserve">100 % (56 из 56)</w:t>
             </w:r>
           </w:p>
         </w:tc>
@@ -5637,7 +5802,7 @@
         <w:rPr>
           <w:lang w:val="ru-RU"/>
         </w:rPr>
-        <w:t xml:space="preserve">После дописывания тестов все 25 запусков проходят успешно. Итоговые значения Line Coverage – 100 % и Branch Coverage – 100 % превышают требуемый порог 90 %.</w:t>
+        <w:t xml:space="preserve">Промежуточное измерение выполнялось на реализации фазы Green (51 строка), итоговое – после рефакторинга (56 строк за счёт вынесенных методов). После дописывания тестов все 25 запусков проходят успешно. Итоговые значения Line Coverage – 100 % и Branch Coverage – 100 % превышают требуемый порог 90 %.</w:t>
       </w:r>
     </w:p>
     <w:p>
@@ -6182,7 +6347,7 @@
         <w:rPr>
           <w:lang w:val="ru-RU"/>
         </w:rPr>
-        <w:t xml:space="preserve">Для оценки качества тестов вручную вносились ошибки в код сервиса (мутации). Инверсия проверки статуса заказа обнаружена 22 тестами; увеличение списываемой суммы на 1 руб. – 14 тестами; замена даты в уведомлении – 1 тестом; присвоение статуса Failed вместо PaymentFailed – 3 тестами; удаление отката резерва при нехватке товаров – 1 тестом; удаление отката резерва при сбое платежа – 2 тестами; отправка уведомления при сбое платежа – 2 тестами. Все семь мутаций были обнаружены, после проверки исходный код восстановлен.</w:t>
+        <w:t xml:space="preserve">Для оценки качества тестов вручную вносились ошибки в код сервиса (мутации; проверка выполнялась на реализации фазы Green, до рефакторинга). Инверсия проверки статуса заказа обнаружена 22 тестами; увеличение списываемой суммы на 1 руб. – 14 тестами; замена даты в уведомлении – 1 тестом; присвоение статуса Failed вместо PaymentFailed – 3 тестами; удаление отката резерва при нехватке товаров – 1 тестом; удаление отката резерва при сбое платежа – 2 тестами; отправка уведомления при сбое платежа – 2 тестами. Все семь мутаций были обнаружены, после проверки исходный код восстановлен.</w:t>
       </w:r>
     </w:p>
     <w:p>
@@ -6214,7 +6379,7 @@
         <w:rPr>
           <w:lang w:val="ru-RU"/>
         </w:rPr>
-        <w:t xml:space="preserve">В ходе работы изучены паттерны изолированного тестирования и внедрение зависимостей. Для сервиса оформления и оплаты заказов интернет-магазина составлена матрица из 20 тестовых сценариев, реализованы 20 тестовых методов (25 запусков) на xUnit, Moq и FluentAssertions по паттерну Arrange-Act-Assert. Применены stub-поведение (Setup и Returns), выброс исключений (Throws), behavior verification (Verify с Times.Once и Times.Never), Strict Mock, Callback, матчеры It.Is и It.IsAny. На промежуточном этапе Line Coverage составил 74,5 %, Branch Coverage – 61,1 %; после анализа непокрытых строк и дописывания тестов итоговые значения достигли 100 % по обеим метрикам, что выше требуемых 90 %. Ручная проверка мутациями показала, что тесты обнаруживают нарушения логики сервиса. Использование mock-объектов позволило проверить сбои склада и платежа, которые невозможно воспроизвести с реальными зависимостями, и сделало тесты быстрыми и воспроизводимыми.</w:t>
+        <w:t xml:space="preserve">В ходе работы изучены паттерны изолированного тестирования и внедрение зависимостей. Для сервиса оформления и оплаты заказов интернет-магазина составлена матрица из 20 тестовых сценариев, реализованы 20 тестовых методов (25 запусков) на xUnit, Moq и FluentAssertions по паттерну Arrange-Act-Assert. Применены stub-поведение (Setup и Returns), выброс исключений (Throws), behavior verification (Verify с Times.Once и Times.Never), Strict Mock, Callback, матчеры It.Is и It.IsAny. Тесты разработаны по циклу Red – Green – Refactor с прогоном в Visual Studio: 25 из 25 запусков не проходили на заглушке, проходили на реализации и остались пройденными после рефакторинга. На промежуточном этапе Line Coverage составил 74,5 %, Branch Coverage – 61,1 %; после анализа непокрытых строк и дописывания тестов итоговые значения достигли 100 % по обеим метрикам, что выше требуемых 90 %. Ручная проверка мутациями показала, что тесты обнаруживают нарушения логики сервиса. Использование mock-объектов позволило проверить сбои склада и платежа, которые невозможно воспроизвести с реальными зависимостями, и сделало тесты быстрыми и воспроизводимыми.</w:t>
       </w:r>
     </w:p>
     <w:p>
@@ -7841,6 +8006,381 @@
                 <w:sz w:val="24"/>
                 <w:szCs w:val="24"/>
               </w:rPr>
+              <w:t xml:space="preserve">        var order = GetNewOrder(orderId);</w:t>
+            </w:r>
+          </w:p>
+          <w:p>
+            <w:pPr>
+              <w:spacing w:after="0" w:line="240" w:lineRule="auto"/>
+              <w:ind w:firstLine="0"/>
+              <w:jc w:val="left"/>
+            </w:pPr>
+            <w:r>
+              <w:rPr>
+                <w:rFonts w:ascii="Courier New" w:hAnsi="Courier New" w:cs="Courier New"/>
+                <w:sz w:val="24"/>
+                <w:szCs w:val="24"/>
+              </w:rPr>
+              <w:t xml:space="preserve"> </w:t>
+            </w:r>
+          </w:p>
+          <w:p>
+            <w:pPr>
+              <w:spacing w:after="0" w:line="240" w:lineRule="auto"/>
+              <w:ind w:firstLine="0"/>
+              <w:jc w:val="left"/>
+            </w:pPr>
+            <w:r>
+              <w:rPr>
+                <w:rFonts w:ascii="Courier New" w:hAnsi="Courier New" w:cs="Courier New"/>
+                <w:sz w:val="24"/>
+                <w:szCs w:val="24"/>
+              </w:rPr>
+              <w:t xml:space="preserve">        if (!_inventory.ReserveItems(order))</w:t>
+            </w:r>
+          </w:p>
+          <w:p>
+            <w:pPr>
+              <w:spacing w:after="0" w:line="240" w:lineRule="auto"/>
+              <w:ind w:firstLine="0"/>
+              <w:jc w:val="left"/>
+            </w:pPr>
+            <w:r>
+              <w:rPr>
+                <w:rFonts w:ascii="Courier New" w:hAnsi="Courier New" w:cs="Courier New"/>
+                <w:sz w:val="24"/>
+                <w:szCs w:val="24"/>
+              </w:rPr>
+              <w:t xml:space="preserve">        {</w:t>
+            </w:r>
+          </w:p>
+          <w:p>
+            <w:pPr>
+              <w:spacing w:after="0" w:line="240" w:lineRule="auto"/>
+              <w:ind w:firstLine="0"/>
+              <w:jc w:val="left"/>
+            </w:pPr>
+            <w:r>
+              <w:rPr>
+                <w:rFonts w:ascii="Courier New" w:hAnsi="Courier New" w:cs="Courier New"/>
+                <w:sz w:val="24"/>
+                <w:szCs w:val="24"/>
+              </w:rPr>
+              <w:t xml:space="preserve">            Reject(order, OrderStatus.Failed);</w:t>
+            </w:r>
+          </w:p>
+          <w:p>
+            <w:pPr>
+              <w:spacing w:after="0" w:line="240" w:lineRule="auto"/>
+              <w:ind w:firstLine="0"/>
+              <w:jc w:val="left"/>
+            </w:pPr>
+            <w:r>
+              <w:rPr>
+                <w:rFonts w:ascii="Courier New" w:hAnsi="Courier New" w:cs="Courier New"/>
+                <w:sz w:val="24"/>
+                <w:szCs w:val="24"/>
+              </w:rPr>
+              <w:t xml:space="preserve">            throw new InsufficientStockException($"Недостаточно товаров на складе для заказа {orderId}.");</w:t>
+            </w:r>
+          </w:p>
+          <w:p>
+            <w:pPr>
+              <w:spacing w:after="0" w:line="240" w:lineRule="auto"/>
+              <w:ind w:firstLine="0"/>
+              <w:jc w:val="left"/>
+            </w:pPr>
+            <w:r>
+              <w:rPr>
+                <w:rFonts w:ascii="Courier New" w:hAnsi="Courier New" w:cs="Courier New"/>
+                <w:sz w:val="24"/>
+                <w:szCs w:val="24"/>
+              </w:rPr>
+              <w:t xml:space="preserve">        }</w:t>
+            </w:r>
+          </w:p>
+          <w:p>
+            <w:pPr>
+              <w:spacing w:after="0" w:line="240" w:lineRule="auto"/>
+              <w:ind w:firstLine="0"/>
+              <w:jc w:val="left"/>
+            </w:pPr>
+            <w:r>
+              <w:rPr>
+                <w:rFonts w:ascii="Courier New" w:hAnsi="Courier New" w:cs="Courier New"/>
+                <w:sz w:val="24"/>
+                <w:szCs w:val="24"/>
+              </w:rPr>
+              <w:t xml:space="preserve"> </w:t>
+            </w:r>
+          </w:p>
+          <w:p>
+            <w:pPr>
+              <w:spacing w:after="0" w:line="240" w:lineRule="auto"/>
+              <w:ind w:firstLine="0"/>
+              <w:jc w:val="left"/>
+            </w:pPr>
+            <w:r>
+              <w:rPr>
+                <w:rFonts w:ascii="Courier New" w:hAnsi="Courier New" w:cs="Courier New"/>
+                <w:sz w:val="24"/>
+                <w:szCs w:val="24"/>
+              </w:rPr>
+              <w:t xml:space="preserve">        var payment = _payments.Charge(order.Id, order.TotalAmount);</w:t>
+            </w:r>
+          </w:p>
+          <w:p>
+            <w:pPr>
+              <w:spacing w:after="0" w:line="240" w:lineRule="auto"/>
+              <w:ind w:firstLine="0"/>
+              <w:jc w:val="left"/>
+            </w:pPr>
+            <w:r>
+              <w:rPr>
+                <w:rFonts w:ascii="Courier New" w:hAnsi="Courier New" w:cs="Courier New"/>
+                <w:sz w:val="24"/>
+                <w:szCs w:val="24"/>
+              </w:rPr>
+              <w:t xml:space="preserve"> </w:t>
+            </w:r>
+          </w:p>
+          <w:p>
+            <w:pPr>
+              <w:spacing w:after="0" w:line="240" w:lineRule="auto"/>
+              <w:ind w:firstLine="0"/>
+              <w:jc w:val="left"/>
+            </w:pPr>
+            <w:r>
+              <w:rPr>
+                <w:rFonts w:ascii="Courier New" w:hAnsi="Courier New" w:cs="Courier New"/>
+                <w:sz w:val="24"/>
+                <w:szCs w:val="24"/>
+              </w:rPr>
+              <w:t xml:space="preserve">        if (!payment.Success)</w:t>
+            </w:r>
+          </w:p>
+          <w:p>
+            <w:pPr>
+              <w:spacing w:after="0" w:line="240" w:lineRule="auto"/>
+              <w:ind w:firstLine="0"/>
+              <w:jc w:val="left"/>
+            </w:pPr>
+            <w:r>
+              <w:rPr>
+                <w:rFonts w:ascii="Courier New" w:hAnsi="Courier New" w:cs="Courier New"/>
+                <w:sz w:val="24"/>
+                <w:szCs w:val="24"/>
+              </w:rPr>
+              <w:t xml:space="preserve">        {</w:t>
+            </w:r>
+          </w:p>
+          <w:p>
+            <w:pPr>
+              <w:spacing w:after="0" w:line="240" w:lineRule="auto"/>
+              <w:ind w:firstLine="0"/>
+              <w:jc w:val="left"/>
+            </w:pPr>
+            <w:r>
+              <w:rPr>
+                <w:rFonts w:ascii="Courier New" w:hAnsi="Courier New" w:cs="Courier New"/>
+                <w:sz w:val="24"/>
+                <w:szCs w:val="24"/>
+              </w:rPr>
+              <w:t xml:space="preserve">            Reject(order, OrderStatus.PaymentFailed);</w:t>
+            </w:r>
+          </w:p>
+          <w:p>
+            <w:pPr>
+              <w:spacing w:after="0" w:line="240" w:lineRule="auto"/>
+              <w:ind w:firstLine="0"/>
+              <w:jc w:val="left"/>
+            </w:pPr>
+            <w:r>
+              <w:rPr>
+                <w:rFonts w:ascii="Courier New" w:hAnsi="Courier New" w:cs="Courier New"/>
+                <w:sz w:val="24"/>
+                <w:szCs w:val="24"/>
+              </w:rPr>
+              <w:t xml:space="preserve">            return order;</w:t>
+            </w:r>
+          </w:p>
+          <w:p>
+            <w:pPr>
+              <w:spacing w:after="0" w:line="240" w:lineRule="auto"/>
+              <w:ind w:firstLine="0"/>
+              <w:jc w:val="left"/>
+            </w:pPr>
+            <w:r>
+              <w:rPr>
+                <w:rFonts w:ascii="Courier New" w:hAnsi="Courier New" w:cs="Courier New"/>
+                <w:sz w:val="24"/>
+                <w:szCs w:val="24"/>
+              </w:rPr>
+              <w:t xml:space="preserve">        }</w:t>
+            </w:r>
+          </w:p>
+          <w:p>
+            <w:pPr>
+              <w:spacing w:after="0" w:line="240" w:lineRule="auto"/>
+              <w:ind w:firstLine="0"/>
+              <w:jc w:val="left"/>
+            </w:pPr>
+            <w:r>
+              <w:rPr>
+                <w:rFonts w:ascii="Courier New" w:hAnsi="Courier New" w:cs="Courier New"/>
+                <w:sz w:val="24"/>
+                <w:szCs w:val="24"/>
+              </w:rPr>
+              <w:t xml:space="preserve"> </w:t>
+            </w:r>
+          </w:p>
+          <w:p>
+            <w:pPr>
+              <w:spacing w:after="0" w:line="240" w:lineRule="auto"/>
+              <w:ind w:firstLine="0"/>
+              <w:jc w:val="left"/>
+            </w:pPr>
+            <w:r>
+              <w:rPr>
+                <w:rFonts w:ascii="Courier New" w:hAnsi="Courier New" w:cs="Courier New"/>
+                <w:sz w:val="24"/>
+                <w:szCs w:val="24"/>
+              </w:rPr>
+              <w:t xml:space="preserve">        order.Status = OrderStatus.Completed;</w:t>
+            </w:r>
+          </w:p>
+          <w:p>
+            <w:pPr>
+              <w:spacing w:after="0" w:line="240" w:lineRule="auto"/>
+              <w:ind w:firstLine="0"/>
+              <w:jc w:val="left"/>
+            </w:pPr>
+            <w:r>
+              <w:rPr>
+                <w:rFonts w:ascii="Courier New" w:hAnsi="Courier New" w:cs="Courier New"/>
+                <w:sz w:val="24"/>
+                <w:szCs w:val="24"/>
+              </w:rPr>
+              <w:t xml:space="preserve">        _orders.Save(order);</w:t>
+            </w:r>
+          </w:p>
+          <w:p>
+            <w:pPr>
+              <w:spacing w:after="0" w:line="240" w:lineRule="auto"/>
+              <w:ind w:firstLine="0"/>
+              <w:jc w:val="left"/>
+            </w:pPr>
+            <w:r>
+              <w:rPr>
+                <w:rFonts w:ascii="Courier New" w:hAnsi="Courier New" w:cs="Courier New"/>
+                <w:sz w:val="24"/>
+                <w:szCs w:val="24"/>
+              </w:rPr>
+              <w:t xml:space="preserve">        _notifications.SendConfirmation(order, _clock.UtcNow);</w:t>
+            </w:r>
+          </w:p>
+          <w:p>
+            <w:pPr>
+              <w:spacing w:after="0" w:line="240" w:lineRule="auto"/>
+              <w:ind w:firstLine="0"/>
+              <w:jc w:val="left"/>
+            </w:pPr>
+            <w:r>
+              <w:rPr>
+                <w:rFonts w:ascii="Courier New" w:hAnsi="Courier New" w:cs="Courier New"/>
+                <w:sz w:val="24"/>
+                <w:szCs w:val="24"/>
+              </w:rPr>
+              <w:t xml:space="preserve"> </w:t>
+            </w:r>
+          </w:p>
+          <w:p>
+            <w:pPr>
+              <w:spacing w:after="0" w:line="240" w:lineRule="auto"/>
+              <w:ind w:firstLine="0"/>
+              <w:jc w:val="left"/>
+            </w:pPr>
+            <w:r>
+              <w:rPr>
+                <w:rFonts w:ascii="Courier New" w:hAnsi="Courier New" w:cs="Courier New"/>
+                <w:sz w:val="24"/>
+                <w:szCs w:val="24"/>
+              </w:rPr>
+              <w:t xml:space="preserve">        return order;</w:t>
+            </w:r>
+          </w:p>
+          <w:p>
+            <w:pPr>
+              <w:spacing w:after="0" w:line="240" w:lineRule="auto"/>
+              <w:ind w:firstLine="0"/>
+              <w:jc w:val="left"/>
+            </w:pPr>
+            <w:r>
+              <w:rPr>
+                <w:rFonts w:ascii="Courier New" w:hAnsi="Courier New" w:cs="Courier New"/>
+                <w:sz w:val="24"/>
+                <w:szCs w:val="24"/>
+              </w:rPr>
+              <w:t xml:space="preserve">    }</w:t>
+            </w:r>
+          </w:p>
+          <w:p>
+            <w:pPr>
+              <w:spacing w:after="0" w:line="240" w:lineRule="auto"/>
+              <w:ind w:firstLine="0"/>
+              <w:jc w:val="left"/>
+            </w:pPr>
+            <w:r>
+              <w:rPr>
+                <w:rFonts w:ascii="Courier New" w:hAnsi="Courier New" w:cs="Courier New"/>
+                <w:sz w:val="24"/>
+                <w:szCs w:val="24"/>
+              </w:rPr>
+              <w:t xml:space="preserve"> </w:t>
+            </w:r>
+          </w:p>
+          <w:p>
+            <w:pPr>
+              <w:spacing w:after="0" w:line="240" w:lineRule="auto"/>
+              <w:ind w:firstLine="0"/>
+              <w:jc w:val="left"/>
+            </w:pPr>
+            <w:r>
+              <w:rPr>
+                <w:rFonts w:ascii="Courier New" w:hAnsi="Courier New" w:cs="Courier New"/>
+                <w:sz w:val="24"/>
+                <w:szCs w:val="24"/>
+              </w:rPr>
+              <w:t xml:space="preserve">    private Order GetNewOrder(int orderId)</w:t>
+            </w:r>
+          </w:p>
+          <w:p>
+            <w:pPr>
+              <w:spacing w:after="0" w:line="240" w:lineRule="auto"/>
+              <w:ind w:firstLine="0"/>
+              <w:jc w:val="left"/>
+            </w:pPr>
+            <w:r>
+              <w:rPr>
+                <w:rFonts w:ascii="Courier New" w:hAnsi="Courier New" w:cs="Courier New"/>
+                <w:sz w:val="24"/>
+                <w:szCs w:val="24"/>
+              </w:rPr>
+              <w:t xml:space="preserve">    {</w:t>
+            </w:r>
+          </w:p>
+          <w:p>
+            <w:pPr>
+              <w:spacing w:after="0" w:line="240" w:lineRule="auto"/>
+              <w:ind w:firstLine="0"/>
+              <w:jc w:val="left"/>
+            </w:pPr>
+            <w:r>
+              <w:rPr>
+                <w:rFonts w:ascii="Courier New" w:hAnsi="Courier New" w:cs="Courier New"/>
+                <w:sz w:val="24"/>
+                <w:szCs w:val="24"/>
+              </w:rPr>
               <w:t xml:space="preserve">        var order = _orders.GetById(orderId);</w:t>
             </w:r>
           </w:p>
@@ -8021,97 +8561,22 @@
                 <w:sz w:val="24"/>
                 <w:szCs w:val="24"/>
               </w:rPr>
-              <w:t xml:space="preserve">        if (!_inventory.ReserveItems(order))</w:t>
-            </w:r>
-          </w:p>
-          <w:p>
-            <w:pPr>
-              <w:spacing w:after="0" w:line="240" w:lineRule="auto"/>
-              <w:ind w:firstLine="0"/>
-              <w:jc w:val="left"/>
-            </w:pPr>
-            <w:r>
-              <w:rPr>
-                <w:rFonts w:ascii="Courier New" w:hAnsi="Courier New" w:cs="Courier New"/>
-                <w:sz w:val="24"/>
-                <w:szCs w:val="24"/>
-              </w:rPr>
-              <w:t xml:space="preserve">        {</w:t>
-            </w:r>
-          </w:p>
-          <w:p>
-            <w:pPr>
-              <w:spacing w:after="0" w:line="240" w:lineRule="auto"/>
-              <w:ind w:firstLine="0"/>
-              <w:jc w:val="left"/>
-            </w:pPr>
-            <w:r>
-              <w:rPr>
-                <w:rFonts w:ascii="Courier New" w:hAnsi="Courier New" w:cs="Courier New"/>
-                <w:sz w:val="24"/>
-                <w:szCs w:val="24"/>
-              </w:rPr>
-              <w:t xml:space="preserve">            _inventory.ReleaseItems(order);</w:t>
-            </w:r>
-          </w:p>
-          <w:p>
-            <w:pPr>
-              <w:spacing w:after="0" w:line="240" w:lineRule="auto"/>
-              <w:ind w:firstLine="0"/>
-              <w:jc w:val="left"/>
-            </w:pPr>
-            <w:r>
-              <w:rPr>
-                <w:rFonts w:ascii="Courier New" w:hAnsi="Courier New" w:cs="Courier New"/>
-                <w:sz w:val="24"/>
-                <w:szCs w:val="24"/>
-              </w:rPr>
-              <w:t xml:space="preserve">            order.Status = OrderStatus.Failed;</w:t>
-            </w:r>
-          </w:p>
-          <w:p>
-            <w:pPr>
-              <w:spacing w:after="0" w:line="240" w:lineRule="auto"/>
-              <w:ind w:firstLine="0"/>
-              <w:jc w:val="left"/>
-            </w:pPr>
-            <w:r>
-              <w:rPr>
-                <w:rFonts w:ascii="Courier New" w:hAnsi="Courier New" w:cs="Courier New"/>
-                <w:sz w:val="24"/>
-                <w:szCs w:val="24"/>
-              </w:rPr>
-              <w:t xml:space="preserve">            _orders.Save(order);</w:t>
-            </w:r>
-          </w:p>
-          <w:p>
-            <w:pPr>
-              <w:spacing w:after="0" w:line="240" w:lineRule="auto"/>
-              <w:ind w:firstLine="0"/>
-              <w:jc w:val="left"/>
-            </w:pPr>
-            <w:r>
-              <w:rPr>
-                <w:rFonts w:ascii="Courier New" w:hAnsi="Courier New" w:cs="Courier New"/>
-                <w:sz w:val="24"/>
-                <w:szCs w:val="24"/>
-              </w:rPr>
-              <w:t xml:space="preserve">            throw new InsufficientStockException($"Недостаточно товаров на складе для заказа {orderId}.");</w:t>
-            </w:r>
-          </w:p>
-          <w:p>
-            <w:pPr>
-              <w:spacing w:after="0" w:line="240" w:lineRule="auto"/>
-              <w:ind w:firstLine="0"/>
-              <w:jc w:val="left"/>
-            </w:pPr>
-            <w:r>
-              <w:rPr>
-                <w:rFonts w:ascii="Courier New" w:hAnsi="Courier New" w:cs="Courier New"/>
-                <w:sz w:val="24"/>
-                <w:szCs w:val="24"/>
-              </w:rPr>
-              <w:t xml:space="preserve">        }</w:t>
+              <w:t xml:space="preserve">        return order;</w:t>
+            </w:r>
+          </w:p>
+          <w:p>
+            <w:pPr>
+              <w:spacing w:after="0" w:line="240" w:lineRule="auto"/>
+              <w:ind w:firstLine="0"/>
+              <w:jc w:val="left"/>
+            </w:pPr>
+            <w:r>
+              <w:rPr>
+                <w:rFonts w:ascii="Courier New" w:hAnsi="Courier New" w:cs="Courier New"/>
+                <w:sz w:val="24"/>
+                <w:szCs w:val="24"/>
+              </w:rPr>
+              <w:t xml:space="preserve">    }</w:t>
             </w:r>
           </w:p>
           <w:p>
@@ -8141,157 +8606,52 @@
                 <w:sz w:val="24"/>
                 <w:szCs w:val="24"/>
               </w:rPr>
-              <w:t xml:space="preserve">        var payment = _payments.Charge(order.Id, order.TotalAmount);</w:t>
-            </w:r>
-          </w:p>
-          <w:p>
-            <w:pPr>
-              <w:spacing w:after="0" w:line="240" w:lineRule="auto"/>
-              <w:ind w:firstLine="0"/>
-              <w:jc w:val="left"/>
-            </w:pPr>
-            <w:r>
-              <w:rPr>
-                <w:rFonts w:ascii="Courier New" w:hAnsi="Courier New" w:cs="Courier New"/>
-                <w:sz w:val="24"/>
-                <w:szCs w:val="24"/>
-              </w:rPr>
-              <w:t xml:space="preserve"> </w:t>
-            </w:r>
-          </w:p>
-          <w:p>
-            <w:pPr>
-              <w:spacing w:after="0" w:line="240" w:lineRule="auto"/>
-              <w:ind w:firstLine="0"/>
-              <w:jc w:val="left"/>
-            </w:pPr>
-            <w:r>
-              <w:rPr>
-                <w:rFonts w:ascii="Courier New" w:hAnsi="Courier New" w:cs="Courier New"/>
-                <w:sz w:val="24"/>
-                <w:szCs w:val="24"/>
-              </w:rPr>
-              <w:t xml:space="preserve">        if (!payment.Success)</w:t>
-            </w:r>
-          </w:p>
-          <w:p>
-            <w:pPr>
-              <w:spacing w:after="0" w:line="240" w:lineRule="auto"/>
-              <w:ind w:firstLine="0"/>
-              <w:jc w:val="left"/>
-            </w:pPr>
-            <w:r>
-              <w:rPr>
-                <w:rFonts w:ascii="Courier New" w:hAnsi="Courier New" w:cs="Courier New"/>
-                <w:sz w:val="24"/>
-                <w:szCs w:val="24"/>
-              </w:rPr>
-              <w:t xml:space="preserve">        {</w:t>
-            </w:r>
-          </w:p>
-          <w:p>
-            <w:pPr>
-              <w:spacing w:after="0" w:line="240" w:lineRule="auto"/>
-              <w:ind w:firstLine="0"/>
-              <w:jc w:val="left"/>
-            </w:pPr>
-            <w:r>
-              <w:rPr>
-                <w:rFonts w:ascii="Courier New" w:hAnsi="Courier New" w:cs="Courier New"/>
-                <w:sz w:val="24"/>
-                <w:szCs w:val="24"/>
-              </w:rPr>
-              <w:t xml:space="preserve">            _inventory.ReleaseItems(order);</w:t>
-            </w:r>
-          </w:p>
-          <w:p>
-            <w:pPr>
-              <w:spacing w:after="0" w:line="240" w:lineRule="auto"/>
-              <w:ind w:firstLine="0"/>
-              <w:jc w:val="left"/>
-            </w:pPr>
-            <w:r>
-              <w:rPr>
-                <w:rFonts w:ascii="Courier New" w:hAnsi="Courier New" w:cs="Courier New"/>
-                <w:sz w:val="24"/>
-                <w:szCs w:val="24"/>
-              </w:rPr>
-              <w:t xml:space="preserve">            order.Status = OrderStatus.PaymentFailed;</w:t>
-            </w:r>
-          </w:p>
-          <w:p>
-            <w:pPr>
-              <w:spacing w:after="0" w:line="240" w:lineRule="auto"/>
-              <w:ind w:firstLine="0"/>
-              <w:jc w:val="left"/>
-            </w:pPr>
-            <w:r>
-              <w:rPr>
-                <w:rFonts w:ascii="Courier New" w:hAnsi="Courier New" w:cs="Courier New"/>
-                <w:sz w:val="24"/>
-                <w:szCs w:val="24"/>
-              </w:rPr>
-              <w:t xml:space="preserve">            _orders.Save(order);</w:t>
-            </w:r>
-          </w:p>
-          <w:p>
-            <w:pPr>
-              <w:spacing w:after="0" w:line="240" w:lineRule="auto"/>
-              <w:ind w:firstLine="0"/>
-              <w:jc w:val="left"/>
-            </w:pPr>
-            <w:r>
-              <w:rPr>
-                <w:rFonts w:ascii="Courier New" w:hAnsi="Courier New" w:cs="Courier New"/>
-                <w:sz w:val="24"/>
-                <w:szCs w:val="24"/>
-              </w:rPr>
-              <w:t xml:space="preserve">            return order;</w:t>
-            </w:r>
-          </w:p>
-          <w:p>
-            <w:pPr>
-              <w:spacing w:after="0" w:line="240" w:lineRule="auto"/>
-              <w:ind w:firstLine="0"/>
-              <w:jc w:val="left"/>
-            </w:pPr>
-            <w:r>
-              <w:rPr>
-                <w:rFonts w:ascii="Courier New" w:hAnsi="Courier New" w:cs="Courier New"/>
-                <w:sz w:val="24"/>
-                <w:szCs w:val="24"/>
-              </w:rPr>
-              <w:t xml:space="preserve">        }</w:t>
-            </w:r>
-          </w:p>
-          <w:p>
-            <w:pPr>
-              <w:spacing w:after="0" w:line="240" w:lineRule="auto"/>
-              <w:ind w:firstLine="0"/>
-              <w:jc w:val="left"/>
-            </w:pPr>
-            <w:r>
-              <w:rPr>
-                <w:rFonts w:ascii="Courier New" w:hAnsi="Courier New" w:cs="Courier New"/>
-                <w:sz w:val="24"/>
-                <w:szCs w:val="24"/>
-              </w:rPr>
-              <w:t xml:space="preserve"> </w:t>
-            </w:r>
-          </w:p>
-          <w:p>
-            <w:pPr>
-              <w:spacing w:after="0" w:line="240" w:lineRule="auto"/>
-              <w:ind w:firstLine="0"/>
-              <w:jc w:val="left"/>
-            </w:pPr>
-            <w:r>
-              <w:rPr>
-                <w:rFonts w:ascii="Courier New" w:hAnsi="Courier New" w:cs="Courier New"/>
-                <w:sz w:val="24"/>
-                <w:szCs w:val="24"/>
-              </w:rPr>
-              <w:t xml:space="preserve">        order.Status = OrderStatus.Completed;</w:t>
+              <w:t xml:space="preserve">    private void Reject(Order order, OrderStatus status)</w:t>
+            </w:r>
+          </w:p>
+          <w:p>
+            <w:pPr>
+              <w:spacing w:after="0" w:line="240" w:lineRule="auto"/>
+              <w:ind w:firstLine="0"/>
+              <w:jc w:val="left"/>
+            </w:pPr>
+            <w:r>
+              <w:rPr>
+                <w:rFonts w:ascii="Courier New" w:hAnsi="Courier New" w:cs="Courier New"/>
+                <w:sz w:val="24"/>
+                <w:szCs w:val="24"/>
+              </w:rPr>
+              <w:t xml:space="preserve">    {</w:t>
+            </w:r>
+          </w:p>
+          <w:p>
+            <w:pPr>
+              <w:spacing w:after="0" w:line="240" w:lineRule="auto"/>
+              <w:ind w:firstLine="0"/>
+              <w:jc w:val="left"/>
+            </w:pPr>
+            <w:r>
+              <w:rPr>
+                <w:rFonts w:ascii="Courier New" w:hAnsi="Courier New" w:cs="Courier New"/>
+                <w:sz w:val="24"/>
+                <w:szCs w:val="24"/>
+              </w:rPr>
+              <w:t xml:space="preserve">        _inventory.ReleaseItems(order);</w:t>
+            </w:r>
+          </w:p>
+          <w:p>
+            <w:pPr>
+              <w:spacing w:after="0" w:line="240" w:lineRule="auto"/>
+              <w:ind w:firstLine="0"/>
+              <w:jc w:val="left"/>
+            </w:pPr>
+            <w:r>
+              <w:rPr>
+                <w:rFonts w:ascii="Courier New" w:hAnsi="Courier New" w:cs="Courier New"/>
+                <w:sz w:val="24"/>
+                <w:szCs w:val="24"/>
+              </w:rPr>
+              <w:t xml:space="preserve">        order.Status = status;</w:t>
             </w:r>
           </w:p>
           <w:p>
@@ -8307,51 +8667,6 @@
                 <w:szCs w:val="24"/>
               </w:rPr>
               <w:t xml:space="preserve">        _orders.Save(order);</w:t>
-            </w:r>
-          </w:p>
-          <w:p>
-            <w:pPr>
-              <w:spacing w:after="0" w:line="240" w:lineRule="auto"/>
-              <w:ind w:firstLine="0"/>
-              <w:jc w:val="left"/>
-            </w:pPr>
-            <w:r>
-              <w:rPr>
-                <w:rFonts w:ascii="Courier New" w:hAnsi="Courier New" w:cs="Courier New"/>
-                <w:sz w:val="24"/>
-                <w:szCs w:val="24"/>
-              </w:rPr>
-              <w:t xml:space="preserve">        _notifications.SendConfirmation(order, _clock.UtcNow);</w:t>
-            </w:r>
-          </w:p>
-          <w:p>
-            <w:pPr>
-              <w:spacing w:after="0" w:line="240" w:lineRule="auto"/>
-              <w:ind w:firstLine="0"/>
-              <w:jc w:val="left"/>
-            </w:pPr>
-            <w:r>
-              <w:rPr>
-                <w:rFonts w:ascii="Courier New" w:hAnsi="Courier New" w:cs="Courier New"/>
-                <w:sz w:val="24"/>
-                <w:szCs w:val="24"/>
-              </w:rPr>
-              <w:t xml:space="preserve"> </w:t>
-            </w:r>
-          </w:p>
-          <w:p>
-            <w:pPr>
-              <w:spacing w:after="0" w:line="240" w:lineRule="auto"/>
-              <w:ind w:firstLine="0"/>
-              <w:jc w:val="left"/>
-            </w:pPr>
-            <w:r>
-              <w:rPr>
-                <w:rFonts w:ascii="Courier New" w:hAnsi="Courier New" w:cs="Courier New"/>
-                <w:sz w:val="24"/>
-                <w:szCs w:val="24"/>
-              </w:rPr>
-              <w:t xml:space="preserve">        return order;</w:t>
             </w:r>
           </w:p>
           <w:p>
@@ -14195,6 +14510,1327 @@
                 <w:szCs w:val="24"/>
               </w:rPr>
               <w:t xml:space="preserve">        noClock.Should().Throw&lt;ArgumentNullException&gt;().WithParameterName("clock");</w:t>
+            </w:r>
+          </w:p>
+          <w:p>
+            <w:pPr>
+              <w:spacing w:after="0" w:line="240" w:lineRule="auto"/>
+              <w:ind w:firstLine="0"/>
+              <w:jc w:val="left"/>
+            </w:pPr>
+            <w:r>
+              <w:rPr>
+                <w:rFonts w:ascii="Courier New" w:hAnsi="Courier New" w:cs="Courier New"/>
+                <w:sz w:val="24"/>
+                <w:szCs w:val="24"/>
+              </w:rPr>
+              <w:t xml:space="preserve">    }</w:t>
+            </w:r>
+          </w:p>
+          <w:p>
+            <w:pPr>
+              <w:spacing w:after="0" w:line="240" w:lineRule="auto"/>
+              <w:ind w:firstLine="0"/>
+              <w:jc w:val="left"/>
+            </w:pPr>
+            <w:r>
+              <w:rPr>
+                <w:rFonts w:ascii="Courier New" w:hAnsi="Courier New" w:cs="Courier New"/>
+                <w:sz w:val="24"/>
+                <w:szCs w:val="24"/>
+              </w:rPr>
+              <w:t xml:space="preserve">}</w:t>
+            </w:r>
+          </w:p>
+        </w:tc>
+      </w:tr>
+    </w:tbl>
+    <w:p>
+      <w:pPr>
+        <w:spacing w:after="0" w:line="240" w:lineRule="auto"/>
+        <w:ind w:firstLine="0"/>
+      </w:pPr>
+    </w:p>
+    <w:p>
+      <w:pPr>
+        <w:pageBreakBefore/>
+        <w:keepNext/>
+        <w:ind w:firstLine="0"/>
+        <w:jc w:val="right"/>
+      </w:pPr>
+      <w:r>
+        <w:rPr>
+          <w:b/>
+          <w:lang w:val="ru-RU"/>
+        </w:rPr>
+        <w:t xml:space="preserve">ПРИЛОЖЕНИЕ В</w:t>
+      </w:r>
+    </w:p>
+    <w:p>
+      <w:pPr>
+        <w:keepNext/>
+        <w:ind w:firstLine="0"/>
+        <w:jc w:val="center"/>
+      </w:pPr>
+      <w:r>
+        <w:rPr>
+          <w:b/>
+          <w:lang w:val="ru-RU"/>
+        </w:rPr>
+        <w:t xml:space="preserve">Листинг 3 – Заглушка OrderProcessor для фазы Red</w:t>
+      </w:r>
+    </w:p>
+    <w:tbl>
+      <w:tblPr>
+        <w:tblStyle w:val="aff0"/>
+        <w:tblW w:w="9354" w:type="dxa"/>
+        <w:jc w:val="center"/>
+        <w:tblLayout w:type="fixed"/>
+      </w:tblPr>
+      <w:tblGrid>
+        <w:gridCol w:w="9354"/>
+      </w:tblGrid>
+      <w:tr>
+        <w:tc>
+          <w:tcPr>
+            <w:tcW w:w="9354" w:type="dxa"/>
+          </w:tcPr>
+          <w:p>
+            <w:pPr>
+              <w:spacing w:after="0" w:line="240" w:lineRule="auto"/>
+              <w:ind w:firstLine="0"/>
+              <w:jc w:val="left"/>
+            </w:pPr>
+            <w:r>
+              <w:rPr>
+                <w:rFonts w:ascii="Courier New" w:hAnsi="Courier New" w:cs="Courier New"/>
+                <w:sz w:val="24"/>
+                <w:szCs w:val="24"/>
+              </w:rPr>
+              <w:t xml:space="preserve">namespace Lab3.Core;</w:t>
+            </w:r>
+          </w:p>
+          <w:p>
+            <w:pPr>
+              <w:spacing w:after="0" w:line="240" w:lineRule="auto"/>
+              <w:ind w:firstLine="0"/>
+              <w:jc w:val="left"/>
+            </w:pPr>
+            <w:r>
+              <w:rPr>
+                <w:rFonts w:ascii="Courier New" w:hAnsi="Courier New" w:cs="Courier New"/>
+                <w:sz w:val="24"/>
+                <w:szCs w:val="24"/>
+              </w:rPr>
+              <w:t xml:space="preserve"> </w:t>
+            </w:r>
+          </w:p>
+          <w:p>
+            <w:pPr>
+              <w:spacing w:after="0" w:line="240" w:lineRule="auto"/>
+              <w:ind w:firstLine="0"/>
+              <w:jc w:val="left"/>
+            </w:pPr>
+            <w:r>
+              <w:rPr>
+                <w:rFonts w:ascii="Courier New" w:hAnsi="Courier New" w:cs="Courier New"/>
+                <w:sz w:val="24"/>
+                <w:szCs w:val="24"/>
+              </w:rPr>
+              <w:t xml:space="preserve">public class OrderProcessor</w:t>
+            </w:r>
+          </w:p>
+          <w:p>
+            <w:pPr>
+              <w:spacing w:after="0" w:line="240" w:lineRule="auto"/>
+              <w:ind w:firstLine="0"/>
+              <w:jc w:val="left"/>
+            </w:pPr>
+            <w:r>
+              <w:rPr>
+                <w:rFonts w:ascii="Courier New" w:hAnsi="Courier New" w:cs="Courier New"/>
+                <w:sz w:val="24"/>
+                <w:szCs w:val="24"/>
+              </w:rPr>
+              <w:t xml:space="preserve">{</w:t>
+            </w:r>
+          </w:p>
+          <w:p>
+            <w:pPr>
+              <w:spacing w:after="0" w:line="240" w:lineRule="auto"/>
+              <w:ind w:firstLine="0"/>
+              <w:jc w:val="left"/>
+            </w:pPr>
+            <w:r>
+              <w:rPr>
+                <w:rFonts w:ascii="Courier New" w:hAnsi="Courier New" w:cs="Courier New"/>
+                <w:sz w:val="24"/>
+                <w:szCs w:val="24"/>
+              </w:rPr>
+              <w:t xml:space="preserve">    public OrderProcessor(</w:t>
+            </w:r>
+          </w:p>
+          <w:p>
+            <w:pPr>
+              <w:spacing w:after="0" w:line="240" w:lineRule="auto"/>
+              <w:ind w:firstLine="0"/>
+              <w:jc w:val="left"/>
+            </w:pPr>
+            <w:r>
+              <w:rPr>
+                <w:rFonts w:ascii="Courier New" w:hAnsi="Courier New" w:cs="Courier New"/>
+                <w:sz w:val="24"/>
+                <w:szCs w:val="24"/>
+              </w:rPr>
+              <w:t xml:space="preserve">        IOrderRepository orders,</w:t>
+            </w:r>
+          </w:p>
+          <w:p>
+            <w:pPr>
+              <w:spacing w:after="0" w:line="240" w:lineRule="auto"/>
+              <w:ind w:firstLine="0"/>
+              <w:jc w:val="left"/>
+            </w:pPr>
+            <w:r>
+              <w:rPr>
+                <w:rFonts w:ascii="Courier New" w:hAnsi="Courier New" w:cs="Courier New"/>
+                <w:sz w:val="24"/>
+                <w:szCs w:val="24"/>
+              </w:rPr>
+              <w:t xml:space="preserve">        IInventoryService inventory,</w:t>
+            </w:r>
+          </w:p>
+          <w:p>
+            <w:pPr>
+              <w:spacing w:after="0" w:line="240" w:lineRule="auto"/>
+              <w:ind w:firstLine="0"/>
+              <w:jc w:val="left"/>
+            </w:pPr>
+            <w:r>
+              <w:rPr>
+                <w:rFonts w:ascii="Courier New" w:hAnsi="Courier New" w:cs="Courier New"/>
+                <w:sz w:val="24"/>
+                <w:szCs w:val="24"/>
+              </w:rPr>
+              <w:t xml:space="preserve">        IPaymentGateway payments,</w:t>
+            </w:r>
+          </w:p>
+          <w:p>
+            <w:pPr>
+              <w:spacing w:after="0" w:line="240" w:lineRule="auto"/>
+              <w:ind w:firstLine="0"/>
+              <w:jc w:val="left"/>
+            </w:pPr>
+            <w:r>
+              <w:rPr>
+                <w:rFonts w:ascii="Courier New" w:hAnsi="Courier New" w:cs="Courier New"/>
+                <w:sz w:val="24"/>
+                <w:szCs w:val="24"/>
+              </w:rPr>
+              <w:t xml:space="preserve">        INotificationService notifications,</w:t>
+            </w:r>
+          </w:p>
+          <w:p>
+            <w:pPr>
+              <w:spacing w:after="0" w:line="240" w:lineRule="auto"/>
+              <w:ind w:firstLine="0"/>
+              <w:jc w:val="left"/>
+            </w:pPr>
+            <w:r>
+              <w:rPr>
+                <w:rFonts w:ascii="Courier New" w:hAnsi="Courier New" w:cs="Courier New"/>
+                <w:sz w:val="24"/>
+                <w:szCs w:val="24"/>
+              </w:rPr>
+              <w:t xml:space="preserve">        IDateTimeProvider clock)</w:t>
+            </w:r>
+          </w:p>
+          <w:p>
+            <w:pPr>
+              <w:spacing w:after="0" w:line="240" w:lineRule="auto"/>
+              <w:ind w:firstLine="0"/>
+              <w:jc w:val="left"/>
+            </w:pPr>
+            <w:r>
+              <w:rPr>
+                <w:rFonts w:ascii="Courier New" w:hAnsi="Courier New" w:cs="Courier New"/>
+                <w:sz w:val="24"/>
+                <w:szCs w:val="24"/>
+              </w:rPr>
+              <w:t xml:space="preserve">    {</w:t>
+            </w:r>
+          </w:p>
+          <w:p>
+            <w:pPr>
+              <w:spacing w:after="0" w:line="240" w:lineRule="auto"/>
+              <w:ind w:firstLine="0"/>
+              <w:jc w:val="left"/>
+            </w:pPr>
+            <w:r>
+              <w:rPr>
+                <w:rFonts w:ascii="Courier New" w:hAnsi="Courier New" w:cs="Courier New"/>
+                <w:sz w:val="24"/>
+                <w:szCs w:val="24"/>
+              </w:rPr>
+              <w:t xml:space="preserve">    }</w:t>
+            </w:r>
+          </w:p>
+          <w:p>
+            <w:pPr>
+              <w:spacing w:after="0" w:line="240" w:lineRule="auto"/>
+              <w:ind w:firstLine="0"/>
+              <w:jc w:val="left"/>
+            </w:pPr>
+            <w:r>
+              <w:rPr>
+                <w:rFonts w:ascii="Courier New" w:hAnsi="Courier New" w:cs="Courier New"/>
+                <w:sz w:val="24"/>
+                <w:szCs w:val="24"/>
+              </w:rPr>
+              <w:t xml:space="preserve"> </w:t>
+            </w:r>
+          </w:p>
+          <w:p>
+            <w:pPr>
+              <w:spacing w:after="0" w:line="240" w:lineRule="auto"/>
+              <w:ind w:firstLine="0"/>
+              <w:jc w:val="left"/>
+            </w:pPr>
+            <w:r>
+              <w:rPr>
+                <w:rFonts w:ascii="Courier New" w:hAnsi="Courier New" w:cs="Courier New"/>
+                <w:sz w:val="24"/>
+                <w:szCs w:val="24"/>
+              </w:rPr>
+              <w:t xml:space="preserve">    public Order ProcessOrder(int orderId)</w:t>
+            </w:r>
+          </w:p>
+          <w:p>
+            <w:pPr>
+              <w:spacing w:after="0" w:line="240" w:lineRule="auto"/>
+              <w:ind w:firstLine="0"/>
+              <w:jc w:val="left"/>
+            </w:pPr>
+            <w:r>
+              <w:rPr>
+                <w:rFonts w:ascii="Courier New" w:hAnsi="Courier New" w:cs="Courier New"/>
+                <w:sz w:val="24"/>
+                <w:szCs w:val="24"/>
+              </w:rPr>
+              <w:t xml:space="preserve">    {</w:t>
+            </w:r>
+          </w:p>
+          <w:p>
+            <w:pPr>
+              <w:spacing w:after="0" w:line="240" w:lineRule="auto"/>
+              <w:ind w:firstLine="0"/>
+              <w:jc w:val="left"/>
+            </w:pPr>
+            <w:r>
+              <w:rPr>
+                <w:rFonts w:ascii="Courier New" w:hAnsi="Courier New" w:cs="Courier New"/>
+                <w:sz w:val="24"/>
+                <w:szCs w:val="24"/>
+              </w:rPr>
+              <w:t xml:space="preserve">        throw new NotImplementedException();</w:t>
+            </w:r>
+          </w:p>
+          <w:p>
+            <w:pPr>
+              <w:spacing w:after="0" w:line="240" w:lineRule="auto"/>
+              <w:ind w:firstLine="0"/>
+              <w:jc w:val="left"/>
+            </w:pPr>
+            <w:r>
+              <w:rPr>
+                <w:rFonts w:ascii="Courier New" w:hAnsi="Courier New" w:cs="Courier New"/>
+                <w:sz w:val="24"/>
+                <w:szCs w:val="24"/>
+              </w:rPr>
+              <w:t xml:space="preserve">    }</w:t>
+            </w:r>
+          </w:p>
+          <w:p>
+            <w:pPr>
+              <w:spacing w:after="0" w:line="240" w:lineRule="auto"/>
+              <w:ind w:firstLine="0"/>
+              <w:jc w:val="left"/>
+            </w:pPr>
+            <w:r>
+              <w:rPr>
+                <w:rFonts w:ascii="Courier New" w:hAnsi="Courier New" w:cs="Courier New"/>
+                <w:sz w:val="24"/>
+                <w:szCs w:val="24"/>
+              </w:rPr>
+              <w:t xml:space="preserve">}</w:t>
+            </w:r>
+          </w:p>
+        </w:tc>
+      </w:tr>
+    </w:tbl>
+    <w:p>
+      <w:pPr>
+        <w:spacing w:after="0" w:line="240" w:lineRule="auto"/>
+        <w:ind w:firstLine="0"/>
+      </w:pPr>
+    </w:p>
+    <w:p>
+      <w:pPr>
+        <w:pageBreakBefore/>
+        <w:keepNext/>
+        <w:ind w:firstLine="0"/>
+        <w:jc w:val="right"/>
+      </w:pPr>
+      <w:r>
+        <w:rPr>
+          <w:b/>
+          <w:lang w:val="ru-RU"/>
+        </w:rPr>
+        <w:t xml:space="preserve">ПРИЛОЖЕНИЕ Г</w:t>
+      </w:r>
+    </w:p>
+    <w:p>
+      <w:pPr>
+        <w:keepNext/>
+        <w:ind w:firstLine="0"/>
+        <w:jc w:val="center"/>
+      </w:pPr>
+      <w:r>
+        <w:rPr>
+          <w:b/>
+          <w:lang w:val="ru-RU"/>
+        </w:rPr>
+        <w:t xml:space="preserve">Листинг 4 – Реализация OrderProcessor для фазы Green (до рефакторинга)</w:t>
+      </w:r>
+    </w:p>
+    <w:tbl>
+      <w:tblPr>
+        <w:tblStyle w:val="aff0"/>
+        <w:tblW w:w="9354" w:type="dxa"/>
+        <w:jc w:val="center"/>
+        <w:tblLayout w:type="fixed"/>
+      </w:tblPr>
+      <w:tblGrid>
+        <w:gridCol w:w="9354"/>
+      </w:tblGrid>
+      <w:tr>
+        <w:tc>
+          <w:tcPr>
+            <w:tcW w:w="9354" w:type="dxa"/>
+          </w:tcPr>
+          <w:p>
+            <w:pPr>
+              <w:spacing w:after="0" w:line="240" w:lineRule="auto"/>
+              <w:ind w:firstLine="0"/>
+              <w:jc w:val="left"/>
+            </w:pPr>
+            <w:r>
+              <w:rPr>
+                <w:rFonts w:ascii="Courier New" w:hAnsi="Courier New" w:cs="Courier New"/>
+                <w:sz w:val="24"/>
+                <w:szCs w:val="24"/>
+              </w:rPr>
+              <w:t xml:space="preserve">namespace Lab3.Core;</w:t>
+            </w:r>
+          </w:p>
+          <w:p>
+            <w:pPr>
+              <w:spacing w:after="0" w:line="240" w:lineRule="auto"/>
+              <w:ind w:firstLine="0"/>
+              <w:jc w:val="left"/>
+            </w:pPr>
+            <w:r>
+              <w:rPr>
+                <w:rFonts w:ascii="Courier New" w:hAnsi="Courier New" w:cs="Courier New"/>
+                <w:sz w:val="24"/>
+                <w:szCs w:val="24"/>
+              </w:rPr>
+              <w:t xml:space="preserve"> </w:t>
+            </w:r>
+          </w:p>
+          <w:p>
+            <w:pPr>
+              <w:spacing w:after="0" w:line="240" w:lineRule="auto"/>
+              <w:ind w:firstLine="0"/>
+              <w:jc w:val="left"/>
+            </w:pPr>
+            <w:r>
+              <w:rPr>
+                <w:rFonts w:ascii="Courier New" w:hAnsi="Courier New" w:cs="Courier New"/>
+                <w:sz w:val="24"/>
+                <w:szCs w:val="24"/>
+              </w:rPr>
+              <w:t xml:space="preserve">public class OrderProcessor</w:t>
+            </w:r>
+          </w:p>
+          <w:p>
+            <w:pPr>
+              <w:spacing w:after="0" w:line="240" w:lineRule="auto"/>
+              <w:ind w:firstLine="0"/>
+              <w:jc w:val="left"/>
+            </w:pPr>
+            <w:r>
+              <w:rPr>
+                <w:rFonts w:ascii="Courier New" w:hAnsi="Courier New" w:cs="Courier New"/>
+                <w:sz w:val="24"/>
+                <w:szCs w:val="24"/>
+              </w:rPr>
+              <w:t xml:space="preserve">{</w:t>
+            </w:r>
+          </w:p>
+          <w:p>
+            <w:pPr>
+              <w:spacing w:after="0" w:line="240" w:lineRule="auto"/>
+              <w:ind w:firstLine="0"/>
+              <w:jc w:val="left"/>
+            </w:pPr>
+            <w:r>
+              <w:rPr>
+                <w:rFonts w:ascii="Courier New" w:hAnsi="Courier New" w:cs="Courier New"/>
+                <w:sz w:val="24"/>
+                <w:szCs w:val="24"/>
+              </w:rPr>
+              <w:t xml:space="preserve">    private readonly IOrderRepository _orders;</w:t>
+            </w:r>
+          </w:p>
+          <w:p>
+            <w:pPr>
+              <w:spacing w:after="0" w:line="240" w:lineRule="auto"/>
+              <w:ind w:firstLine="0"/>
+              <w:jc w:val="left"/>
+            </w:pPr>
+            <w:r>
+              <w:rPr>
+                <w:rFonts w:ascii="Courier New" w:hAnsi="Courier New" w:cs="Courier New"/>
+                <w:sz w:val="24"/>
+                <w:szCs w:val="24"/>
+              </w:rPr>
+              <w:t xml:space="preserve">    private readonly IInventoryService _inventory;</w:t>
+            </w:r>
+          </w:p>
+          <w:p>
+            <w:pPr>
+              <w:spacing w:after="0" w:line="240" w:lineRule="auto"/>
+              <w:ind w:firstLine="0"/>
+              <w:jc w:val="left"/>
+            </w:pPr>
+            <w:r>
+              <w:rPr>
+                <w:rFonts w:ascii="Courier New" w:hAnsi="Courier New" w:cs="Courier New"/>
+                <w:sz w:val="24"/>
+                <w:szCs w:val="24"/>
+              </w:rPr>
+              <w:t xml:space="preserve">    private readonly IPaymentGateway _payments;</w:t>
+            </w:r>
+          </w:p>
+          <w:p>
+            <w:pPr>
+              <w:spacing w:after="0" w:line="240" w:lineRule="auto"/>
+              <w:ind w:firstLine="0"/>
+              <w:jc w:val="left"/>
+            </w:pPr>
+            <w:r>
+              <w:rPr>
+                <w:rFonts w:ascii="Courier New" w:hAnsi="Courier New" w:cs="Courier New"/>
+                <w:sz w:val="24"/>
+                <w:szCs w:val="24"/>
+              </w:rPr>
+              <w:t xml:space="preserve">    private readonly INotificationService _notifications;</w:t>
+            </w:r>
+          </w:p>
+          <w:p>
+            <w:pPr>
+              <w:spacing w:after="0" w:line="240" w:lineRule="auto"/>
+              <w:ind w:firstLine="0"/>
+              <w:jc w:val="left"/>
+            </w:pPr>
+            <w:r>
+              <w:rPr>
+                <w:rFonts w:ascii="Courier New" w:hAnsi="Courier New" w:cs="Courier New"/>
+                <w:sz w:val="24"/>
+                <w:szCs w:val="24"/>
+              </w:rPr>
+              <w:t xml:space="preserve">    private readonly IDateTimeProvider _clock;</w:t>
+            </w:r>
+          </w:p>
+          <w:p>
+            <w:pPr>
+              <w:spacing w:after="0" w:line="240" w:lineRule="auto"/>
+              <w:ind w:firstLine="0"/>
+              <w:jc w:val="left"/>
+            </w:pPr>
+            <w:r>
+              <w:rPr>
+                <w:rFonts w:ascii="Courier New" w:hAnsi="Courier New" w:cs="Courier New"/>
+                <w:sz w:val="24"/>
+                <w:szCs w:val="24"/>
+              </w:rPr>
+              <w:t xml:space="preserve"> </w:t>
+            </w:r>
+          </w:p>
+          <w:p>
+            <w:pPr>
+              <w:spacing w:after="0" w:line="240" w:lineRule="auto"/>
+              <w:ind w:firstLine="0"/>
+              <w:jc w:val="left"/>
+            </w:pPr>
+            <w:r>
+              <w:rPr>
+                <w:rFonts w:ascii="Courier New" w:hAnsi="Courier New" w:cs="Courier New"/>
+                <w:sz w:val="24"/>
+                <w:szCs w:val="24"/>
+              </w:rPr>
+              <w:t xml:space="preserve">    public OrderProcessor(</w:t>
+            </w:r>
+          </w:p>
+          <w:p>
+            <w:pPr>
+              <w:spacing w:after="0" w:line="240" w:lineRule="auto"/>
+              <w:ind w:firstLine="0"/>
+              <w:jc w:val="left"/>
+            </w:pPr>
+            <w:r>
+              <w:rPr>
+                <w:rFonts w:ascii="Courier New" w:hAnsi="Courier New" w:cs="Courier New"/>
+                <w:sz w:val="24"/>
+                <w:szCs w:val="24"/>
+              </w:rPr>
+              <w:t xml:space="preserve">        IOrderRepository orders,</w:t>
+            </w:r>
+          </w:p>
+          <w:p>
+            <w:pPr>
+              <w:spacing w:after="0" w:line="240" w:lineRule="auto"/>
+              <w:ind w:firstLine="0"/>
+              <w:jc w:val="left"/>
+            </w:pPr>
+            <w:r>
+              <w:rPr>
+                <w:rFonts w:ascii="Courier New" w:hAnsi="Courier New" w:cs="Courier New"/>
+                <w:sz w:val="24"/>
+                <w:szCs w:val="24"/>
+              </w:rPr>
+              <w:t xml:space="preserve">        IInventoryService inventory,</w:t>
+            </w:r>
+          </w:p>
+          <w:p>
+            <w:pPr>
+              <w:spacing w:after="0" w:line="240" w:lineRule="auto"/>
+              <w:ind w:firstLine="0"/>
+              <w:jc w:val="left"/>
+            </w:pPr>
+            <w:r>
+              <w:rPr>
+                <w:rFonts w:ascii="Courier New" w:hAnsi="Courier New" w:cs="Courier New"/>
+                <w:sz w:val="24"/>
+                <w:szCs w:val="24"/>
+              </w:rPr>
+              <w:t xml:space="preserve">        IPaymentGateway payments,</w:t>
+            </w:r>
+          </w:p>
+          <w:p>
+            <w:pPr>
+              <w:spacing w:after="0" w:line="240" w:lineRule="auto"/>
+              <w:ind w:firstLine="0"/>
+              <w:jc w:val="left"/>
+            </w:pPr>
+            <w:r>
+              <w:rPr>
+                <w:rFonts w:ascii="Courier New" w:hAnsi="Courier New" w:cs="Courier New"/>
+                <w:sz w:val="24"/>
+                <w:szCs w:val="24"/>
+              </w:rPr>
+              <w:t xml:space="preserve">        INotificationService notifications,</w:t>
+            </w:r>
+          </w:p>
+          <w:p>
+            <w:pPr>
+              <w:spacing w:after="0" w:line="240" w:lineRule="auto"/>
+              <w:ind w:firstLine="0"/>
+              <w:jc w:val="left"/>
+            </w:pPr>
+            <w:r>
+              <w:rPr>
+                <w:rFonts w:ascii="Courier New" w:hAnsi="Courier New" w:cs="Courier New"/>
+                <w:sz w:val="24"/>
+                <w:szCs w:val="24"/>
+              </w:rPr>
+              <w:t xml:space="preserve">        IDateTimeProvider clock)</w:t>
+            </w:r>
+          </w:p>
+          <w:p>
+            <w:pPr>
+              <w:spacing w:after="0" w:line="240" w:lineRule="auto"/>
+              <w:ind w:firstLine="0"/>
+              <w:jc w:val="left"/>
+            </w:pPr>
+            <w:r>
+              <w:rPr>
+                <w:rFonts w:ascii="Courier New" w:hAnsi="Courier New" w:cs="Courier New"/>
+                <w:sz w:val="24"/>
+                <w:szCs w:val="24"/>
+              </w:rPr>
+              <w:t xml:space="preserve">    {</w:t>
+            </w:r>
+          </w:p>
+          <w:p>
+            <w:pPr>
+              <w:spacing w:after="0" w:line="240" w:lineRule="auto"/>
+              <w:ind w:firstLine="0"/>
+              <w:jc w:val="left"/>
+            </w:pPr>
+            <w:r>
+              <w:rPr>
+                <w:rFonts w:ascii="Courier New" w:hAnsi="Courier New" w:cs="Courier New"/>
+                <w:sz w:val="24"/>
+                <w:szCs w:val="24"/>
+              </w:rPr>
+              <w:t xml:space="preserve">        _orders = orders ?? throw new ArgumentNullException(nameof(orders));</w:t>
+            </w:r>
+          </w:p>
+          <w:p>
+            <w:pPr>
+              <w:spacing w:after="0" w:line="240" w:lineRule="auto"/>
+              <w:ind w:firstLine="0"/>
+              <w:jc w:val="left"/>
+            </w:pPr>
+            <w:r>
+              <w:rPr>
+                <w:rFonts w:ascii="Courier New" w:hAnsi="Courier New" w:cs="Courier New"/>
+                <w:sz w:val="24"/>
+                <w:szCs w:val="24"/>
+              </w:rPr>
+              <w:t xml:space="preserve">        _inventory = inventory ?? throw new ArgumentNullException(nameof(inventory));</w:t>
+            </w:r>
+          </w:p>
+          <w:p>
+            <w:pPr>
+              <w:spacing w:after="0" w:line="240" w:lineRule="auto"/>
+              <w:ind w:firstLine="0"/>
+              <w:jc w:val="left"/>
+            </w:pPr>
+            <w:r>
+              <w:rPr>
+                <w:rFonts w:ascii="Courier New" w:hAnsi="Courier New" w:cs="Courier New"/>
+                <w:sz w:val="24"/>
+                <w:szCs w:val="24"/>
+              </w:rPr>
+              <w:t xml:space="preserve">        _payments = payments ?? throw new ArgumentNullException(nameof(payments));</w:t>
+            </w:r>
+          </w:p>
+          <w:p>
+            <w:pPr>
+              <w:spacing w:after="0" w:line="240" w:lineRule="auto"/>
+              <w:ind w:firstLine="0"/>
+              <w:jc w:val="left"/>
+            </w:pPr>
+            <w:r>
+              <w:rPr>
+                <w:rFonts w:ascii="Courier New" w:hAnsi="Courier New" w:cs="Courier New"/>
+                <w:sz w:val="24"/>
+                <w:szCs w:val="24"/>
+              </w:rPr>
+              <w:t xml:space="preserve">        _notifications = notifications ?? throw new ArgumentNullException(nameof(notifications));</w:t>
+            </w:r>
+          </w:p>
+          <w:p>
+            <w:pPr>
+              <w:spacing w:after="0" w:line="240" w:lineRule="auto"/>
+              <w:ind w:firstLine="0"/>
+              <w:jc w:val="left"/>
+            </w:pPr>
+            <w:r>
+              <w:rPr>
+                <w:rFonts w:ascii="Courier New" w:hAnsi="Courier New" w:cs="Courier New"/>
+                <w:sz w:val="24"/>
+                <w:szCs w:val="24"/>
+              </w:rPr>
+              <w:t xml:space="preserve">        _clock = clock ?? throw new ArgumentNullException(nameof(clock));</w:t>
+            </w:r>
+          </w:p>
+          <w:p>
+            <w:pPr>
+              <w:spacing w:after="0" w:line="240" w:lineRule="auto"/>
+              <w:ind w:firstLine="0"/>
+              <w:jc w:val="left"/>
+            </w:pPr>
+            <w:r>
+              <w:rPr>
+                <w:rFonts w:ascii="Courier New" w:hAnsi="Courier New" w:cs="Courier New"/>
+                <w:sz w:val="24"/>
+                <w:szCs w:val="24"/>
+              </w:rPr>
+              <w:t xml:space="preserve">    }</w:t>
+            </w:r>
+          </w:p>
+          <w:p>
+            <w:pPr>
+              <w:spacing w:after="0" w:line="240" w:lineRule="auto"/>
+              <w:ind w:firstLine="0"/>
+              <w:jc w:val="left"/>
+            </w:pPr>
+            <w:r>
+              <w:rPr>
+                <w:rFonts w:ascii="Courier New" w:hAnsi="Courier New" w:cs="Courier New"/>
+                <w:sz w:val="24"/>
+                <w:szCs w:val="24"/>
+              </w:rPr>
+              <w:t xml:space="preserve"> </w:t>
+            </w:r>
+          </w:p>
+          <w:p>
+            <w:pPr>
+              <w:spacing w:after="0" w:line="240" w:lineRule="auto"/>
+              <w:ind w:firstLine="0"/>
+              <w:jc w:val="left"/>
+            </w:pPr>
+            <w:r>
+              <w:rPr>
+                <w:rFonts w:ascii="Courier New" w:hAnsi="Courier New" w:cs="Courier New"/>
+                <w:sz w:val="24"/>
+                <w:szCs w:val="24"/>
+              </w:rPr>
+              <w:t xml:space="preserve">    public Order ProcessOrder(int orderId)</w:t>
+            </w:r>
+          </w:p>
+          <w:p>
+            <w:pPr>
+              <w:spacing w:after="0" w:line="240" w:lineRule="auto"/>
+              <w:ind w:firstLine="0"/>
+              <w:jc w:val="left"/>
+            </w:pPr>
+            <w:r>
+              <w:rPr>
+                <w:rFonts w:ascii="Courier New" w:hAnsi="Courier New" w:cs="Courier New"/>
+                <w:sz w:val="24"/>
+                <w:szCs w:val="24"/>
+              </w:rPr>
+              <w:t xml:space="preserve">    {</w:t>
+            </w:r>
+          </w:p>
+          <w:p>
+            <w:pPr>
+              <w:spacing w:after="0" w:line="240" w:lineRule="auto"/>
+              <w:ind w:firstLine="0"/>
+              <w:jc w:val="left"/>
+            </w:pPr>
+            <w:r>
+              <w:rPr>
+                <w:rFonts w:ascii="Courier New" w:hAnsi="Courier New" w:cs="Courier New"/>
+                <w:sz w:val="24"/>
+                <w:szCs w:val="24"/>
+              </w:rPr>
+              <w:t xml:space="preserve">        var order = _orders.GetById(orderId);</w:t>
+            </w:r>
+          </w:p>
+          <w:p>
+            <w:pPr>
+              <w:spacing w:after="0" w:line="240" w:lineRule="auto"/>
+              <w:ind w:firstLine="0"/>
+              <w:jc w:val="left"/>
+            </w:pPr>
+            <w:r>
+              <w:rPr>
+                <w:rFonts w:ascii="Courier New" w:hAnsi="Courier New" w:cs="Courier New"/>
+                <w:sz w:val="24"/>
+                <w:szCs w:val="24"/>
+              </w:rPr>
+              <w:t xml:space="preserve"> </w:t>
+            </w:r>
+          </w:p>
+          <w:p>
+            <w:pPr>
+              <w:spacing w:after="0" w:line="240" w:lineRule="auto"/>
+              <w:ind w:firstLine="0"/>
+              <w:jc w:val="left"/>
+            </w:pPr>
+            <w:r>
+              <w:rPr>
+                <w:rFonts w:ascii="Courier New" w:hAnsi="Courier New" w:cs="Courier New"/>
+                <w:sz w:val="24"/>
+                <w:szCs w:val="24"/>
+              </w:rPr>
+              <w:t xml:space="preserve">        if (order == null)</w:t>
+            </w:r>
+          </w:p>
+          <w:p>
+            <w:pPr>
+              <w:spacing w:after="0" w:line="240" w:lineRule="auto"/>
+              <w:ind w:firstLine="0"/>
+              <w:jc w:val="left"/>
+            </w:pPr>
+            <w:r>
+              <w:rPr>
+                <w:rFonts w:ascii="Courier New" w:hAnsi="Courier New" w:cs="Courier New"/>
+                <w:sz w:val="24"/>
+                <w:szCs w:val="24"/>
+              </w:rPr>
+              <w:t xml:space="preserve">        {</w:t>
+            </w:r>
+          </w:p>
+          <w:p>
+            <w:pPr>
+              <w:spacing w:after="0" w:line="240" w:lineRule="auto"/>
+              <w:ind w:firstLine="0"/>
+              <w:jc w:val="left"/>
+            </w:pPr>
+            <w:r>
+              <w:rPr>
+                <w:rFonts w:ascii="Courier New" w:hAnsi="Courier New" w:cs="Courier New"/>
+                <w:sz w:val="24"/>
+                <w:szCs w:val="24"/>
+              </w:rPr>
+              <w:t xml:space="preserve">            throw new OrderProcessingException($"Заказ {orderId} не найден.");</w:t>
+            </w:r>
+          </w:p>
+          <w:p>
+            <w:pPr>
+              <w:spacing w:after="0" w:line="240" w:lineRule="auto"/>
+              <w:ind w:firstLine="0"/>
+              <w:jc w:val="left"/>
+            </w:pPr>
+            <w:r>
+              <w:rPr>
+                <w:rFonts w:ascii="Courier New" w:hAnsi="Courier New" w:cs="Courier New"/>
+                <w:sz w:val="24"/>
+                <w:szCs w:val="24"/>
+              </w:rPr>
+              <w:t xml:space="preserve">        }</w:t>
+            </w:r>
+          </w:p>
+          <w:p>
+            <w:pPr>
+              <w:spacing w:after="0" w:line="240" w:lineRule="auto"/>
+              <w:ind w:firstLine="0"/>
+              <w:jc w:val="left"/>
+            </w:pPr>
+            <w:r>
+              <w:rPr>
+                <w:rFonts w:ascii="Courier New" w:hAnsi="Courier New" w:cs="Courier New"/>
+                <w:sz w:val="24"/>
+                <w:szCs w:val="24"/>
+              </w:rPr>
+              <w:t xml:space="preserve"> </w:t>
+            </w:r>
+          </w:p>
+          <w:p>
+            <w:pPr>
+              <w:spacing w:after="0" w:line="240" w:lineRule="auto"/>
+              <w:ind w:firstLine="0"/>
+              <w:jc w:val="left"/>
+            </w:pPr>
+            <w:r>
+              <w:rPr>
+                <w:rFonts w:ascii="Courier New" w:hAnsi="Courier New" w:cs="Courier New"/>
+                <w:sz w:val="24"/>
+                <w:szCs w:val="24"/>
+              </w:rPr>
+              <w:t xml:space="preserve">        if (order.Status != OrderStatus.New)</w:t>
+            </w:r>
+          </w:p>
+          <w:p>
+            <w:pPr>
+              <w:spacing w:after="0" w:line="240" w:lineRule="auto"/>
+              <w:ind w:firstLine="0"/>
+              <w:jc w:val="left"/>
+            </w:pPr>
+            <w:r>
+              <w:rPr>
+                <w:rFonts w:ascii="Courier New" w:hAnsi="Courier New" w:cs="Courier New"/>
+                <w:sz w:val="24"/>
+                <w:szCs w:val="24"/>
+              </w:rPr>
+              <w:t xml:space="preserve">        {</w:t>
+            </w:r>
+          </w:p>
+          <w:p>
+            <w:pPr>
+              <w:spacing w:after="0" w:line="240" w:lineRule="auto"/>
+              <w:ind w:firstLine="0"/>
+              <w:jc w:val="left"/>
+            </w:pPr>
+            <w:r>
+              <w:rPr>
+                <w:rFonts w:ascii="Courier New" w:hAnsi="Courier New" w:cs="Courier New"/>
+                <w:sz w:val="24"/>
+                <w:szCs w:val="24"/>
+              </w:rPr>
+              <w:t xml:space="preserve">            throw new OrderProcessingException($"Заказ {orderId} уже обработан (статус {order.Status}).");</w:t>
+            </w:r>
+          </w:p>
+          <w:p>
+            <w:pPr>
+              <w:spacing w:after="0" w:line="240" w:lineRule="auto"/>
+              <w:ind w:firstLine="0"/>
+              <w:jc w:val="left"/>
+            </w:pPr>
+            <w:r>
+              <w:rPr>
+                <w:rFonts w:ascii="Courier New" w:hAnsi="Courier New" w:cs="Courier New"/>
+                <w:sz w:val="24"/>
+                <w:szCs w:val="24"/>
+              </w:rPr>
+              <w:t xml:space="preserve">        }</w:t>
+            </w:r>
+          </w:p>
+          <w:p>
+            <w:pPr>
+              <w:spacing w:after="0" w:line="240" w:lineRule="auto"/>
+              <w:ind w:firstLine="0"/>
+              <w:jc w:val="left"/>
+            </w:pPr>
+            <w:r>
+              <w:rPr>
+                <w:rFonts w:ascii="Courier New" w:hAnsi="Courier New" w:cs="Courier New"/>
+                <w:sz w:val="24"/>
+                <w:szCs w:val="24"/>
+              </w:rPr>
+              <w:t xml:space="preserve"> </w:t>
+            </w:r>
+          </w:p>
+          <w:p>
+            <w:pPr>
+              <w:spacing w:after="0" w:line="240" w:lineRule="auto"/>
+              <w:ind w:firstLine="0"/>
+              <w:jc w:val="left"/>
+            </w:pPr>
+            <w:r>
+              <w:rPr>
+                <w:rFonts w:ascii="Courier New" w:hAnsi="Courier New" w:cs="Courier New"/>
+                <w:sz w:val="24"/>
+                <w:szCs w:val="24"/>
+              </w:rPr>
+              <w:t xml:space="preserve">        if (!_inventory.ReserveItems(order))</w:t>
+            </w:r>
+          </w:p>
+          <w:p>
+            <w:pPr>
+              <w:spacing w:after="0" w:line="240" w:lineRule="auto"/>
+              <w:ind w:firstLine="0"/>
+              <w:jc w:val="left"/>
+            </w:pPr>
+            <w:r>
+              <w:rPr>
+                <w:rFonts w:ascii="Courier New" w:hAnsi="Courier New" w:cs="Courier New"/>
+                <w:sz w:val="24"/>
+                <w:szCs w:val="24"/>
+              </w:rPr>
+              <w:t xml:space="preserve">        {</w:t>
+            </w:r>
+          </w:p>
+          <w:p>
+            <w:pPr>
+              <w:spacing w:after="0" w:line="240" w:lineRule="auto"/>
+              <w:ind w:firstLine="0"/>
+              <w:jc w:val="left"/>
+            </w:pPr>
+            <w:r>
+              <w:rPr>
+                <w:rFonts w:ascii="Courier New" w:hAnsi="Courier New" w:cs="Courier New"/>
+                <w:sz w:val="24"/>
+                <w:szCs w:val="24"/>
+              </w:rPr>
+              <w:t xml:space="preserve">            _inventory.ReleaseItems(order);</w:t>
+            </w:r>
+          </w:p>
+          <w:p>
+            <w:pPr>
+              <w:spacing w:after="0" w:line="240" w:lineRule="auto"/>
+              <w:ind w:firstLine="0"/>
+              <w:jc w:val="left"/>
+            </w:pPr>
+            <w:r>
+              <w:rPr>
+                <w:rFonts w:ascii="Courier New" w:hAnsi="Courier New" w:cs="Courier New"/>
+                <w:sz w:val="24"/>
+                <w:szCs w:val="24"/>
+              </w:rPr>
+              <w:t xml:space="preserve">            order.Status = OrderStatus.Failed;</w:t>
+            </w:r>
+          </w:p>
+          <w:p>
+            <w:pPr>
+              <w:spacing w:after="0" w:line="240" w:lineRule="auto"/>
+              <w:ind w:firstLine="0"/>
+              <w:jc w:val="left"/>
+            </w:pPr>
+            <w:r>
+              <w:rPr>
+                <w:rFonts w:ascii="Courier New" w:hAnsi="Courier New" w:cs="Courier New"/>
+                <w:sz w:val="24"/>
+                <w:szCs w:val="24"/>
+              </w:rPr>
+              <w:t xml:space="preserve">            _orders.Save(order);</w:t>
+            </w:r>
+          </w:p>
+          <w:p>
+            <w:pPr>
+              <w:spacing w:after="0" w:line="240" w:lineRule="auto"/>
+              <w:ind w:firstLine="0"/>
+              <w:jc w:val="left"/>
+            </w:pPr>
+            <w:r>
+              <w:rPr>
+                <w:rFonts w:ascii="Courier New" w:hAnsi="Courier New" w:cs="Courier New"/>
+                <w:sz w:val="24"/>
+                <w:szCs w:val="24"/>
+              </w:rPr>
+              <w:t xml:space="preserve">            throw new InsufficientStockException($"Недостаточно товаров на складе для заказа {orderId}.");</w:t>
+            </w:r>
+          </w:p>
+          <w:p>
+            <w:pPr>
+              <w:spacing w:after="0" w:line="240" w:lineRule="auto"/>
+              <w:ind w:firstLine="0"/>
+              <w:jc w:val="left"/>
+            </w:pPr>
+            <w:r>
+              <w:rPr>
+                <w:rFonts w:ascii="Courier New" w:hAnsi="Courier New" w:cs="Courier New"/>
+                <w:sz w:val="24"/>
+                <w:szCs w:val="24"/>
+              </w:rPr>
+              <w:t xml:space="preserve">        }</w:t>
+            </w:r>
+          </w:p>
+          <w:p>
+            <w:pPr>
+              <w:spacing w:after="0" w:line="240" w:lineRule="auto"/>
+              <w:ind w:firstLine="0"/>
+              <w:jc w:val="left"/>
+            </w:pPr>
+            <w:r>
+              <w:rPr>
+                <w:rFonts w:ascii="Courier New" w:hAnsi="Courier New" w:cs="Courier New"/>
+                <w:sz w:val="24"/>
+                <w:szCs w:val="24"/>
+              </w:rPr>
+              <w:t xml:space="preserve"> </w:t>
+            </w:r>
+          </w:p>
+          <w:p>
+            <w:pPr>
+              <w:spacing w:after="0" w:line="240" w:lineRule="auto"/>
+              <w:ind w:firstLine="0"/>
+              <w:jc w:val="left"/>
+            </w:pPr>
+            <w:r>
+              <w:rPr>
+                <w:rFonts w:ascii="Courier New" w:hAnsi="Courier New" w:cs="Courier New"/>
+                <w:sz w:val="24"/>
+                <w:szCs w:val="24"/>
+              </w:rPr>
+              <w:t xml:space="preserve">        var payment = _payments.Charge(order.Id, order.TotalAmount);</w:t>
+            </w:r>
+          </w:p>
+          <w:p>
+            <w:pPr>
+              <w:spacing w:after="0" w:line="240" w:lineRule="auto"/>
+              <w:ind w:firstLine="0"/>
+              <w:jc w:val="left"/>
+            </w:pPr>
+            <w:r>
+              <w:rPr>
+                <w:rFonts w:ascii="Courier New" w:hAnsi="Courier New" w:cs="Courier New"/>
+                <w:sz w:val="24"/>
+                <w:szCs w:val="24"/>
+              </w:rPr>
+              <w:t xml:space="preserve"> </w:t>
+            </w:r>
+          </w:p>
+          <w:p>
+            <w:pPr>
+              <w:spacing w:after="0" w:line="240" w:lineRule="auto"/>
+              <w:ind w:firstLine="0"/>
+              <w:jc w:val="left"/>
+            </w:pPr>
+            <w:r>
+              <w:rPr>
+                <w:rFonts w:ascii="Courier New" w:hAnsi="Courier New" w:cs="Courier New"/>
+                <w:sz w:val="24"/>
+                <w:szCs w:val="24"/>
+              </w:rPr>
+              <w:t xml:space="preserve">        if (!payment.Success)</w:t>
+            </w:r>
+          </w:p>
+          <w:p>
+            <w:pPr>
+              <w:spacing w:after="0" w:line="240" w:lineRule="auto"/>
+              <w:ind w:firstLine="0"/>
+              <w:jc w:val="left"/>
+            </w:pPr>
+            <w:r>
+              <w:rPr>
+                <w:rFonts w:ascii="Courier New" w:hAnsi="Courier New" w:cs="Courier New"/>
+                <w:sz w:val="24"/>
+                <w:szCs w:val="24"/>
+              </w:rPr>
+              <w:t xml:space="preserve">        {</w:t>
+            </w:r>
+          </w:p>
+          <w:p>
+            <w:pPr>
+              <w:spacing w:after="0" w:line="240" w:lineRule="auto"/>
+              <w:ind w:firstLine="0"/>
+              <w:jc w:val="left"/>
+            </w:pPr>
+            <w:r>
+              <w:rPr>
+                <w:rFonts w:ascii="Courier New" w:hAnsi="Courier New" w:cs="Courier New"/>
+                <w:sz w:val="24"/>
+                <w:szCs w:val="24"/>
+              </w:rPr>
+              <w:t xml:space="preserve">            _inventory.ReleaseItems(order);</w:t>
+            </w:r>
+          </w:p>
+          <w:p>
+            <w:pPr>
+              <w:spacing w:after="0" w:line="240" w:lineRule="auto"/>
+              <w:ind w:firstLine="0"/>
+              <w:jc w:val="left"/>
+            </w:pPr>
+            <w:r>
+              <w:rPr>
+                <w:rFonts w:ascii="Courier New" w:hAnsi="Courier New" w:cs="Courier New"/>
+                <w:sz w:val="24"/>
+                <w:szCs w:val="24"/>
+              </w:rPr>
+              <w:t xml:space="preserve">            order.Status = OrderStatus.PaymentFailed;</w:t>
+            </w:r>
+          </w:p>
+          <w:p>
+            <w:pPr>
+              <w:spacing w:after="0" w:line="240" w:lineRule="auto"/>
+              <w:ind w:firstLine="0"/>
+              <w:jc w:val="left"/>
+            </w:pPr>
+            <w:r>
+              <w:rPr>
+                <w:rFonts w:ascii="Courier New" w:hAnsi="Courier New" w:cs="Courier New"/>
+                <w:sz w:val="24"/>
+                <w:szCs w:val="24"/>
+              </w:rPr>
+              <w:t xml:space="preserve">            _orders.Save(order);</w:t>
+            </w:r>
+          </w:p>
+          <w:p>
+            <w:pPr>
+              <w:spacing w:after="0" w:line="240" w:lineRule="auto"/>
+              <w:ind w:firstLine="0"/>
+              <w:jc w:val="left"/>
+            </w:pPr>
+            <w:r>
+              <w:rPr>
+                <w:rFonts w:ascii="Courier New" w:hAnsi="Courier New" w:cs="Courier New"/>
+                <w:sz w:val="24"/>
+                <w:szCs w:val="24"/>
+              </w:rPr>
+              <w:t xml:space="preserve">            return order;</w:t>
+            </w:r>
+          </w:p>
+          <w:p>
+            <w:pPr>
+              <w:spacing w:after="0" w:line="240" w:lineRule="auto"/>
+              <w:ind w:firstLine="0"/>
+              <w:jc w:val="left"/>
+            </w:pPr>
+            <w:r>
+              <w:rPr>
+                <w:rFonts w:ascii="Courier New" w:hAnsi="Courier New" w:cs="Courier New"/>
+                <w:sz w:val="24"/>
+                <w:szCs w:val="24"/>
+              </w:rPr>
+              <w:t xml:space="preserve">        }</w:t>
+            </w:r>
+          </w:p>
+          <w:p>
+            <w:pPr>
+              <w:spacing w:after="0" w:line="240" w:lineRule="auto"/>
+              <w:ind w:firstLine="0"/>
+              <w:jc w:val="left"/>
+            </w:pPr>
+            <w:r>
+              <w:rPr>
+                <w:rFonts w:ascii="Courier New" w:hAnsi="Courier New" w:cs="Courier New"/>
+                <w:sz w:val="24"/>
+                <w:szCs w:val="24"/>
+              </w:rPr>
+              <w:t xml:space="preserve"> </w:t>
+            </w:r>
+          </w:p>
+          <w:p>
+            <w:pPr>
+              <w:spacing w:after="0" w:line="240" w:lineRule="auto"/>
+              <w:ind w:firstLine="0"/>
+              <w:jc w:val="left"/>
+            </w:pPr>
+            <w:r>
+              <w:rPr>
+                <w:rFonts w:ascii="Courier New" w:hAnsi="Courier New" w:cs="Courier New"/>
+                <w:sz w:val="24"/>
+                <w:szCs w:val="24"/>
+              </w:rPr>
+              <w:t xml:space="preserve">        order.Status = OrderStatus.Completed;</w:t>
+            </w:r>
+          </w:p>
+          <w:p>
+            <w:pPr>
+              <w:spacing w:after="0" w:line="240" w:lineRule="auto"/>
+              <w:ind w:firstLine="0"/>
+              <w:jc w:val="left"/>
+            </w:pPr>
+            <w:r>
+              <w:rPr>
+                <w:rFonts w:ascii="Courier New" w:hAnsi="Courier New" w:cs="Courier New"/>
+                <w:sz w:val="24"/>
+                <w:szCs w:val="24"/>
+              </w:rPr>
+              <w:t xml:space="preserve">        _orders.Save(order);</w:t>
+            </w:r>
+          </w:p>
+          <w:p>
+            <w:pPr>
+              <w:spacing w:after="0" w:line="240" w:lineRule="auto"/>
+              <w:ind w:firstLine="0"/>
+              <w:jc w:val="left"/>
+            </w:pPr>
+            <w:r>
+              <w:rPr>
+                <w:rFonts w:ascii="Courier New" w:hAnsi="Courier New" w:cs="Courier New"/>
+                <w:sz w:val="24"/>
+                <w:szCs w:val="24"/>
+              </w:rPr>
+              <w:t xml:space="preserve">        _notifications.SendConfirmation(order, _clock.UtcNow);</w:t>
+            </w:r>
+          </w:p>
+          <w:p>
+            <w:pPr>
+              <w:spacing w:after="0" w:line="240" w:lineRule="auto"/>
+              <w:ind w:firstLine="0"/>
+              <w:jc w:val="left"/>
+            </w:pPr>
+            <w:r>
+              <w:rPr>
+                <w:rFonts w:ascii="Courier New" w:hAnsi="Courier New" w:cs="Courier New"/>
+                <w:sz w:val="24"/>
+                <w:szCs w:val="24"/>
+              </w:rPr>
+              <w:t xml:space="preserve"> </w:t>
+            </w:r>
+          </w:p>
+          <w:p>
+            <w:pPr>
+              <w:spacing w:after="0" w:line="240" w:lineRule="auto"/>
+              <w:ind w:firstLine="0"/>
+              <w:jc w:val="left"/>
+            </w:pPr>
+            <w:r>
+              <w:rPr>
+                <w:rFonts w:ascii="Courier New" w:hAnsi="Courier New" w:cs="Courier New"/>
+                <w:sz w:val="24"/>
+                <w:szCs w:val="24"/>
+              </w:rPr>
+              <w:t xml:space="preserve">        return order;</w:t>
             </w:r>
           </w:p>
           <w:p>
